--- a/MODELO_TCC2025 3.0.docx
+++ b/MODELO_TCC2025 3.0.docx
@@ -148,8 +148,36 @@
           <w:sz w:val="28"/>
           <w:szCs w:val="28"/>
         </w:rPr>
-        <w:t>Gabriel Kendy Ornelas Shigaki</w:t>
-      </w:r>
+        <w:t xml:space="preserve">Gabriel </w:t>
+      </w:r>
+      <w:proofErr w:type="spellStart"/>
+      <w:r>
+        <w:rPr>
+          <w:b/>
+          <w:sz w:val="28"/>
+          <w:szCs w:val="28"/>
+        </w:rPr>
+        <w:t>Kendy</w:t>
+      </w:r>
+      <w:proofErr w:type="spellEnd"/>
+      <w:r>
+        <w:rPr>
+          <w:b/>
+          <w:sz w:val="28"/>
+          <w:szCs w:val="28"/>
+        </w:rPr>
+        <w:t xml:space="preserve"> Ornelas </w:t>
+      </w:r>
+      <w:proofErr w:type="spellStart"/>
+      <w:r>
+        <w:rPr>
+          <w:b/>
+          <w:sz w:val="28"/>
+          <w:szCs w:val="28"/>
+        </w:rPr>
+        <w:t>Shigaki</w:t>
+      </w:r>
+      <w:proofErr w:type="spellEnd"/>
     </w:p>
     <w:p>
       <w:pPr>
@@ -168,7 +196,25 @@
           <w:sz w:val="28"/>
           <w:szCs w:val="28"/>
         </w:rPr>
-        <w:t>Guilherme Becklas Martinez de Carvalho</w:t>
+        <w:t xml:space="preserve">Guilherme </w:t>
+      </w:r>
+      <w:proofErr w:type="spellStart"/>
+      <w:r>
+        <w:rPr>
+          <w:b/>
+          <w:sz w:val="28"/>
+          <w:szCs w:val="28"/>
+        </w:rPr>
+        <w:t>Becklas</w:t>
+      </w:r>
+      <w:proofErr w:type="spellEnd"/>
+      <w:r>
+        <w:rPr>
+          <w:b/>
+          <w:sz w:val="28"/>
+          <w:szCs w:val="28"/>
+        </w:rPr>
+        <w:t xml:space="preserve"> Martinez de Carvalho</w:t>
       </w:r>
     </w:p>
     <w:p>
@@ -439,8 +485,36 @@
           <w:sz w:val="28"/>
           <w:szCs w:val="28"/>
         </w:rPr>
-        <w:t>Gabriel Kendy Ornelas Shigaki</w:t>
-      </w:r>
+        <w:t xml:space="preserve">Gabriel </w:t>
+      </w:r>
+      <w:proofErr w:type="spellStart"/>
+      <w:r>
+        <w:rPr>
+          <w:b/>
+          <w:sz w:val="28"/>
+          <w:szCs w:val="28"/>
+        </w:rPr>
+        <w:t>Kendy</w:t>
+      </w:r>
+      <w:proofErr w:type="spellEnd"/>
+      <w:r>
+        <w:rPr>
+          <w:b/>
+          <w:sz w:val="28"/>
+          <w:szCs w:val="28"/>
+        </w:rPr>
+        <w:t xml:space="preserve"> Ornelas </w:t>
+      </w:r>
+      <w:proofErr w:type="spellStart"/>
+      <w:r>
+        <w:rPr>
+          <w:b/>
+          <w:sz w:val="28"/>
+          <w:szCs w:val="28"/>
+        </w:rPr>
+        <w:t>Shigaki</w:t>
+      </w:r>
+      <w:proofErr w:type="spellEnd"/>
     </w:p>
     <w:p>
       <w:pPr>
@@ -459,7 +533,25 @@
           <w:sz w:val="28"/>
           <w:szCs w:val="28"/>
         </w:rPr>
-        <w:t>Guilherme Becklas Martinez de Carvalho</w:t>
+        <w:t xml:space="preserve">Guilherme </w:t>
+      </w:r>
+      <w:proofErr w:type="spellStart"/>
+      <w:r>
+        <w:rPr>
+          <w:b/>
+          <w:sz w:val="28"/>
+          <w:szCs w:val="28"/>
+        </w:rPr>
+        <w:t>Becklas</w:t>
+      </w:r>
+      <w:proofErr w:type="spellEnd"/>
+      <w:r>
+        <w:rPr>
+          <w:b/>
+          <w:sz w:val="28"/>
+          <w:szCs w:val="28"/>
+        </w:rPr>
+        <w:t xml:space="preserve"> Martinez de Carvalho</w:t>
       </w:r>
     </w:p>
     <w:p>
@@ -3164,7 +3256,15 @@
         <w:ind w:firstLine="708"/>
       </w:pPr>
       <w:r>
-        <w:t>Há de se notar um despreparo por parte de algumas pessoas quando se trata de ajudar pessoas com essa doença. Isso se dá pois, até meados da década de 1970, acreditava-se que era quase ou mesmo impossível crianças e adolescentes terem depressão, fato esse que hoje sabe-se que é falso, com a adolescência sendo uma das fases mais afligidas por esse transtorno psicológico. Essa crença só foi mudada em 1975, quando o Insituto Nacional de Saúde Mental dos EUA (NIMH) reconheceu de forma oficial a existência da depressão nessa faixa etária e os primeiros estudos acerca do assunto começaram a surgir (BAHLS, 2003)</w:t>
+        <w:t xml:space="preserve">Há de se notar um despreparo por parte de algumas pessoas quando se trata de ajudar pessoas com essa doença. Isso se dá pois, até meados da década de 1970, acreditava-se que era quase ou mesmo impossível crianças e adolescentes terem depressão, fato esse que hoje sabe-se que é falso, com a adolescência sendo uma das fases mais afligidas por esse transtorno psicológico. Essa crença só foi mudada em 1975, quando o </w:t>
+      </w:r>
+      <w:proofErr w:type="spellStart"/>
+      <w:r>
+        <w:t>Insituto</w:t>
+      </w:r>
+      <w:proofErr w:type="spellEnd"/>
+      <w:r>
+        <w:t xml:space="preserve"> Nacional de Saúde Mental dos EUA (NIMH) reconheceu de forma oficial a existência da depressão nessa faixa etária e os primeiros estudos acerca do assunto começaram a surgir (BAHLS, 2003)</w:t>
       </w:r>
     </w:p>
     <w:p>
@@ -3225,7 +3325,21 @@
           <w:szCs w:val="24"/>
         </w:rPr>
         <w:lastRenderedPageBreak/>
-        <w:t xml:space="preserve">popularização da internet e das mídias de entretenimento, assuntos pessoais ou pouco falados anteriormente, como a depressão, acabaram por se tornar conteúdo para filmes, vídeos, etc (SANTOS, 2023) </w:t>
+        <w:t xml:space="preserve">popularização da internet e das mídias de entretenimento, assuntos pessoais ou pouco falados anteriormente, como a depressão, acabaram por se tornar conteúdo para filmes, vídeos, </w:t>
+      </w:r>
+      <w:proofErr w:type="spellStart"/>
+      <w:r>
+        <w:rPr>
+          <w:szCs w:val="24"/>
+        </w:rPr>
+        <w:t>etc</w:t>
+      </w:r>
+      <w:proofErr w:type="spellEnd"/>
+      <w:r>
+        <w:rPr>
+          <w:szCs w:val="24"/>
+        </w:rPr>
+        <w:t xml:space="preserve"> (SANTOS, 2023) </w:t>
       </w:r>
     </w:p>
     <w:p>
@@ -3333,7 +3447,15 @@
       </w:r>
       <w:r>
         <w:lastRenderedPageBreak/>
-        <w:t xml:space="preserve">implementação de jogos virtuais tem sido debatida por diversos professores e pesquisadores. A mestranda do Programa de Pós-graduação em Ensino de Ciências e Matemática da FURB Priscila Baumgartel realizou uma pesquisa acerca das vantagens do uso de jogos como metodologia de ensino da Matemática e concluiu: </w:t>
+        <w:t xml:space="preserve">implementação de jogos virtuais tem sido debatida por diversos professores e pesquisadores. A mestranda do Programa de Pós-graduação em Ensino de Ciências e Matemática da FURB Priscila </w:t>
+      </w:r>
+      <w:proofErr w:type="spellStart"/>
+      <w:r>
+        <w:t>Baumgartel</w:t>
+      </w:r>
+      <w:proofErr w:type="spellEnd"/>
+      <w:r>
+        <w:t xml:space="preserve"> realizou uma pesquisa acerca das vantagens do uso de jogos como metodologia de ensino da Matemática e concluiu: </w:t>
       </w:r>
     </w:p>
     <w:p>
@@ -3354,7 +3476,23 @@
           <w:sz w:val="20"/>
           <w:szCs w:val="16"/>
         </w:rPr>
-        <w:t>“Os jogos inseridos no contexto escolar propiciam o desenvolvimento de habilidades, bem como auxiliam no processo de aprendizagem de conceitos matemáticos, permitindo um caminho de construção do conhecimento que vai da imaginação à abstração de ideias, mediadas pela resolução de problemas. Dessa forma, vislumbra-se a contribuição dos jogos, enquanto metodologia de ensino, para modificação do cenário atual, em que a Matemática ainda é motivo de aversão por parte dos estudantes.” (BAUMGARTEL, 2016, p. 7)</w:t>
+        <w:t xml:space="preserve">“Os jogos inseridos no contexto escolar propiciam o desenvolvimento de habilidades, bem como auxiliam no processo de aprendizagem de conceitos matemáticos, permitindo um caminho de construção do conhecimento que vai da imaginação à abstração de ideias, mediadas pela resolução de problemas. Dessa forma, vislumbra-se a contribuição dos jogos, enquanto metodologia de ensino, para modificação do cenário atual, em que a Matemática ainda é motivo de aversão por parte dos </w:t>
+      </w:r>
+      <w:proofErr w:type="gramStart"/>
+      <w:r>
+        <w:rPr>
+          <w:sz w:val="20"/>
+          <w:szCs w:val="16"/>
+        </w:rPr>
+        <w:t>estudantes.”</w:t>
+      </w:r>
+      <w:proofErr w:type="gramEnd"/>
+      <w:r>
+        <w:rPr>
+          <w:sz w:val="20"/>
+          <w:szCs w:val="16"/>
+        </w:rPr>
+        <w:t xml:space="preserve"> (BAUMGARTEL, 2016, p. 7)</w:t>
       </w:r>
     </w:p>
     <w:p>
@@ -3371,7 +3509,15 @@
         <w:ind w:firstLine="708"/>
       </w:pPr>
       <w:r>
-        <w:t>Embora o estudo de Baumgartel seja voltado ao ensino matemático, seus resultados demonstram a capacidade dos jogos virtuais enquanto ferramentas de ensino, auxiliando no engajamento, estimulando a resolução de problemas e a construção do conhecimento, características que podem ser aplicadas a outras áreas do conhecimento e à conscientização sobre temas sociais</w:t>
+        <w:t xml:space="preserve">Embora o estudo de </w:t>
+      </w:r>
+      <w:proofErr w:type="spellStart"/>
+      <w:r>
+        <w:t>Baumgartel</w:t>
+      </w:r>
+      <w:proofErr w:type="spellEnd"/>
+      <w:r>
+        <w:t xml:space="preserve"> seja voltado ao ensino matemático, seus resultados demonstram a capacidade dos jogos virtuais enquanto ferramentas de ensino, auxiliando no engajamento, estimulando a resolução de problemas e a construção do conhecimento, características que podem ser aplicadas a outras áreas do conhecimento e à conscientização sobre temas sociais</w:t>
       </w:r>
     </w:p>
     <w:p>
@@ -3386,7 +3532,21 @@
         <w:rPr>
           <w:i/>
         </w:rPr>
-        <w:t>Role-Playing Game</w:t>
+        <w:t>Role-</w:t>
+      </w:r>
+      <w:proofErr w:type="spellStart"/>
+      <w:r>
+        <w:rPr>
+          <w:i/>
+        </w:rPr>
+        <w:t>Playing</w:t>
+      </w:r>
+      <w:proofErr w:type="spellEnd"/>
+      <w:r>
+        <w:rPr>
+          <w:i/>
+        </w:rPr>
+        <w:t xml:space="preserve"> Game</w:t>
       </w:r>
       <w:r>
         <w:t>, destaca-se por sua habilidade de combinar uma narrativa não linear com mecânicas de jogo, de maneira a contribuir para a imersão do jogo. Dessa forma, o desenvolvimento de um jogo de RPG com foco na abordagem de transtornos e questões relacionadas à saúde mental apresenta-se como uma possível alternativa para conscientizar os jogadores e fazê-los refletir sobre o assunto de forma envolvente, contribuindo para o debate sobre saúde mental</w:t>
@@ -3434,97 +3594,129 @@
         <w:spacing w:line="360" w:lineRule="auto"/>
       </w:pPr>
       <w:r>
+        <w:t xml:space="preserve">Basicamente, como que a gente pretende alcançar o objetivo, ferramentas e </w:t>
+      </w:r>
+      <w:proofErr w:type="spellStart"/>
+      <w:r>
+        <w:t>themes</w:t>
+      </w:r>
+      <w:proofErr w:type="spellEnd"/>
+      <w:r>
+        <w:t xml:space="preserve"> </w:t>
+      </w:r>
+      <w:proofErr w:type="spellStart"/>
+      <w:r>
+        <w:t>and</w:t>
+      </w:r>
+      <w:proofErr w:type="spellEnd"/>
+      <w:r>
+        <w:t xml:space="preserve"> such</w:t>
+      </w:r>
+      <w:bookmarkStart w:id="4" w:name="_GoBack"/>
+      <w:bookmarkEnd w:id="4"/>
+    </w:p>
+    <w:p>
+      <w:pPr>
+        <w:spacing w:line="360" w:lineRule="auto"/>
+      </w:pPr>
+      <w:r>
         <w:tab/>
-        <w:t>Para o desenvolvimento deste projeto, serão realizadas pesquisas bibliográficas, com o objetivo de</w:t>
-      </w:r>
-    </w:p>
-    <w:p>
-      <w:pPr>
-        <w:spacing w:line="360" w:lineRule="auto"/>
-      </w:pPr>
-      <w:r>
-        <w:tab/>
-        <w:t xml:space="preserve">Pesquisa </w:t>
-      </w:r>
-    </w:p>
-    <w:p>
-      <w:pPr>
-        <w:pStyle w:val="PargrafodaLista"/>
-        <w:numPr>
-          <w:ilvl w:val="0"/>
-          <w:numId w:val="11"/>
-        </w:numPr>
-        <w:spacing w:line="360" w:lineRule="auto"/>
-      </w:pPr>
-      <w:r>
-        <w:t>exploratória (?)</w:t>
-      </w:r>
-    </w:p>
-    <w:p>
-      <w:pPr>
-        <w:pStyle w:val="PargrafodaLista"/>
-        <w:numPr>
-          <w:ilvl w:val="0"/>
-          <w:numId w:val="11"/>
-        </w:numPr>
-        <w:spacing w:line="360" w:lineRule="auto"/>
-      </w:pPr>
-      <w:r>
-        <w:t xml:space="preserve"> quali-quantitativa </w:t>
-      </w:r>
-    </w:p>
-    <w:p>
-      <w:pPr>
-        <w:pStyle w:val="PargrafodaLista"/>
-        <w:numPr>
-          <w:ilvl w:val="0"/>
-          <w:numId w:val="11"/>
-        </w:numPr>
-        <w:spacing w:line="360" w:lineRule="auto"/>
-      </w:pPr>
-      <w:r>
-        <w:t>aplicada</w:t>
-      </w:r>
-    </w:p>
-    <w:p>
-      <w:pPr>
-        <w:pStyle w:val="PargrafodaLista"/>
-        <w:numPr>
-          <w:ilvl w:val="0"/>
-          <w:numId w:val="11"/>
-        </w:numPr>
-        <w:spacing w:line="360" w:lineRule="auto"/>
+      </w:r>
+      <w:r>
+        <w:t xml:space="preserve">Em primeiro turno ocorreu </w:t>
+      </w:r>
+      <w:proofErr w:type="gramStart"/>
+      <w:r>
+        <w:t>o pesquisa</w:t>
+      </w:r>
+      <w:proofErr w:type="gramEnd"/>
+      <w:r>
+        <w:t xml:space="preserve"> sobre de jogos com propostas relacionadas</w:t>
+      </w:r>
+    </w:p>
+    <w:p>
+      <w:pPr>
+        <w:spacing w:line="360" w:lineRule="auto"/>
+        <w:ind w:left="708"/>
+      </w:pPr>
+      <w:r>
+        <w:t>Depois levantamento de dados acerca de índices de depressão</w:t>
+      </w:r>
+    </w:p>
+    <w:p>
+      <w:pPr>
+        <w:spacing w:line="360" w:lineRule="auto"/>
+        <w:ind w:left="708"/>
+      </w:pPr>
+      <w:r>
+        <w:t xml:space="preserve">Após isso criação de </w:t>
+      </w:r>
+      <w:proofErr w:type="spellStart"/>
+      <w:r>
+        <w:t>concepts</w:t>
+      </w:r>
+      <w:proofErr w:type="spellEnd"/>
+      <w:r>
+        <w:t xml:space="preserve"> no </w:t>
+      </w:r>
+      <w:proofErr w:type="spellStart"/>
+      <w:r>
+        <w:t>figma</w:t>
+      </w:r>
+      <w:proofErr w:type="spellEnd"/>
+    </w:p>
+    <w:p>
+      <w:pPr>
+        <w:spacing w:line="360" w:lineRule="auto"/>
+        <w:ind w:left="708"/>
+      </w:pPr>
+      <w:r>
+        <w:t>Logo após isso programação</w:t>
+      </w:r>
+    </w:p>
+    <w:p>
+      <w:pPr>
+        <w:spacing w:line="360" w:lineRule="auto"/>
+        <w:ind w:firstLine="708"/>
       </w:pPr>
       <w:r>
         <w:lastRenderedPageBreak/>
-        <w:t xml:space="preserve">bibliográfica </w:t>
-      </w:r>
-    </w:p>
-    <w:p>
-      <w:pPr>
-        <w:pStyle w:val="PargrafodaLista"/>
-        <w:numPr>
-          <w:ilvl w:val="0"/>
-          <w:numId w:val="11"/>
-        </w:numPr>
-        <w:spacing w:line="360" w:lineRule="auto"/>
-      </w:pPr>
-      <w:r>
-        <w:t>de campo</w:t>
-      </w:r>
-    </w:p>
-    <w:p>
-      <w:pPr>
-        <w:pStyle w:val="PargrafodaLista"/>
-        <w:numPr>
-          <w:ilvl w:val="0"/>
-          <w:numId w:val="11"/>
-        </w:numPr>
-        <w:spacing w:line="360" w:lineRule="auto"/>
-      </w:pPr>
-      <w:r>
-        <w:t>levantamento</w:t>
-      </w:r>
+        <w:t xml:space="preserve">Em paralelo, criação de </w:t>
+      </w:r>
+      <w:proofErr w:type="spellStart"/>
+      <w:r>
+        <w:t>sprites</w:t>
+      </w:r>
+      <w:proofErr w:type="spellEnd"/>
+      <w:r>
+        <w:t xml:space="preserve"> no </w:t>
+      </w:r>
+      <w:proofErr w:type="spellStart"/>
+      <w:r>
+        <w:t>gamemaker</w:t>
+      </w:r>
+      <w:proofErr w:type="spellEnd"/>
+      <w:r>
+        <w:t xml:space="preserve"> e criação de músicas no </w:t>
+      </w:r>
+      <w:proofErr w:type="spellStart"/>
+      <w:r>
+        <w:t>fl</w:t>
+      </w:r>
+      <w:proofErr w:type="spellEnd"/>
+      <w:r>
+        <w:t xml:space="preserve"> </w:t>
+      </w:r>
+      <w:proofErr w:type="spellStart"/>
+      <w:r>
+        <w:t>studios</w:t>
+      </w:r>
+      <w:proofErr w:type="spellEnd"/>
+    </w:p>
+    <w:p>
+      <w:pPr>
+        <w:spacing w:line="360" w:lineRule="auto"/>
+      </w:pPr>
     </w:p>
     <w:p>
       <w:pPr>
@@ -3554,7 +3746,7 @@
           <w:szCs w:val="24"/>
         </w:rPr>
       </w:pPr>
-      <w:bookmarkStart w:id="4" w:name="_Toc239322487"/>
+      <w:bookmarkStart w:id="5" w:name="_Toc239322487"/>
       <w:r>
         <w:rPr>
           <w:b/>
@@ -3564,7 +3756,7 @@
         </w:rPr>
         <w:t>Objetivos</w:t>
       </w:r>
-      <w:bookmarkEnd w:id="4"/>
+      <w:bookmarkEnd w:id="5"/>
     </w:p>
     <w:p>
       <w:pPr>
@@ -3586,7 +3778,7 @@
           <w:szCs w:val="24"/>
         </w:rPr>
       </w:pPr>
-      <w:bookmarkStart w:id="5" w:name="_Toc239322488"/>
+      <w:bookmarkStart w:id="6" w:name="_Toc239322488"/>
       <w:r>
         <w:rPr>
           <w:b/>
@@ -3596,7 +3788,7 @@
         </w:rPr>
         <w:t>Geral</w:t>
       </w:r>
-      <w:bookmarkEnd w:id="5"/>
+      <w:bookmarkEnd w:id="6"/>
     </w:p>
     <w:p>
       <w:pPr>
@@ -3609,7 +3801,7 @@
       </w:pPr>
       <w:r>
         <w:tab/>
-        <w:t>Conscientizar, informar, entreter, passar de ano, perguntar pro povo dps</w:t>
+        <w:t>Conscientizar, informar, entreter, passar de ano</w:t>
       </w:r>
     </w:p>
     <w:p>
@@ -3632,7 +3824,7 @@
           <w:szCs w:val="24"/>
         </w:rPr>
       </w:pPr>
-      <w:bookmarkStart w:id="6" w:name="_Toc239322489"/>
+      <w:bookmarkStart w:id="7" w:name="_Toc239322489"/>
       <w:r>
         <w:rPr>
           <w:b/>
@@ -3642,7 +3834,7 @@
         </w:rPr>
         <w:t>Específicos</w:t>
       </w:r>
-      <w:bookmarkEnd w:id="6"/>
+      <w:bookmarkEnd w:id="7"/>
     </w:p>
     <w:p>
       <w:pPr>
@@ -3655,7 +3847,27 @@
       </w:pPr>
       <w:r>
         <w:tab/>
-        <w:t>Perguntar pro povo dps</w:t>
+      </w:r>
+      <w:r>
+        <w:t>Organizar jogos relacionados a literatura da pesquisa</w:t>
+      </w:r>
+    </w:p>
+    <w:p>
+      <w:pPr>
+        <w:spacing w:line="360" w:lineRule="auto"/>
+        <w:ind w:firstLine="708"/>
+      </w:pPr>
+      <w:r>
+        <w:t>Levantamento estatístico de índices de depressão</w:t>
+      </w:r>
+    </w:p>
+    <w:p>
+      <w:pPr>
+        <w:spacing w:line="360" w:lineRule="auto"/>
+        <w:ind w:firstLine="708"/>
+      </w:pPr>
+      <w:r>
+        <w:t>Finalização da demo</w:t>
       </w:r>
     </w:p>
     <w:p>
@@ -3679,7 +3891,7 @@
           <w:szCs w:val="24"/>
         </w:rPr>
       </w:pPr>
-      <w:bookmarkStart w:id="7" w:name="_Toc239322490"/>
+      <w:bookmarkStart w:id="8" w:name="_Toc239322490"/>
       <w:r>
         <w:rPr>
           <w:b/>
@@ -3689,7 +3901,7 @@
         </w:rPr>
         <w:t>Hipóteses</w:t>
       </w:r>
-      <w:bookmarkEnd w:id="7"/>
+      <w:bookmarkEnd w:id="8"/>
     </w:p>
     <w:p>
       <w:pPr>
@@ -3830,7 +4042,7 @@
           <w:szCs w:val="24"/>
         </w:rPr>
       </w:pPr>
-      <w:bookmarkStart w:id="8" w:name="_Toc239322491"/>
+      <w:bookmarkStart w:id="9" w:name="_Toc239322491"/>
       <w:r>
         <w:rPr>
           <w:b/>
@@ -3838,10 +4050,9 @@
           <w:sz w:val="24"/>
           <w:szCs w:val="24"/>
         </w:rPr>
-        <w:lastRenderedPageBreak/>
         <w:t>DESENVOLVIMENTO</w:t>
       </w:r>
-      <w:bookmarkEnd w:id="8"/>
+      <w:bookmarkEnd w:id="9"/>
     </w:p>
     <w:p>
       <w:pPr>
@@ -3865,24 +4076,32 @@
           <w:sz w:val="24"/>
         </w:rPr>
       </w:pPr>
-      <w:bookmarkStart w:id="9" w:name="_Toc239322492"/>
-      <w:bookmarkStart w:id="10" w:name="_GoBack"/>
-      <w:bookmarkEnd w:id="10"/>
+      <w:bookmarkStart w:id="10" w:name="_Toc239322492"/>
       <w:r>
         <w:rPr>
           <w:b/>
           <w:color w:val="auto"/>
           <w:sz w:val="24"/>
         </w:rPr>
-        <w:t>Framework/Engine</w:t>
-      </w:r>
-      <w:bookmarkEnd w:id="9"/>
-    </w:p>
-    <w:p>
-      <w:pPr>
-        <w:spacing w:line="360" w:lineRule="auto"/>
+        <w:t>Framework/</w:t>
+      </w:r>
+      <w:proofErr w:type="spellStart"/>
+      <w:r>
         <w:rPr>
           <w:b/>
+          <w:color w:val="auto"/>
+          <w:sz w:val="24"/>
+        </w:rPr>
+        <w:t>Engine</w:t>
+      </w:r>
+      <w:bookmarkEnd w:id="10"/>
+      <w:proofErr w:type="spellEnd"/>
+    </w:p>
+    <w:p>
+      <w:pPr>
+        <w:spacing w:line="360" w:lineRule="auto"/>
+        <w:rPr>
+          <w:b/>
         </w:rPr>
       </w:pPr>
     </w:p>
@@ -3892,8 +4111,17 @@
         <w:ind w:firstLine="708"/>
       </w:pPr>
       <w:r>
-        <w:t xml:space="preserve">A plataforma escolhida para o desenvolvimento desse projeto foi o Gamemaker, por conta da extensa documentação, comunidade ativa e da familiaridade dos desenvolvedores com a linguagem C utilizada na </w:t>
-      </w:r>
+        <w:t xml:space="preserve">A plataforma escolhida para o desenvolvimento desse projeto foi o </w:t>
+      </w:r>
+      <w:proofErr w:type="spellStart"/>
+      <w:r>
+        <w:t>Gamemaker</w:t>
+      </w:r>
+      <w:proofErr w:type="spellEnd"/>
+      <w:r>
+        <w:t xml:space="preserve">, por conta da extensa documentação, comunidade ativa e da familiaridade dos desenvolvedores com a linguagem C utilizada na </w:t>
+      </w:r>
+      <w:proofErr w:type="spellStart"/>
       <w:r>
         <w:rPr>
           <w:i/>
@@ -3906,12 +4134,50 @@
         </w:rPr>
         <w:t>e</w:t>
       </w:r>
+      <w:proofErr w:type="spellEnd"/>
       <w:r>
         <w:t xml:space="preserve">. Além disso, </w:t>
       </w:r>
       <w:r>
-        <w:t>o motor de jogo é bastante reconhecido no meio de criação de videojogos 2D indie, tendo sido utilizado para diversos jogos, como Hotline Miami, Katana Zero, Pizza Tower, e as inspirações para esse projeto, Undertale e Deltarune</w:t>
-      </w:r>
+        <w:t xml:space="preserve">o motor de jogo é bastante reconhecido no meio de criação de videojogos 2D </w:t>
+      </w:r>
+      <w:proofErr w:type="spellStart"/>
+      <w:r>
+        <w:t>indie</w:t>
+      </w:r>
+      <w:proofErr w:type="spellEnd"/>
+      <w:r>
+        <w:t xml:space="preserve">, tendo sido utilizado para diversos jogos, como </w:t>
+      </w:r>
+      <w:proofErr w:type="spellStart"/>
+      <w:r>
+        <w:t>Hotline</w:t>
+      </w:r>
+      <w:proofErr w:type="spellEnd"/>
+      <w:r>
+        <w:t xml:space="preserve"> Miami, </w:t>
+      </w:r>
+      <w:proofErr w:type="spellStart"/>
+      <w:r>
+        <w:t>Katana</w:t>
+      </w:r>
+      <w:proofErr w:type="spellEnd"/>
+      <w:r>
+        <w:t xml:space="preserve"> Zero, Pizza Tower, e as inspirações para esse projeto, </w:t>
+      </w:r>
+      <w:proofErr w:type="spellStart"/>
+      <w:r>
+        <w:t>Undertale</w:t>
+      </w:r>
+      <w:proofErr w:type="spellEnd"/>
+      <w:r>
+        <w:t xml:space="preserve"> e </w:t>
+      </w:r>
+      <w:proofErr w:type="spellStart"/>
+      <w:r>
+        <w:t>Deltarune</w:t>
+      </w:r>
+      <w:proofErr w:type="spellEnd"/>
     </w:p>
     <w:p>
       <w:pPr>
@@ -4101,6 +4367,7 @@
           <w:sz w:val="24"/>
           <w:szCs w:val="24"/>
         </w:rPr>
+        <w:lastRenderedPageBreak/>
         <w:t>Universo do Jogo</w:t>
       </w:r>
       <w:bookmarkEnd w:id="13"/>
@@ -4138,7 +4405,6 @@
           <w:rFonts w:eastAsia="Arial" w:cs="Arial"/>
           <w:szCs w:val="24"/>
         </w:rPr>
-        <w:lastRenderedPageBreak/>
         <w:t xml:space="preserve">- Descrição e ilustração dos cenários do jogo; </w:t>
       </w:r>
     </w:p>
@@ -4160,7 +4426,23 @@
           <w:rFonts w:cs="Arial"/>
           <w:szCs w:val="24"/>
         </w:rPr>
-        <w:t>Os cenários do jogo são uma metáfora para o consciente e subsconsciente de Matthew, de forma que o jogo se inicia em um ambiente mais calmo, caloroso e aconchegante, e, conforme o player avança no jogo, passa a se tornar menos amigável, mais distorcido e hostil</w:t>
+        <w:t xml:space="preserve">Os cenários do jogo são uma metáfora para o consciente e </w:t>
+      </w:r>
+      <w:proofErr w:type="spellStart"/>
+      <w:r>
+        <w:rPr>
+          <w:rFonts w:cs="Arial"/>
+          <w:szCs w:val="24"/>
+        </w:rPr>
+        <w:t>subsconsciente</w:t>
+      </w:r>
+      <w:proofErr w:type="spellEnd"/>
+      <w:r>
+        <w:rPr>
+          <w:rFonts w:cs="Arial"/>
+          <w:szCs w:val="24"/>
+        </w:rPr>
+        <w:t xml:space="preserve"> de Matthew, de forma que o jogo se inicia em um ambiente mais calmo, caloroso e aconchegante, e, conforme o player avança no jogo, passa a se tornar menos amigável, mais distorcido e hostil</w:t>
       </w:r>
     </w:p>
     <w:p>
@@ -4181,7 +4463,23 @@
           <w:rFonts w:eastAsia="Arial" w:cs="Arial"/>
           <w:szCs w:val="24"/>
         </w:rPr>
-        <w:t>A floresta, área inicial ao qual o jogador se encontra logo ao início da aventura, detém uma maior quantidade de vida, assim como NPCs amigáveis</w:t>
+        <w:t xml:space="preserve">A floresta, área inicial ao qual o jogador se encontra logo ao início da aventura, detém uma maior quantidade de vida, assim como </w:t>
+      </w:r>
+      <w:proofErr w:type="spellStart"/>
+      <w:r>
+        <w:rPr>
+          <w:rFonts w:eastAsia="Arial" w:cs="Arial"/>
+          <w:szCs w:val="24"/>
+        </w:rPr>
+        <w:t>NPCs</w:t>
+      </w:r>
+      <w:proofErr w:type="spellEnd"/>
+      <w:r>
+        <w:rPr>
+          <w:rFonts w:eastAsia="Arial" w:cs="Arial"/>
+          <w:szCs w:val="24"/>
+        </w:rPr>
+        <w:t xml:space="preserve"> amigáveis</w:t>
       </w:r>
       <w:r>
         <w:rPr>
@@ -4202,7 +4500,23 @@
           <w:rFonts w:cs="Arial"/>
           <w:szCs w:val="24"/>
         </w:rPr>
-        <w:t xml:space="preserve"> pessoas as quais Matthew conheceu anteriormente, sonhos e memórias mais calmas, principalmente de sua infância</w:t>
+        <w:t xml:space="preserve"> pessoas </w:t>
+      </w:r>
+      <w:proofErr w:type="gramStart"/>
+      <w:r>
+        <w:rPr>
+          <w:rFonts w:cs="Arial"/>
+          <w:szCs w:val="24"/>
+        </w:rPr>
+        <w:t>as quais Matthew conheceu</w:t>
+      </w:r>
+      <w:proofErr w:type="gramEnd"/>
+      <w:r>
+        <w:rPr>
+          <w:rFonts w:cs="Arial"/>
+          <w:szCs w:val="24"/>
+        </w:rPr>
+        <w:t xml:space="preserve"> anteriormente, sonhos e memórias mais calmas, principalmente de sua infância</w:t>
       </w:r>
     </w:p>
     <w:p>
@@ -4758,7 +5072,27 @@
           <w:bCs/>
           <w:szCs w:val="24"/>
         </w:rPr>
-        <w:t>Ações que pode performar:</w:t>
+        <w:t xml:space="preserve">Ações que pode </w:t>
+      </w:r>
+      <w:proofErr w:type="spellStart"/>
+      <w:r>
+        <w:rPr>
+          <w:rFonts w:eastAsia="Arial" w:cs="Arial"/>
+          <w:b/>
+          <w:bCs/>
+          <w:szCs w:val="24"/>
+        </w:rPr>
+        <w:t>performar</w:t>
+      </w:r>
+      <w:proofErr w:type="spellEnd"/>
+      <w:r>
+        <w:rPr>
+          <w:rFonts w:eastAsia="Arial" w:cs="Arial"/>
+          <w:b/>
+          <w:bCs/>
+          <w:szCs w:val="24"/>
+        </w:rPr>
+        <w:t>:</w:t>
       </w:r>
       <w:r>
         <w:rPr>
@@ -4997,7 +5331,23 @@
           <w:rFonts w:eastAsia="Arial" w:cs="Arial"/>
           <w:szCs w:val="24"/>
         </w:rPr>
-        <w:t xml:space="preserve"> Brincalhão, tem problemas pra levar as coisas a sério, dorminhoco e ambicioso. Tem dificuldades para falar com outras pessoas e de expressar o que pensa e sente. Emotivo, costuma agir muito mais com base em suas emoções do que em lógica. Se preocupa com todos ao se redor, mesmo que seja um desconhecido, e sempre procura ajudar a pessoa</w:t>
+        <w:t xml:space="preserve"> Brincalhão, tem problemas </w:t>
+      </w:r>
+      <w:proofErr w:type="gramStart"/>
+      <w:r>
+        <w:rPr>
+          <w:rFonts w:eastAsia="Arial" w:cs="Arial"/>
+          <w:szCs w:val="24"/>
+        </w:rPr>
+        <w:t>pra</w:t>
+      </w:r>
+      <w:proofErr w:type="gramEnd"/>
+      <w:r>
+        <w:rPr>
+          <w:rFonts w:eastAsia="Arial" w:cs="Arial"/>
+          <w:szCs w:val="24"/>
+        </w:rPr>
+        <w:t xml:space="preserve"> levar as coisas a sério, dorminhoco e ambicioso. Tem dificuldades para falar com outras pessoas e de expressar o que pensa e sente. Emotivo, costuma agir muito mais com base em suas emoções do que em lógica. Se preocupa com todos ao se redor, mesmo que seja um desconhecido, e sempre procura ajudar a pessoa</w:t>
       </w:r>
     </w:p>
     <w:p>
@@ -5050,7 +5400,27 @@
           <w:bCs/>
           <w:szCs w:val="24"/>
         </w:rPr>
-        <w:t>Ações que pode performar:</w:t>
+        <w:t xml:space="preserve">Ações que pode </w:t>
+      </w:r>
+      <w:proofErr w:type="spellStart"/>
+      <w:r>
+        <w:rPr>
+          <w:rFonts w:eastAsia="Arial" w:cs="Arial"/>
+          <w:b/>
+          <w:bCs/>
+          <w:szCs w:val="24"/>
+        </w:rPr>
+        <w:t>performar</w:t>
+      </w:r>
+      <w:proofErr w:type="spellEnd"/>
+      <w:r>
+        <w:rPr>
+          <w:rFonts w:eastAsia="Arial" w:cs="Arial"/>
+          <w:b/>
+          <w:bCs/>
+          <w:szCs w:val="24"/>
+        </w:rPr>
+        <w:t>:</w:t>
       </w:r>
       <w:r>
         <w:rPr>
@@ -5232,7 +5602,23 @@
           <w:rFonts w:eastAsia="Arial" w:cs="Arial"/>
           <w:szCs w:val="24"/>
         </w:rPr>
-        <w:t>- Ações que os personagens pode executar (andar, correr, pular, pulo duplo, escalar, voar, nadar...);</w:t>
+        <w:t xml:space="preserve">- Ações que </w:t>
+      </w:r>
+      <w:proofErr w:type="gramStart"/>
+      <w:r>
+        <w:rPr>
+          <w:rFonts w:eastAsia="Arial" w:cs="Arial"/>
+          <w:szCs w:val="24"/>
+        </w:rPr>
+        <w:t>os personagens pode</w:t>
+      </w:r>
+      <w:proofErr w:type="gramEnd"/>
+      <w:r>
+        <w:rPr>
+          <w:rFonts w:eastAsia="Arial" w:cs="Arial"/>
+          <w:szCs w:val="24"/>
+        </w:rPr>
+        <w:t xml:space="preserve"> executar (andar, correr, pular, pulo duplo, escalar, voar, nadar...);</w:t>
       </w:r>
     </w:p>
     <w:p>
@@ -5304,6 +5690,7 @@
       </w:pPr>
       <w:bookmarkStart w:id="17" w:name="_Toc381728152"/>
       <w:bookmarkStart w:id="18" w:name="_Toc239322496"/>
+      <w:proofErr w:type="spellStart"/>
       <w:r>
         <w:rPr>
           <w:b/>
@@ -5315,6 +5702,7 @@
       </w:r>
       <w:bookmarkEnd w:id="17"/>
       <w:bookmarkEnd w:id="18"/>
+      <w:proofErr w:type="spellEnd"/>
     </w:p>
     <w:p>
       <w:pPr>
@@ -5392,7 +5780,23 @@
           <w:rFonts w:eastAsia="Arial" w:cs="Arial"/>
           <w:szCs w:val="24"/>
         </w:rPr>
-        <w:t xml:space="preserve">A interação se dá por meio do encontro do jogador com personagens espalhados pelo mapa, que podem ser interagidos com o botão de interação (Z). Tais personagens podem apresentar pequenos diálogos, missões secundárias, minigames ou batalhas de treino. </w:t>
+        <w:t xml:space="preserve">A interação se dá por meio do encontro do jogador com personagens espalhados pelo mapa, que podem ser interagidos com o botão de interação (Z). Tais personagens podem apresentar pequenos diálogos, missões secundárias, </w:t>
+      </w:r>
+      <w:proofErr w:type="spellStart"/>
+      <w:r>
+        <w:rPr>
+          <w:rFonts w:eastAsia="Arial" w:cs="Arial"/>
+          <w:szCs w:val="24"/>
+        </w:rPr>
+        <w:t>minigames</w:t>
+      </w:r>
+      <w:proofErr w:type="spellEnd"/>
+      <w:r>
+        <w:rPr>
+          <w:rFonts w:eastAsia="Arial" w:cs="Arial"/>
+          <w:szCs w:val="24"/>
+        </w:rPr>
+        <w:t xml:space="preserve"> ou batalhas de treino. </w:t>
       </w:r>
     </w:p>
     <w:p>
@@ -5436,7 +5840,55 @@
           <w:rFonts w:cs="Arial"/>
           <w:szCs w:val="24"/>
         </w:rPr>
-        <w:t>Em determinados momentos do jogo, o jogador será barrado por um puzzle em que ele deverá resolver para poder avançar em seu caminho. Esses quebras cabeças podem incluir, mas não se limitando a, quick-time events, arrastar objetos à determinada localização, procurar por um item específico, etc. Ademais, alguns puzzles permitirão ao jogador assumir controle de Gray para sua resolução</w:t>
+        <w:t xml:space="preserve">Em determinados momentos do jogo, o jogador será barrado por um puzzle em que ele deverá resolver para poder avançar em seu caminho. </w:t>
+      </w:r>
+      <w:proofErr w:type="gramStart"/>
+      <w:r>
+        <w:rPr>
+          <w:rFonts w:cs="Arial"/>
+          <w:szCs w:val="24"/>
+        </w:rPr>
+        <w:t>Esses quebras</w:t>
+      </w:r>
+      <w:proofErr w:type="gramEnd"/>
+      <w:r>
+        <w:rPr>
+          <w:rFonts w:cs="Arial"/>
+          <w:szCs w:val="24"/>
+        </w:rPr>
+        <w:t xml:space="preserve"> cabeças podem incluir, mas não se limitando a, </w:t>
+      </w:r>
+      <w:proofErr w:type="spellStart"/>
+      <w:r>
+        <w:rPr>
+          <w:rFonts w:cs="Arial"/>
+          <w:szCs w:val="24"/>
+        </w:rPr>
+        <w:t>quick</w:t>
+      </w:r>
+      <w:proofErr w:type="spellEnd"/>
+      <w:r>
+        <w:rPr>
+          <w:rFonts w:cs="Arial"/>
+          <w:szCs w:val="24"/>
+        </w:rPr>
+        <w:t xml:space="preserve">-time </w:t>
+      </w:r>
+      <w:proofErr w:type="spellStart"/>
+      <w:r>
+        <w:rPr>
+          <w:rFonts w:cs="Arial"/>
+          <w:szCs w:val="24"/>
+        </w:rPr>
+        <w:t>events</w:t>
+      </w:r>
+      <w:proofErr w:type="spellEnd"/>
+      <w:r>
+        <w:rPr>
+          <w:rFonts w:cs="Arial"/>
+          <w:szCs w:val="24"/>
+        </w:rPr>
+        <w:t>, arrastar objetos à determinada localização, procurar por um item específico, etc. Ademais, alguns puzzles permitirão ao jogador assumir controle de Gray para sua resolução</w:t>
       </w:r>
     </w:p>
     <w:p>
@@ -5488,7 +5940,23 @@
           <w:rFonts w:eastAsia="Arial" w:cs="Arial"/>
           <w:szCs w:val="24"/>
         </w:rPr>
-        <w:t>As ações específicas são ações especiais para cada personagem. Matthew, por conta de seu físico e sua personalidade, consegue apenas realizar ações físicas no começo do jogo, podendo, a depender das escolhas do jogador, aprender a agir de forma mais persuasiva, sentimental; Ademais, por conta de sua personalidade, por ser mais responsável e saber seus limites, ele também é apresentado com a escolha de fugir do combate, encerrando-o</w:t>
+        <w:t xml:space="preserve">As ações específicas são ações especiais para cada personagem. Matthew, por conta de seu físico e sua personalidade, consegue apenas realizar ações físicas no começo do jogo, podendo, a depender das escolhas do jogador, aprender a agir de forma mais persuasiva, sentimental; </w:t>
+      </w:r>
+      <w:proofErr w:type="gramStart"/>
+      <w:r>
+        <w:rPr>
+          <w:rFonts w:eastAsia="Arial" w:cs="Arial"/>
+          <w:szCs w:val="24"/>
+        </w:rPr>
+        <w:t>Ademais</w:t>
+      </w:r>
+      <w:proofErr w:type="gramEnd"/>
+      <w:r>
+        <w:rPr>
+          <w:rFonts w:eastAsia="Arial" w:cs="Arial"/>
+          <w:szCs w:val="24"/>
+        </w:rPr>
+        <w:t>, por conta de sua personalidade, por ser mais responsável e saber seus limites, ele também é apresentado com a escolha de fugir do combate, encerrando-o</w:t>
       </w:r>
     </w:p>
     <w:p>
@@ -5532,7 +6000,39 @@
           <w:rFonts w:eastAsia="Arial" w:cs="Arial"/>
           <w:szCs w:val="24"/>
         </w:rPr>
-        <w:t>Caso o jogador tenha escolhido para que algum dos dois personagens ataque, aparecerá um quick-time event, em que ele deverá apertar o botão de interagir/confirmar quando a barra estiver mais próxima do centro. Quanto mais ao centro o jogador atacar, mais dano o ataque causará</w:t>
+        <w:t xml:space="preserve">Caso o jogador tenha escolhido para que algum dos dois personagens ataque, aparecerá um </w:t>
+      </w:r>
+      <w:proofErr w:type="spellStart"/>
+      <w:r>
+        <w:rPr>
+          <w:rFonts w:eastAsia="Arial" w:cs="Arial"/>
+          <w:szCs w:val="24"/>
+        </w:rPr>
+        <w:t>quick</w:t>
+      </w:r>
+      <w:proofErr w:type="spellEnd"/>
+      <w:r>
+        <w:rPr>
+          <w:rFonts w:eastAsia="Arial" w:cs="Arial"/>
+          <w:szCs w:val="24"/>
+        </w:rPr>
+        <w:t xml:space="preserve">-time </w:t>
+      </w:r>
+      <w:proofErr w:type="spellStart"/>
+      <w:r>
+        <w:rPr>
+          <w:rFonts w:eastAsia="Arial" w:cs="Arial"/>
+          <w:szCs w:val="24"/>
+        </w:rPr>
+        <w:t>event</w:t>
+      </w:r>
+      <w:proofErr w:type="spellEnd"/>
+      <w:r>
+        <w:rPr>
+          <w:rFonts w:eastAsia="Arial" w:cs="Arial"/>
+          <w:szCs w:val="24"/>
+        </w:rPr>
+        <w:t>, em que ele deverá apertar o botão de interagir/confirmar quando a barra estiver mais próxima do centro. Quanto mais ao centro o jogador atacar, mais dano o ataque causará</w:t>
       </w:r>
     </w:p>
     <w:p>
@@ -5554,15 +6054,136 @@
           <w:rFonts w:eastAsia="Arial" w:cs="Arial"/>
           <w:szCs w:val="24"/>
         </w:rPr>
-        <w:t xml:space="preserve">Após o turno do jogador, será o turno dos oponentes, que será inciado um minigame, tendo como foco principal o estilo bullet hell, onde ele terá que desviar dos ataques que será lançados em sua direção, porém podendo variar entre outras formas de minigame. Cada inimigo terá </w:t>
+        <w:t xml:space="preserve">Após o turno do jogador, será o turno dos oponentes, que será </w:t>
+      </w:r>
+      <w:proofErr w:type="spellStart"/>
+      <w:r>
+        <w:rPr>
+          <w:rFonts w:eastAsia="Arial" w:cs="Arial"/>
+          <w:szCs w:val="24"/>
+        </w:rPr>
+        <w:t>inciado</w:t>
+      </w:r>
+      <w:proofErr w:type="spellEnd"/>
+      <w:r>
+        <w:rPr>
+          <w:rFonts w:eastAsia="Arial" w:cs="Arial"/>
+          <w:szCs w:val="24"/>
+        </w:rPr>
+        <w:t xml:space="preserve"> um </w:t>
+      </w:r>
+      <w:proofErr w:type="spellStart"/>
+      <w:r>
+        <w:rPr>
+          <w:rFonts w:eastAsia="Arial" w:cs="Arial"/>
+          <w:szCs w:val="24"/>
+        </w:rPr>
+        <w:t>minigame</w:t>
+      </w:r>
+      <w:proofErr w:type="spellEnd"/>
+      <w:r>
+        <w:rPr>
+          <w:rFonts w:eastAsia="Arial" w:cs="Arial"/>
+          <w:szCs w:val="24"/>
+        </w:rPr>
+        <w:t xml:space="preserve">, tendo como foco principal o estilo </w:t>
+      </w:r>
+      <w:proofErr w:type="spellStart"/>
+      <w:r>
+        <w:rPr>
+          <w:rFonts w:eastAsia="Arial" w:cs="Arial"/>
+          <w:szCs w:val="24"/>
+        </w:rPr>
+        <w:t>bullet</w:t>
+      </w:r>
+      <w:proofErr w:type="spellEnd"/>
+      <w:r>
+        <w:rPr>
+          <w:rFonts w:eastAsia="Arial" w:cs="Arial"/>
+          <w:szCs w:val="24"/>
+        </w:rPr>
+        <w:t xml:space="preserve"> </w:t>
+      </w:r>
+      <w:proofErr w:type="spellStart"/>
+      <w:r>
+        <w:rPr>
+          <w:rFonts w:eastAsia="Arial" w:cs="Arial"/>
+          <w:szCs w:val="24"/>
+        </w:rPr>
+        <w:t>hell</w:t>
+      </w:r>
+      <w:proofErr w:type="spellEnd"/>
+      <w:r>
+        <w:rPr>
+          <w:rFonts w:eastAsia="Arial" w:cs="Arial"/>
+          <w:szCs w:val="24"/>
+        </w:rPr>
+        <w:t xml:space="preserve">, onde ele terá que desviar dos ataques que </w:t>
+      </w:r>
+      <w:proofErr w:type="spellStart"/>
+      <w:r>
+        <w:rPr>
+          <w:rFonts w:eastAsia="Arial" w:cs="Arial"/>
+          <w:szCs w:val="24"/>
+        </w:rPr>
+        <w:t>será</w:t>
+      </w:r>
+      <w:proofErr w:type="spellEnd"/>
+      <w:r>
+        <w:rPr>
+          <w:rFonts w:eastAsia="Arial" w:cs="Arial"/>
+          <w:szCs w:val="24"/>
+        </w:rPr>
+        <w:t xml:space="preserve"> </w:t>
+      </w:r>
+      <w:proofErr w:type="gramStart"/>
+      <w:r>
+        <w:rPr>
+          <w:rFonts w:eastAsia="Arial" w:cs="Arial"/>
+          <w:szCs w:val="24"/>
+        </w:rPr>
+        <w:t>lançados</w:t>
+      </w:r>
+      <w:proofErr w:type="gramEnd"/>
+      <w:r>
+        <w:rPr>
+          <w:rFonts w:eastAsia="Arial" w:cs="Arial"/>
+          <w:szCs w:val="24"/>
+        </w:rPr>
+        <w:t xml:space="preserve"> em sua direção, porém podendo variar entre outras formas de </w:t>
+      </w:r>
+      <w:proofErr w:type="spellStart"/>
+      <w:r>
+        <w:rPr>
+          <w:rFonts w:eastAsia="Arial" w:cs="Arial"/>
+          <w:szCs w:val="24"/>
+        </w:rPr>
+        <w:t>minigame</w:t>
+      </w:r>
+      <w:proofErr w:type="spellEnd"/>
+      <w:r>
+        <w:rPr>
+          <w:rFonts w:eastAsia="Arial" w:cs="Arial"/>
+          <w:szCs w:val="24"/>
+        </w:rPr>
+        <w:t xml:space="preserve">. Cada inimigo terá </w:t>
       </w:r>
       <w:r>
         <w:rPr>
           <w:rFonts w:cs="Arial"/>
           <w:szCs w:val="24"/>
         </w:rPr>
-        <w:t>um padrão diferente de ataques, podendo requerer ao jogador desviar de ataques, apertar uma sequência de botões, realizar uma ação específica, etc</w:t>
-      </w:r>
+        <w:t xml:space="preserve">um padrão diferente de ataques, podendo requerer ao jogador desviar de ataques, apertar uma sequência de botões, realizar uma ação específica, </w:t>
+      </w:r>
+      <w:proofErr w:type="spellStart"/>
+      <w:r>
+        <w:rPr>
+          <w:rFonts w:cs="Arial"/>
+          <w:szCs w:val="24"/>
+        </w:rPr>
+        <w:t>etc</w:t>
+      </w:r>
+      <w:proofErr w:type="spellEnd"/>
     </w:p>
     <w:p>
       <w:pPr>
@@ -5605,7 +6226,23 @@
           <w:rFonts w:eastAsia="Arial" w:cs="Arial"/>
           <w:szCs w:val="24"/>
         </w:rPr>
-        <w:t>Ao final de uma batalha, o jogador ganhará uma quantidade de dinheiro, experiência, e, em caso de alguns inimigos especiais, será possível desbloquear alguns equipamentos especiais e/ou desbloqueá-los como NPCs, aos quais você pode interagir</w:t>
+        <w:t xml:space="preserve">Ao final de uma batalha, o jogador ganhará uma quantidade de dinheiro, experiência, e, em caso de alguns inimigos especiais, será possível desbloquear alguns equipamentos especiais e/ou desbloqueá-los como </w:t>
+      </w:r>
+      <w:proofErr w:type="spellStart"/>
+      <w:r>
+        <w:rPr>
+          <w:rFonts w:eastAsia="Arial" w:cs="Arial"/>
+          <w:szCs w:val="24"/>
+        </w:rPr>
+        <w:t>NPCs</w:t>
+      </w:r>
+      <w:proofErr w:type="spellEnd"/>
+      <w:r>
+        <w:rPr>
+          <w:rFonts w:eastAsia="Arial" w:cs="Arial"/>
+          <w:szCs w:val="24"/>
+        </w:rPr>
+        <w:t>, aos quais você pode interagir</w:t>
       </w:r>
     </w:p>
     <w:p>
@@ -5627,7 +6264,23 @@
           <w:rFonts w:eastAsia="Arial" w:cs="Arial"/>
           <w:szCs w:val="24"/>
         </w:rPr>
-        <w:t xml:space="preserve">Metaforicamente, o início do jogo se inicia na parte mais superficial do consciente de Matthew, com os NPCs e inimigos sendo emoções e memórias mais mundanas e </w:t>
+        <w:t xml:space="preserve">Metaforicamente, o início do jogo se inicia na parte mais superficial do consciente de Matthew, com os </w:t>
+      </w:r>
+      <w:proofErr w:type="spellStart"/>
+      <w:r>
+        <w:rPr>
+          <w:rFonts w:eastAsia="Arial" w:cs="Arial"/>
+          <w:szCs w:val="24"/>
+        </w:rPr>
+        <w:t>NPCs</w:t>
+      </w:r>
+      <w:proofErr w:type="spellEnd"/>
+      <w:r>
+        <w:rPr>
+          <w:rFonts w:eastAsia="Arial" w:cs="Arial"/>
+          <w:szCs w:val="24"/>
+        </w:rPr>
+        <w:t xml:space="preserve"> e inimigos sendo emoções e memórias mais mundanas e </w:t>
       </w:r>
       <w:r>
         <w:rPr>
@@ -5823,7 +6476,22 @@
       </w:pPr>
       <w:r>
         <w:tab/>
-        <w:t>Enter/ Z/ space - Interagir, confirmar</w:t>
+      </w:r>
+      <w:proofErr w:type="spellStart"/>
+      <w:r>
+        <w:t>Enter</w:t>
+      </w:r>
+      <w:proofErr w:type="spellEnd"/>
+      <w:r>
+        <w:t xml:space="preserve">/ Z/ </w:t>
+      </w:r>
+      <w:proofErr w:type="spellStart"/>
+      <w:r>
+        <w:t>space</w:t>
+      </w:r>
+      <w:proofErr w:type="spellEnd"/>
+      <w:r>
+        <w:t xml:space="preserve"> - Interagir, confirmar</w:t>
       </w:r>
     </w:p>
     <w:p>
@@ -5857,7 +6525,15 @@
       </w:pPr>
       <w:r>
         <w:tab/>
-        <w:t>C/ Esc – Abrir menu, pausar</w:t>
+        <w:t xml:space="preserve">C/ </w:t>
+      </w:r>
+      <w:proofErr w:type="spellStart"/>
+      <w:r>
+        <w:t>Esc</w:t>
+      </w:r>
+      <w:proofErr w:type="spellEnd"/>
+      <w:r>
+        <w:t xml:space="preserve"> – Abrir menu, pausar</w:t>
       </w:r>
     </w:p>
     <w:p>
@@ -5994,14 +6670,67 @@
           <w:rFonts w:cs="Arial"/>
           <w:szCs w:val="24"/>
         </w:rPr>
-        <w:t>A câmera utilizada tem uma perspectiva ortográica 2D top-down (cima para baixo), em um ângulo de aproximadamente 45º. A câ</w:t>
-      </w:r>
+        <w:t xml:space="preserve">A câmera utilizada tem uma perspectiva </w:t>
+      </w:r>
+      <w:proofErr w:type="spellStart"/>
       <w:r>
         <w:rPr>
           <w:rFonts w:cs="Arial"/>
           <w:szCs w:val="24"/>
         </w:rPr>
-        <w:t>mera terá um tamanho fixo de 600 pixels por 400pixels</w:t>
+        <w:t>ortográica</w:t>
+      </w:r>
+      <w:proofErr w:type="spellEnd"/>
+      <w:r>
+        <w:rPr>
+          <w:rFonts w:cs="Arial"/>
+          <w:szCs w:val="24"/>
+        </w:rPr>
+        <w:t xml:space="preserve"> 2D top-</w:t>
+      </w:r>
+      <w:proofErr w:type="spellStart"/>
+      <w:r>
+        <w:rPr>
+          <w:rFonts w:cs="Arial"/>
+          <w:szCs w:val="24"/>
+        </w:rPr>
+        <w:t>down</w:t>
+      </w:r>
+      <w:proofErr w:type="spellEnd"/>
+      <w:r>
+        <w:rPr>
+          <w:rFonts w:cs="Arial"/>
+          <w:szCs w:val="24"/>
+        </w:rPr>
+        <w:t xml:space="preserve"> (cima para baixo), em um ângulo de aproximadamente 45º. A câ</w:t>
+      </w:r>
+      <w:r>
+        <w:rPr>
+          <w:rFonts w:cs="Arial"/>
+          <w:szCs w:val="24"/>
+        </w:rPr>
+        <w:t>mera terá um tamanho fixo de 7</w:t>
+      </w:r>
+      <w:r>
+        <w:rPr>
+          <w:rFonts w:cs="Arial"/>
+          <w:szCs w:val="24"/>
+        </w:rPr>
+        <w:t>00 pixels por 400</w:t>
+      </w:r>
+      <w:r>
+        <w:rPr>
+          <w:rFonts w:cs="Arial"/>
+          <w:szCs w:val="24"/>
+        </w:rPr>
+        <w:t xml:space="preserve"> </w:t>
+      </w:r>
+      <w:r>
+        <w:rPr>
+          <w:rFonts w:cs="Arial"/>
+          <w:szCs w:val="24"/>
+        </w:rPr>
+        <w:t>pixels</w:t>
       </w:r>
       <w:r>
         <w:rPr>
@@ -6523,7 +7252,23 @@
           <w:rFonts w:eastAsia="Arial" w:cs="Arial"/>
           <w:szCs w:val="24"/>
         </w:rPr>
-        <w:t>- Design e ilustração do HUD (head-up display);</w:t>
+        <w:t>- Design e ilustração do HUD (</w:t>
+      </w:r>
+      <w:proofErr w:type="spellStart"/>
+      <w:r>
+        <w:rPr>
+          <w:rFonts w:eastAsia="Arial" w:cs="Arial"/>
+          <w:szCs w:val="24"/>
+        </w:rPr>
+        <w:t>head-up</w:t>
+      </w:r>
+      <w:proofErr w:type="spellEnd"/>
+      <w:r>
+        <w:rPr>
+          <w:rFonts w:eastAsia="Arial" w:cs="Arial"/>
+          <w:szCs w:val="24"/>
+        </w:rPr>
+        <w:t xml:space="preserve"> display);</w:t>
       </w:r>
     </w:p>
     <w:p>
@@ -6593,7 +7338,23 @@
           <w:rFonts w:eastAsia="Arial" w:cs="Arial"/>
           <w:szCs w:val="24"/>
         </w:rPr>
-        <w:t>- Design e ilustração das interfaces do jogo: tela inicial, menu de opções, tela de pause, menu de itens, tela de loading, etc...</w:t>
+        <w:t xml:space="preserve">- Design e ilustração das interfaces do jogo: tela inicial, menu de opções, tela de pause, menu de itens, tela de </w:t>
+      </w:r>
+      <w:proofErr w:type="spellStart"/>
+      <w:r>
+        <w:rPr>
+          <w:rFonts w:eastAsia="Arial" w:cs="Arial"/>
+          <w:szCs w:val="24"/>
+        </w:rPr>
+        <w:t>loading</w:t>
+      </w:r>
+      <w:proofErr w:type="spellEnd"/>
+      <w:r>
+        <w:rPr>
+          <w:rFonts w:eastAsia="Arial" w:cs="Arial"/>
+          <w:szCs w:val="24"/>
+        </w:rPr>
+        <w:t>, etc...</w:t>
       </w:r>
     </w:p>
     <w:p>
@@ -6629,6 +7390,7 @@
       </w:pPr>
       <w:bookmarkStart w:id="27" w:name="_Toc381728159"/>
       <w:bookmarkStart w:id="28" w:name="_Toc239322501"/>
+      <w:proofErr w:type="spellStart"/>
       <w:r>
         <w:rPr>
           <w:b/>
@@ -6641,6 +7403,7 @@
       </w:r>
       <w:bookmarkEnd w:id="27"/>
       <w:bookmarkEnd w:id="28"/>
+      <w:proofErr w:type="spellEnd"/>
     </w:p>
     <w:p>
       <w:pPr>
@@ -7051,37 +7814,9 @@
           <w:sz w:val="22"/>
           <w:szCs w:val="22"/>
         </w:rPr>
-        <w:t>(tem que colocar data de acesso?)</w:t>
-      </w:r>
-    </w:p>
-    <w:p>
-      <w:pPr>
-        <w:pStyle w:val="Referncias"/>
-        <w:spacing w:after="0" w:line="360" w:lineRule="auto"/>
-        <w:jc w:val="left"/>
-        <w:rPr>
-          <w:sz w:val="22"/>
-          <w:szCs w:val="22"/>
-        </w:rPr>
-      </w:pPr>
-    </w:p>
-    <w:p>
-      <w:pPr>
-        <w:pStyle w:val="Referncias"/>
-        <w:spacing w:after="0" w:line="360" w:lineRule="auto"/>
-        <w:jc w:val="left"/>
-        <w:rPr>
-          <w:sz w:val="22"/>
-          <w:szCs w:val="22"/>
-        </w:rPr>
-      </w:pPr>
-      <w:r>
-        <w:rPr>
-          <w:sz w:val="22"/>
-          <w:szCs w:val="22"/>
-        </w:rPr>
-        <w:t xml:space="preserve">ASSOCIAÇÃO AMERICANA DE PSIQUIATRIA. </w:t>
-      </w:r>
+        <w:t>(</w:t>
+      </w:r>
+      <w:proofErr w:type="gramStart"/>
       <w:r>
         <w:rPr>
           <w:b/>
@@ -7089,34 +7824,46 @@
           <w:sz w:val="22"/>
           <w:szCs w:val="22"/>
         </w:rPr>
-        <w:t>Manual Diagnóstico e Estatístico de Transtornos Mentais</w:t>
-      </w:r>
-      <w:r>
-        <w:rPr>
-          <w:sz w:val="22"/>
-          <w:szCs w:val="22"/>
-        </w:rPr>
-        <w:t xml:space="preserve">. 5ª Edição. Porto Alegre: Artmed, 2014. </w:t>
-      </w:r>
-    </w:p>
-    <w:p>
-      <w:pPr>
-        <w:pStyle w:val="Referncias"/>
-        <w:spacing w:after="0" w:line="360" w:lineRule="auto"/>
-        <w:jc w:val="left"/>
+        <w:t>tem</w:t>
+      </w:r>
+      <w:proofErr w:type="gramEnd"/>
+      <w:r>
         <w:rPr>
           <w:b/>
           <w:bCs/>
           <w:sz w:val="22"/>
           <w:szCs w:val="22"/>
         </w:rPr>
-      </w:pPr>
-      <w:r>
+        <w:t xml:space="preserve"> que colocar data de acesso?)</w:t>
+      </w:r>
+    </w:p>
+    <w:p>
+      <w:pPr>
+        <w:pStyle w:val="Referncias"/>
+        <w:spacing w:after="0" w:line="360" w:lineRule="auto"/>
+        <w:jc w:val="left"/>
         <w:rPr>
           <w:sz w:val="22"/>
           <w:szCs w:val="22"/>
         </w:rPr>
-        <w:t xml:space="preserve">BRASIL. Ministério da Saúde. </w:t>
+      </w:pPr>
+    </w:p>
+    <w:p>
+      <w:pPr>
+        <w:pStyle w:val="Referncias"/>
+        <w:spacing w:after="0" w:line="360" w:lineRule="auto"/>
+        <w:jc w:val="left"/>
+        <w:rPr>
+          <w:sz w:val="22"/>
+          <w:szCs w:val="22"/>
+        </w:rPr>
+      </w:pPr>
+      <w:r>
+        <w:rPr>
+          <w:sz w:val="22"/>
+          <w:szCs w:val="22"/>
+        </w:rPr>
+        <w:t xml:space="preserve">ASSOCIAÇÃO AMERICANA DE PSIQUIATRIA. </w:t>
       </w:r>
       <w:r>
         <w:rPr>
@@ -7125,41 +7872,34 @@
           <w:sz w:val="22"/>
           <w:szCs w:val="22"/>
         </w:rPr>
-        <w:t>Depressão</w:t>
+        <w:t>Manual Diagnóstico e Estatístico de Transtornos Mentais</w:t>
       </w:r>
       <w:r>
         <w:rPr>
           <w:sz w:val="22"/>
           <w:szCs w:val="22"/>
         </w:rPr>
-        <w:t xml:space="preserve">. </w:t>
-      </w:r>
-      <w:r>
+        <w:t xml:space="preserve">. 5ª Edição. Porto Alegre: Artmed, 2014. </w:t>
+      </w:r>
+    </w:p>
+    <w:p>
+      <w:pPr>
+        <w:pStyle w:val="Referncias"/>
+        <w:spacing w:after="0" w:line="360" w:lineRule="auto"/>
+        <w:jc w:val="left"/>
         <w:rPr>
           <w:b/>
           <w:bCs/>
           <w:sz w:val="22"/>
           <w:szCs w:val="22"/>
         </w:rPr>
-        <w:t xml:space="preserve"> (como que eu coloco que eu peguei o conteúdo de um site?) (o link é esse: https://www.gov.br/saude/pt-br/assuntos/saude-de-a-a-z/d/depressao)</w:t>
-      </w:r>
-    </w:p>
-    <w:p>
-      <w:pPr>
-        <w:pStyle w:val="Referncias"/>
-        <w:spacing w:after="0" w:line="360" w:lineRule="auto"/>
-        <w:jc w:val="left"/>
+      </w:pPr>
+      <w:r>
         <w:rPr>
           <w:sz w:val="22"/>
           <w:szCs w:val="22"/>
         </w:rPr>
-      </w:pPr>
-      <w:r>
-        <w:rPr>
-          <w:sz w:val="22"/>
-          <w:szCs w:val="22"/>
-        </w:rPr>
-        <w:t xml:space="preserve">ORGANIZAÇÃO MUNDIAL DA SAÚDE. </w:t>
+        <w:t xml:space="preserve">BRASIL. Ministério da Saúde. </w:t>
       </w:r>
       <w:r>
         <w:rPr>
@@ -7168,32 +7908,14 @@
           <w:sz w:val="22"/>
           <w:szCs w:val="22"/>
         </w:rPr>
-        <w:t>Suicide worldwide in 2021: global health estimates</w:t>
+        <w:t>Depressão</w:t>
       </w:r>
       <w:r>
         <w:rPr>
           <w:sz w:val="22"/>
           <w:szCs w:val="22"/>
         </w:rPr>
-        <w:t xml:space="preserve">. 1ª Edição. Geneva: World Health Organization, 2025. </w:t>
-      </w:r>
-    </w:p>
-    <w:p>
-      <w:pPr>
-        <w:pStyle w:val="Referncias"/>
-        <w:spacing w:after="0" w:line="360" w:lineRule="auto"/>
-        <w:jc w:val="left"/>
-        <w:rPr>
-          <w:sz w:val="22"/>
-          <w:szCs w:val="22"/>
-        </w:rPr>
-      </w:pPr>
-      <w:r>
-        <w:rPr>
-          <w:sz w:val="22"/>
-          <w:szCs w:val="22"/>
-        </w:rPr>
-        <w:t>BRAGA, Luiza de Lima; DELL’AGLIO, Débora Dalbosco.</w:t>
+        <w:t xml:space="preserve">. </w:t>
       </w:r>
       <w:r>
         <w:rPr>
@@ -7202,33 +7924,9 @@
           <w:sz w:val="22"/>
           <w:szCs w:val="22"/>
         </w:rPr>
-        <w:t xml:space="preserve"> Suicídio na adolescência: fatores de risco, depressão e gênero</w:t>
-      </w:r>
-      <w:r>
-        <w:rPr>
-          <w:sz w:val="22"/>
-          <w:szCs w:val="22"/>
-        </w:rPr>
-        <w:t>. Porto Alegre: 2013</w:t>
-      </w:r>
-    </w:p>
-    <w:p>
-      <w:pPr>
-        <w:pStyle w:val="Referncias"/>
-        <w:spacing w:after="0" w:line="360" w:lineRule="auto"/>
-        <w:jc w:val="left"/>
-        <w:rPr>
-          <w:sz w:val="22"/>
-          <w:szCs w:val="22"/>
-        </w:rPr>
-      </w:pPr>
-      <w:r>
-        <w:rPr>
-          <w:sz w:val="22"/>
-          <w:szCs w:val="22"/>
-        </w:rPr>
-        <w:t xml:space="preserve">FURTADO, Igor Mendes. </w:t>
-      </w:r>
+        <w:t xml:space="preserve"> (</w:t>
+      </w:r>
+      <w:proofErr w:type="gramStart"/>
       <w:r>
         <w:rPr>
           <w:b/>
@@ -7236,33 +7934,9 @@
           <w:sz w:val="22"/>
           <w:szCs w:val="22"/>
         </w:rPr>
-        <w:t>Depressão como fator de risco para suicídio: Uma revisão sistemática</w:t>
-      </w:r>
-      <w:r>
-        <w:rPr>
-          <w:sz w:val="22"/>
-          <w:szCs w:val="22"/>
-        </w:rPr>
-        <w:t>. V. 6 n. 1. Patos: Repositório Institucional do Uniflip, 2021</w:t>
-      </w:r>
-    </w:p>
-    <w:p>
-      <w:pPr>
-        <w:pStyle w:val="Referncias"/>
-        <w:spacing w:after="0" w:line="360" w:lineRule="auto"/>
-        <w:jc w:val="left"/>
-        <w:rPr>
-          <w:sz w:val="22"/>
-          <w:szCs w:val="22"/>
-        </w:rPr>
-      </w:pPr>
-      <w:r>
-        <w:rPr>
-          <w:sz w:val="22"/>
-          <w:szCs w:val="22"/>
-        </w:rPr>
-        <w:t xml:space="preserve">BARBOSA, Fabiana de Oliveira; MACEDO, Paula Costa Mosca; SILVEIRA, Rosa Maria Carvalho da. </w:t>
-      </w:r>
+        <w:t>como</w:t>
+      </w:r>
+      <w:proofErr w:type="gramEnd"/>
       <w:r>
         <w:rPr>
           <w:b/>
@@ -7270,33 +7944,9 @@
           <w:sz w:val="22"/>
           <w:szCs w:val="22"/>
         </w:rPr>
-        <w:t>Depressão e o Suicídio</w:t>
-      </w:r>
-      <w:r>
-        <w:rPr>
-          <w:sz w:val="22"/>
-          <w:szCs w:val="22"/>
-        </w:rPr>
-        <w:t>. V. 14 n. 1. Belo Horizonte: Revista da Sociedade Brasileira de Psicologia Hospitalar, 2011</w:t>
-      </w:r>
-    </w:p>
-    <w:p>
-      <w:pPr>
-        <w:pStyle w:val="Referncias"/>
-        <w:spacing w:after="0" w:line="360" w:lineRule="auto"/>
-        <w:jc w:val="left"/>
-        <w:rPr>
-          <w:sz w:val="22"/>
-          <w:szCs w:val="22"/>
-        </w:rPr>
-      </w:pPr>
-      <w:r>
-        <w:rPr>
-          <w:sz w:val="22"/>
-          <w:szCs w:val="22"/>
-        </w:rPr>
-        <w:t>ASSUMPÇÃO, Gláucia Lopes Silva; OLIVEIRA, Luciele Aparecida; SOUZA, Mayra Fernanda Silva de.</w:t>
-      </w:r>
+        <w:t xml:space="preserve"> que eu coloco que eu peguei o conteúdo de um site?) (</w:t>
+      </w:r>
+      <w:proofErr w:type="gramStart"/>
       <w:r>
         <w:rPr>
           <w:b/>
@@ -7304,33 +7954,9 @@
           <w:sz w:val="22"/>
           <w:szCs w:val="22"/>
         </w:rPr>
-        <w:t xml:space="preserve"> DEPRESSÃO E SUICÍDIO: UMA CORRELAÇÃO</w:t>
-      </w:r>
-      <w:r>
-        <w:rPr>
-          <w:sz w:val="22"/>
-          <w:szCs w:val="22"/>
-        </w:rPr>
-        <w:t>. V. 3 n. 5. Belo Horizonte: Pretextos - Revista da Graduação em Psicologia da PUC Minas, 2018</w:t>
-      </w:r>
-    </w:p>
-    <w:p>
-      <w:pPr>
-        <w:pStyle w:val="Referncias"/>
-        <w:spacing w:after="0" w:line="360" w:lineRule="auto"/>
-        <w:jc w:val="left"/>
-        <w:rPr>
-          <w:sz w:val="22"/>
-          <w:szCs w:val="22"/>
-        </w:rPr>
-      </w:pPr>
-      <w:r>
-        <w:rPr>
-          <w:sz w:val="22"/>
-          <w:szCs w:val="22"/>
-        </w:rPr>
-        <w:t xml:space="preserve">SANTOS, Wesley da Silva. </w:t>
-      </w:r>
+        <w:t>o</w:t>
+      </w:r>
+      <w:proofErr w:type="gramEnd"/>
       <w:r>
         <w:rPr>
           <w:b/>
@@ -7338,21 +7964,7 @@
           <w:sz w:val="22"/>
           <w:szCs w:val="22"/>
         </w:rPr>
-        <w:t>DEPRESSÃO NA INTERNET: BANALIZAÇÃO DO TRANSTORNO OU REFLEXOS DE UMA GERAÇÃO EXPOSICIONISTA?</w:t>
-      </w:r>
-      <w:r>
-        <w:rPr>
-          <w:sz w:val="20"/>
-          <w:szCs w:val="20"/>
-        </w:rPr>
-        <w:t xml:space="preserve">. </w:t>
-      </w:r>
-      <w:r>
-        <w:rPr>
-          <w:sz w:val="22"/>
-          <w:szCs w:val="22"/>
-        </w:rPr>
-        <w:t>V. 9 n. 1. Palmas: Revista Observatório, 2023</w:t>
+        <w:t xml:space="preserve"> link é esse: https://www.gov.br/saude/pt-br/assuntos/saude-de-a-a-z/d/depressao)</w:t>
       </w:r>
     </w:p>
     <w:p>
@@ -7370,7 +7982,7 @@
           <w:sz w:val="22"/>
           <w:szCs w:val="22"/>
         </w:rPr>
-        <w:t xml:space="preserve">BAHLS, Saint-Clair. </w:t>
+        <w:t xml:space="preserve">ORGANIZAÇÃO MUNDIAL DA SAÚDE. </w:t>
       </w:r>
       <w:r>
         <w:rPr>
@@ -7379,14 +7991,421 @@
           <w:sz w:val="22"/>
           <w:szCs w:val="22"/>
         </w:rPr>
-        <w:t>Aspectos clínicos da depressão em crianças e adolescentes: clinical features</w:t>
-      </w:r>
-      <w:r>
-        <w:rPr>
+        <w:t xml:space="preserve">Suicide </w:t>
+      </w:r>
+      <w:proofErr w:type="spellStart"/>
+      <w:r>
+        <w:rPr>
+          <w:b/>
+          <w:bCs/>
           <w:sz w:val="22"/>
           <w:szCs w:val="22"/>
         </w:rPr>
-        <w:t>. Rio de Janeiro: Sciflo, 2003</w:t>
+        <w:t>worldwide</w:t>
+      </w:r>
+      <w:proofErr w:type="spellEnd"/>
+      <w:r>
+        <w:rPr>
+          <w:b/>
+          <w:bCs/>
+          <w:sz w:val="22"/>
+          <w:szCs w:val="22"/>
+        </w:rPr>
+        <w:t xml:space="preserve"> in 2021: global </w:t>
+      </w:r>
+      <w:proofErr w:type="spellStart"/>
+      <w:r>
+        <w:rPr>
+          <w:b/>
+          <w:bCs/>
+          <w:sz w:val="22"/>
+          <w:szCs w:val="22"/>
+        </w:rPr>
+        <w:t>health</w:t>
+      </w:r>
+      <w:proofErr w:type="spellEnd"/>
+      <w:r>
+        <w:rPr>
+          <w:b/>
+          <w:bCs/>
+          <w:sz w:val="22"/>
+          <w:szCs w:val="22"/>
+        </w:rPr>
+        <w:t xml:space="preserve"> </w:t>
+      </w:r>
+      <w:proofErr w:type="spellStart"/>
+      <w:r>
+        <w:rPr>
+          <w:b/>
+          <w:bCs/>
+          <w:sz w:val="22"/>
+          <w:szCs w:val="22"/>
+        </w:rPr>
+        <w:t>estimates</w:t>
+      </w:r>
+      <w:proofErr w:type="spellEnd"/>
+      <w:r>
+        <w:rPr>
+          <w:sz w:val="22"/>
+          <w:szCs w:val="22"/>
+        </w:rPr>
+        <w:t xml:space="preserve">. 1ª Edição. </w:t>
+      </w:r>
+      <w:proofErr w:type="spellStart"/>
+      <w:r>
+        <w:rPr>
+          <w:sz w:val="22"/>
+          <w:szCs w:val="22"/>
+        </w:rPr>
+        <w:t>Geneva</w:t>
+      </w:r>
+      <w:proofErr w:type="spellEnd"/>
+      <w:r>
+        <w:rPr>
+          <w:sz w:val="22"/>
+          <w:szCs w:val="22"/>
+        </w:rPr>
+        <w:t xml:space="preserve">: World Health </w:t>
+      </w:r>
+      <w:proofErr w:type="spellStart"/>
+      <w:r>
+        <w:rPr>
+          <w:sz w:val="22"/>
+          <w:szCs w:val="22"/>
+        </w:rPr>
+        <w:t>Organization</w:t>
+      </w:r>
+      <w:proofErr w:type="spellEnd"/>
+      <w:r>
+        <w:rPr>
+          <w:sz w:val="22"/>
+          <w:szCs w:val="22"/>
+        </w:rPr>
+        <w:t xml:space="preserve">, 2025. </w:t>
+      </w:r>
+    </w:p>
+    <w:p>
+      <w:pPr>
+        <w:pStyle w:val="Referncias"/>
+        <w:spacing w:after="0" w:line="360" w:lineRule="auto"/>
+        <w:jc w:val="left"/>
+        <w:rPr>
+          <w:sz w:val="22"/>
+          <w:szCs w:val="22"/>
+        </w:rPr>
+      </w:pPr>
+      <w:r>
+        <w:rPr>
+          <w:sz w:val="22"/>
+          <w:szCs w:val="22"/>
+        </w:rPr>
+        <w:t xml:space="preserve">BRAGA, Luiza de Lima; DELL’AGLIO, Débora </w:t>
+      </w:r>
+      <w:proofErr w:type="spellStart"/>
+      <w:r>
+        <w:rPr>
+          <w:sz w:val="22"/>
+          <w:szCs w:val="22"/>
+        </w:rPr>
+        <w:t>Dalbosco</w:t>
+      </w:r>
+      <w:proofErr w:type="spellEnd"/>
+      <w:r>
+        <w:rPr>
+          <w:sz w:val="22"/>
+          <w:szCs w:val="22"/>
+        </w:rPr>
+        <w:t>.</w:t>
+      </w:r>
+      <w:r>
+        <w:rPr>
+          <w:b/>
+          <w:bCs/>
+          <w:sz w:val="22"/>
+          <w:szCs w:val="22"/>
+        </w:rPr>
+        <w:t xml:space="preserve"> Suicídio na adolescência: fatores de risco, depressão e gênero</w:t>
+      </w:r>
+      <w:r>
+        <w:rPr>
+          <w:sz w:val="22"/>
+          <w:szCs w:val="22"/>
+        </w:rPr>
+        <w:t>. Porto Alegre: 2013</w:t>
+      </w:r>
+    </w:p>
+    <w:p>
+      <w:pPr>
+        <w:pStyle w:val="Referncias"/>
+        <w:spacing w:after="0" w:line="360" w:lineRule="auto"/>
+        <w:jc w:val="left"/>
+        <w:rPr>
+          <w:sz w:val="22"/>
+          <w:szCs w:val="22"/>
+        </w:rPr>
+      </w:pPr>
+      <w:r>
+        <w:rPr>
+          <w:sz w:val="22"/>
+          <w:szCs w:val="22"/>
+        </w:rPr>
+        <w:t xml:space="preserve">FURTADO, Igor Mendes. </w:t>
+      </w:r>
+      <w:r>
+        <w:rPr>
+          <w:b/>
+          <w:bCs/>
+          <w:sz w:val="22"/>
+          <w:szCs w:val="22"/>
+        </w:rPr>
+        <w:t>Depressão como fator de risco para suicídio: Uma revisão sistemática</w:t>
+      </w:r>
+      <w:r>
+        <w:rPr>
+          <w:sz w:val="22"/>
+          <w:szCs w:val="22"/>
+        </w:rPr>
+        <w:t xml:space="preserve">. V. 6 n. 1. Patos: Repositório Institucional do </w:t>
+      </w:r>
+      <w:proofErr w:type="spellStart"/>
+      <w:r>
+        <w:rPr>
+          <w:sz w:val="22"/>
+          <w:szCs w:val="22"/>
+        </w:rPr>
+        <w:t>Uniflip</w:t>
+      </w:r>
+      <w:proofErr w:type="spellEnd"/>
+      <w:r>
+        <w:rPr>
+          <w:sz w:val="22"/>
+          <w:szCs w:val="22"/>
+        </w:rPr>
+        <w:t>, 2021</w:t>
+      </w:r>
+    </w:p>
+    <w:p>
+      <w:pPr>
+        <w:pStyle w:val="Referncias"/>
+        <w:spacing w:after="0" w:line="360" w:lineRule="auto"/>
+        <w:jc w:val="left"/>
+        <w:rPr>
+          <w:sz w:val="22"/>
+          <w:szCs w:val="22"/>
+        </w:rPr>
+      </w:pPr>
+      <w:r>
+        <w:rPr>
+          <w:sz w:val="22"/>
+          <w:szCs w:val="22"/>
+        </w:rPr>
+        <w:t xml:space="preserve">BARBOSA, Fabiana de Oliveira; MACEDO, Paula Costa Mosca; SILVEIRA, Rosa Maria Carvalho da. </w:t>
+      </w:r>
+      <w:r>
+        <w:rPr>
+          <w:b/>
+          <w:bCs/>
+          <w:sz w:val="22"/>
+          <w:szCs w:val="22"/>
+        </w:rPr>
+        <w:t>Depressão e o Suicídio</w:t>
+      </w:r>
+      <w:r>
+        <w:rPr>
+          <w:sz w:val="22"/>
+          <w:szCs w:val="22"/>
+        </w:rPr>
+        <w:t>. V. 14 n. 1. Belo Horizonte: Revista da Sociedade Brasileira de Psicologia Hospitalar, 2011</w:t>
+      </w:r>
+    </w:p>
+    <w:p>
+      <w:pPr>
+        <w:pStyle w:val="Referncias"/>
+        <w:spacing w:after="0" w:line="360" w:lineRule="auto"/>
+        <w:jc w:val="left"/>
+        <w:rPr>
+          <w:sz w:val="22"/>
+          <w:szCs w:val="22"/>
+        </w:rPr>
+      </w:pPr>
+      <w:r>
+        <w:rPr>
+          <w:sz w:val="22"/>
+          <w:szCs w:val="22"/>
+        </w:rPr>
+        <w:t xml:space="preserve">ASSUMPÇÃO, Gláucia Lopes Silva; OLIVEIRA, </w:t>
+      </w:r>
+      <w:proofErr w:type="spellStart"/>
+      <w:r>
+        <w:rPr>
+          <w:sz w:val="22"/>
+          <w:szCs w:val="22"/>
+        </w:rPr>
+        <w:t>Luciele</w:t>
+      </w:r>
+      <w:proofErr w:type="spellEnd"/>
+      <w:r>
+        <w:rPr>
+          <w:sz w:val="22"/>
+          <w:szCs w:val="22"/>
+        </w:rPr>
+        <w:t xml:space="preserve"> Aparecida; SOUZA, Mayra Fernanda Silva de.</w:t>
+      </w:r>
+      <w:r>
+        <w:rPr>
+          <w:b/>
+          <w:bCs/>
+          <w:sz w:val="22"/>
+          <w:szCs w:val="22"/>
+        </w:rPr>
+        <w:t xml:space="preserve"> DEPRESSÃO E SUICÍDIO: UMA CORRELAÇÃO</w:t>
+      </w:r>
+      <w:r>
+        <w:rPr>
+          <w:sz w:val="22"/>
+          <w:szCs w:val="22"/>
+        </w:rPr>
+        <w:t>. V. 3 n. 5. Belo Horizonte: Pretextos - Revista da Graduação em Psicologia da PUC Minas, 2018</w:t>
+      </w:r>
+    </w:p>
+    <w:p>
+      <w:pPr>
+        <w:pStyle w:val="Referncias"/>
+        <w:spacing w:after="0" w:line="360" w:lineRule="auto"/>
+        <w:jc w:val="left"/>
+        <w:rPr>
+          <w:sz w:val="22"/>
+          <w:szCs w:val="22"/>
+        </w:rPr>
+      </w:pPr>
+      <w:r>
+        <w:rPr>
+          <w:sz w:val="22"/>
+          <w:szCs w:val="22"/>
+        </w:rPr>
+        <w:t xml:space="preserve">SANTOS, Wesley da Silva. </w:t>
+      </w:r>
+      <w:r>
+        <w:rPr>
+          <w:b/>
+          <w:bCs/>
+          <w:sz w:val="22"/>
+          <w:szCs w:val="22"/>
+        </w:rPr>
+        <w:t xml:space="preserve">DEPRESSÃO NA INTERNET: BANALIZAÇÃO DO TRANSTORNO OU REFLEXOS DE UMA GERAÇÃO </w:t>
+      </w:r>
+      <w:proofErr w:type="gramStart"/>
+      <w:r>
+        <w:rPr>
+          <w:b/>
+          <w:bCs/>
+          <w:sz w:val="22"/>
+          <w:szCs w:val="22"/>
+        </w:rPr>
+        <w:t>EXPOSICIONISTA?</w:t>
+      </w:r>
+      <w:r>
+        <w:rPr>
+          <w:sz w:val="20"/>
+          <w:szCs w:val="20"/>
+        </w:rPr>
+        <w:t>.</w:t>
+      </w:r>
+      <w:proofErr w:type="gramEnd"/>
+      <w:r>
+        <w:rPr>
+          <w:sz w:val="20"/>
+          <w:szCs w:val="20"/>
+        </w:rPr>
+        <w:t xml:space="preserve"> </w:t>
+      </w:r>
+      <w:r>
+        <w:rPr>
+          <w:sz w:val="22"/>
+          <w:szCs w:val="22"/>
+        </w:rPr>
+        <w:t>V. 9 n. 1. Palmas: Revista Observatório, 2023</w:t>
+      </w:r>
+    </w:p>
+    <w:p>
+      <w:pPr>
+        <w:pStyle w:val="Referncias"/>
+        <w:spacing w:after="0" w:line="360" w:lineRule="auto"/>
+        <w:jc w:val="left"/>
+        <w:rPr>
+          <w:sz w:val="22"/>
+          <w:szCs w:val="22"/>
+        </w:rPr>
+      </w:pPr>
+      <w:r>
+        <w:rPr>
+          <w:sz w:val="22"/>
+          <w:szCs w:val="22"/>
+        </w:rPr>
+        <w:t xml:space="preserve">BAHLS, Saint-Clair. </w:t>
+      </w:r>
+      <w:r>
+        <w:rPr>
+          <w:b/>
+          <w:bCs/>
+          <w:sz w:val="22"/>
+          <w:szCs w:val="22"/>
+        </w:rPr>
+        <w:t xml:space="preserve">Aspectos clínicos da depressão em crianças e adolescentes: </w:t>
+      </w:r>
+      <w:proofErr w:type="spellStart"/>
+      <w:r>
+        <w:rPr>
+          <w:b/>
+          <w:bCs/>
+          <w:sz w:val="22"/>
+          <w:szCs w:val="22"/>
+        </w:rPr>
+        <w:t>clinical</w:t>
+      </w:r>
+      <w:proofErr w:type="spellEnd"/>
+      <w:r>
+        <w:rPr>
+          <w:b/>
+          <w:bCs/>
+          <w:sz w:val="22"/>
+          <w:szCs w:val="22"/>
+        </w:rPr>
+        <w:t xml:space="preserve"> </w:t>
+      </w:r>
+      <w:proofErr w:type="spellStart"/>
+      <w:r>
+        <w:rPr>
+          <w:b/>
+          <w:bCs/>
+          <w:sz w:val="22"/>
+          <w:szCs w:val="22"/>
+        </w:rPr>
+        <w:t>features</w:t>
+      </w:r>
+      <w:proofErr w:type="spellEnd"/>
+      <w:r>
+        <w:rPr>
+          <w:sz w:val="22"/>
+          <w:szCs w:val="22"/>
+        </w:rPr>
+        <w:t xml:space="preserve">. Rio de Janeiro: </w:t>
+      </w:r>
+      <w:proofErr w:type="spellStart"/>
+      <w:r>
+        <w:rPr>
+          <w:sz w:val="22"/>
+          <w:szCs w:val="22"/>
+        </w:rPr>
+        <w:t>Sciflo</w:t>
+      </w:r>
+      <w:proofErr w:type="spellEnd"/>
+      <w:r>
+        <w:rPr>
+          <w:sz w:val="22"/>
+          <w:szCs w:val="22"/>
+        </w:rPr>
+        <w:t>, 2003</w:t>
       </w:r>
     </w:p>
     <w:p>
@@ -7512,7 +8531,7 @@
       <w:rPr>
         <w:noProof/>
       </w:rPr>
-      <w:t>9</w:t>
+      <w:t>7</w:t>
     </w:r>
     <w:r>
       <w:fldChar w:fldCharType="end"/>
@@ -7576,7 +8595,7 @@
       <w:rPr>
         <w:noProof/>
       </w:rPr>
-      <w:t>9</w:t>
+      <w:t>7</w:t>
     </w:r>
     <w:r>
       <w:fldChar w:fldCharType="end"/>
@@ -22042,7 +23061,7 @@
 </file>
 
 <file path=customXml/itemProps1.xml><?xml version="1.0" encoding="utf-8"?>
-<ds:datastoreItem xmlns:ds="http://schemas.openxmlformats.org/officeDocument/2006/customXml" ds:itemID="{9E8DBBE6-5EAC-44A3-9021-7201425B8B49}">
+<ds:datastoreItem xmlns:ds="http://schemas.openxmlformats.org/officeDocument/2006/customXml" ds:itemID="{9D725044-C01C-4C15-AC04-A78E7F5A6960}">
   <ds:schemaRefs>
     <ds:schemaRef ds:uri="http://schemas.openxmlformats.org/officeDocument/2006/bibliography"/>
   </ds:schemaRefs>

--- a/MODELO_TCC2025 3.0.docx
+++ b/MODELO_TCC2025 3.0.docx
@@ -5063,6 +5063,11 @@
           <w:highlight w:val="none"/>
         </w:rPr>
       </w:r>
+      <w:r>
+        <w:rPr>
+          <w:highlight w:val="none"/>
+        </w:rPr>
+      </w:r>
     </w:p>
     <w:p>
       <w:pPr>
@@ -5245,6 +5250,11 @@
           <w:bCs/>
         </w:rPr>
         <w:t xml:space="preserve"> condição psicológica e colaborar para uma melhor compreensão do assunto. Espera-se também que a abordagem dos temas por meio da narrativa e mecânicas estimule uma maior empatia nos jogadores em respeito às pessoas que passam por esse distúrbio psicológico</w:t>
+      </w:r>
+      <w:r>
+        <w:rPr>
+          <w:highlight w:val="none"/>
+        </w:rPr>
       </w:r>
       <w:r>
         <w:rPr>
@@ -5396,27 +5406,9 @@
           <w:sz w:val="24"/>
           <w:szCs w:val="24"/>
         </w:rPr>
-      </w:r>
-      <w:r>
-        <w:rPr>
-          <w:b/>
-          <w:bCs/>
-          <w:color w:val="000000" w:themeColor="text1"/>
-          <w:sz w:val="24"/>
-          <w:szCs w:val="24"/>
-        </w:rPr>
         <w:t xml:space="preserve">Motor de jogo</w:t>
       </w:r>
       <w:bookmarkEnd w:id="19"/>
-      <w:r>
-        <w:rPr>
-          <w:b/>
-          <w:bCs/>
-          <w:color w:val="000000" w:themeColor="text1"/>
-          <w:sz w:val="24"/>
-          <w:szCs w:val="24"/>
-        </w:rPr>
-      </w:r>
       <w:r>
         <w:rPr>
           <w:b/>
@@ -5427,6 +5419,16 @@
           <w14:ligatures w14:val="none"/>
         </w:rPr>
       </w:r>
+      <w:r>
+        <w:rPr>
+          <w:b/>
+          <w:bCs/>
+          <w:color w:val="000000" w:themeColor="text1"/>
+          <w:sz w:val="24"/>
+          <w:szCs w:val="24"/>
+          <w14:ligatures w14:val="none"/>
+        </w:rPr>
+      </w:r>
     </w:p>
     <w:p>
       <w:pPr>
@@ -5753,7 +5755,11 @@
       <w:r>
         <w:rPr>
           <w:rFonts w:eastAsia="Arial" w:cs="Arial"/>
-          <w:szCs w:val="24"/>
+        </w:rPr>
+      </w:r>
+      <w:r>
+        <w:rPr>
+          <w:rFonts w:eastAsia="Arial" w:cs="Arial"/>
         </w:rPr>
       </w:r>
     </w:p>
@@ -5779,13 +5785,11 @@
       <w:r>
         <w:rPr>
           <w:rFonts w:eastAsia="Arial" w:cs="Arial"/>
-          <w:szCs w:val="24"/>
         </w:rPr>
       </w:r>
       <w:r>
         <w:rPr>
           <w:rFonts w:eastAsia="Arial" w:cs="Arial"/>
-          <w:szCs w:val="24"/>
         </w:rPr>
       </w:r>
     </w:p>
@@ -5935,21 +5939,21 @@
           <w:rFonts w:eastAsia="Arial" w:cs="Arial"/>
           <w:szCs w:val="24"/>
         </w:rPr>
-        <w:t xml:space="preserve">A floresta, área inicial ao qual o jogador se encontra logo ao início da aventura, detém uma maior quantidade de vida, assim como </w:t>
+        <w:t xml:space="preserve">A área inicial ao qual o jogador se encontra logo ao início da aventura detém uma maior quantidade de vida, assim como personagens não jogáveis</w:t>
       </w:r>
       <w:r>
         <w:rPr>
           <w:rFonts w:eastAsia="Arial" w:cs="Arial"/>
           <w:szCs w:val="24"/>
         </w:rPr>
-        <w:t xml:space="preserve">NPCs</w:t>
+        <w:t xml:space="preserve"> </w:t>
       </w:r>
       <w:r>
         <w:rPr>
           <w:rFonts w:eastAsia="Arial" w:cs="Arial"/>
           <w:szCs w:val="24"/>
         </w:rPr>
-        <w:t xml:space="preserve"> amigáveis</w:t>
+        <w:t xml:space="preserve">amigáveis</w:t>
       </w:r>
       <w:r>
         <w:rPr>
@@ -6322,7 +6326,7 @@
           <w:rFonts w:eastAsia="Arial" w:cs="Arial"/>
           <w:szCs w:val="24"/>
         </w:rPr>
-        <w:t xml:space="preserve"> e brigas entre seus pais, que posteriormente os levariam ao divórcio. Ademais, mesmo após o divórcio, os mesmos não prestariam atenção o suficiente às necessidades de Matthew, adotando uma postura de excessivamente permissiva, prática inadequada que pode </w:t>
+        <w:t xml:space="preserve"> e brigas entre seus pais, que posteriormente os levariam ao divórcio. Ademais, mesmo após o divórcio, os mesmos não prestariam atenção o suficiente às necessidades de Matthew, adotando uma postura excessivamente permissiva, prática inadequada que pode </w:t>
       </w:r>
       <w:r>
         <w:t xml:space="preserve">influenciar o desenvolvimento da depressão infantil</w:t>
@@ -6373,7 +6377,7 @@
         <w:t xml:space="preserve">de socialização com os colegas, tendo muita dificuldade para manter um bom desempenho escolar, sintomas comuns a crianças que apresentam o transtorno depressivo (BAHLS, 2003). Entretanto, apesar disso, se esforçava aos estudos ao máximo de suas capacidades</w:t>
       </w:r>
       <w:r>
-        <w:t xml:space="preserve">, característica essa que se manteve conforme crescia, ao mesmo tempo em que sua depressão se intensificava lentamente</w:t>
+        <w:t xml:space="preserve">, característica essa que se manteve conforme crescia, ao mesmo tempo em que sua depressão se intensificava de forma gradual</w:t>
       </w:r>
       <w:r/>
     </w:p>
@@ -6436,7 +6440,7 @@
         <w:t xml:space="preserve">Paralelo aos estudos, ele também havia arranjado um emprego como forma de obter uma fonte de renda, pois seus pais, que agora o considerava</w:t>
       </w:r>
       <w:r>
-        <w:t xml:space="preserve">m adulto o suficiente, deixando </w:t>
+        <w:t xml:space="preserve">m adulto o suficiente, deixaram </w:t>
       </w:r>
       <w:r>
         <w:t xml:space="preserve">de o apoiar financeiramente além do necessário, como extensão do tratamento inadequado e falta de atenção dos pais do personagem com o mesmo</w:t>
@@ -6741,7 +6745,7 @@
         <w:rPr>
           <w:rFonts w:eastAsia="Arial" w:cs="Arial"/>
         </w:rPr>
-        <w:t xml:space="preserve"> consequências  desses episódios em sua forma de perceber a si mesmo e de se relacionar com outras pessoas. Assim, o personagem foi desenvolvido como um jovem tímido que apresenta sintomas de depressão e ansiedade, que demonstra preocupação constante com a</w:t>
+        <w:t xml:space="preserve"> consequências desses episódios em sua forma de perceber a si mesmo e de se relacionar com outras pessoas. Assim, o personagem foi desenvolvido como um jovem tímido que apresenta sintomas de depressão e ansiedade, que demonstra preocupação constante com a</w:t>
       </w:r>
       <w:r>
         <w:rPr>
@@ -6793,7 +6797,7 @@
           <w:rFonts w:eastAsia="Arial" w:cs="Arial"/>
           <w:highlight w:val="none"/>
         </w:rPr>
-        <w:t xml:space="preserve">Essa insegurança e timidez também se refletem nas ações que o personagem pode realizar durante o jogo. Em interações com NPCs, Matthew </w:t>
+        <w:t xml:space="preserve">Essa insegurança e timidez também se refletem nas ações que o personagem pode realizar durante o jogo. Em interações com personagens não jogáveis, Matthew </w:t>
       </w:r>
       <w:r>
         <w:rPr>
@@ -6826,38 +6830,6 @@
         <w:rPr>
           <w:rFonts w:eastAsia="Arial" w:cs="Arial"/>
           <w:highlight w:val="none"/>
-        </w:rPr>
-      </w:r>
-    </w:p>
-    <w:p>
-      <w:pPr>
-        <w:pStyle w:val="985"/>
-        <w:pBdr/>
-        <w:spacing w:line="360" w:lineRule="auto"/>
-        <w:ind w:left="0"/>
-        <w:rPr>
-          <w:rFonts w:eastAsia="Arial" w:cs="Arial"/>
-          <w:szCs w:val="24"/>
-        </w:rPr>
-      </w:pPr>
-      <w:r>
-        <w:rPr>
-          <w:rFonts w:eastAsia="Arial" w:cs="Arial"/>
-          <w:szCs w:val="24"/>
-        </w:rPr>
-        <w:tab/>
-        <w:tab/>
-      </w:r>
-      <w:r>
-        <w:rPr>
-          <w:rFonts w:eastAsia="Arial" w:cs="Arial"/>
-          <w:szCs w:val="24"/>
-        </w:rPr>
-      </w:r>
-      <w:r>
-        <w:rPr>
-          <w:rFonts w:eastAsia="Arial" w:cs="Arial"/>
-          <w:szCs w:val="24"/>
         </w:rPr>
       </w:r>
     </w:p>
@@ -6871,114 +6843,55 @@
         <w:spacing w:line="360" w:lineRule="auto"/>
         <w:ind w:right="0" w:firstLine="709" w:left="0"/>
         <w:rPr>
-          <w:rFonts w:cs="Arial"/>
-          <w:szCs w:val="24"/>
-        </w:rPr>
-      </w:pPr>
-      <w:r>
-        <w:rPr>
           <w:rFonts w:eastAsia="Arial" w:cs="Arial"/>
-          <w:b/>
-          <w:bCs/>
-          <w:szCs w:val="24"/>
-        </w:rPr>
-        <w:t xml:space="preserve">Nome:</w:t>
-      </w:r>
+          <w:highlight w:val="none"/>
+        </w:rPr>
+      </w:pPr>
       <w:r>
         <w:rPr>
           <w:rFonts w:eastAsia="Arial" w:cs="Arial"/>
-          <w:szCs w:val="24"/>
-        </w:rPr>
-        <w:t xml:space="preserve"> Gray</w:t>
-      </w:r>
-      <w:r>
-        <mc:AlternateContent>
-          <mc:Choice Requires="wpg">
-            <w:drawing>
-              <wp:anchor xmlns:wp="http://schemas.openxmlformats.org/drawingml/2006/wordprocessingDrawing" xmlns:wp14="http://schemas.microsoft.com/office/word/2010/wordprocessingDrawing" distT="0" distB="0" distL="115200" distR="115200" simplePos="0" relativeHeight="251660288" behindDoc="0" locked="0" layoutInCell="1" allowOverlap="1">
-                <wp:simplePos x="0" y="0"/>
-                <wp:positionH relativeFrom="column">
-                  <wp:posOffset>4305300</wp:posOffset>
-                </wp:positionH>
-                <wp:positionV relativeFrom="paragraph">
-                  <wp:posOffset>0</wp:posOffset>
-                </wp:positionV>
-                <wp:extent cx="1638300" cy="1638300"/>
-                <wp:effectExtent l="0" t="0" r="0" b="0"/>
-                <wp:wrapSquare wrapText="bothSides"/>
-                <wp:docPr id="2" name="Imagem 2"/>
-                <wp:cNvGraphicFramePr>
-                  <a:graphicFrameLocks xmlns:a="http://schemas.openxmlformats.org/drawingml/2006/main" noChangeAspect="1"/>
-                </wp:cNvGraphicFramePr>
-                <a:graphic xmlns:a="http://schemas.openxmlformats.org/drawingml/2006/main">
-                  <a:graphicData uri="http://schemas.openxmlformats.org/drawingml/2006/picture">
-                    <pic:pic xmlns:pic="http://schemas.openxmlformats.org/drawingml/2006/picture">
-                      <pic:nvPicPr>
-                        <pic:cNvPr id="39385513" name=""/>
-                        <pic:cNvPicPr>
-                          <a:picLocks noChangeAspect="1"/>
-                        </pic:cNvPicPr>
-                        <pic:nvPr/>
-                      </pic:nvPicPr>
-                      <pic:blipFill>
-                        <a:blip r:embed="rId14"/>
-                        <a:stretch/>
-                      </pic:blipFill>
-                      <pic:spPr bwMode="auto">
-                        <a:xfrm>
-                          <a:off x="0" y="0"/>
-                          <a:ext cx="1638299" cy="1638299"/>
-                        </a:xfrm>
-                        <a:prstGeom prst="rect">
-                          <a:avLst/>
-                        </a:prstGeom>
-                      </pic:spPr>
-                    </pic:pic>
-                  </a:graphicData>
-                </a:graphic>
-              </wp:anchor>
-            </w:drawing>
-          </mc:Choice>
-          <mc:Fallback>
-            <w:pict>
-              <v:shapetype id="_x0000_t75" coordsize="21600,21600" o:spt="75" o:preferrelative="t" path="m@4@5l@4@11@9@11@9@5xe" filled="f" stroked="f">
-                <v:stroke joinstyle="miter"/>
-                <v:formulas>
-                  <v:f eqn="if lineDrawn pixelLineWidth 0"/>
-                  <v:f eqn="sum @0 1 0"/>
-                  <v:f eqn="sum 0 0 @1"/>
-                  <v:f eqn="prod @2 1 2"/>
-                  <v:f eqn="prod @3 21600 pixelWidth"/>
-                  <v:f eqn="prod @3 21600 pixelHeight"/>
-                  <v:f eqn="sum @0 0 1"/>
-                  <v:f eqn="prod @6 1 2"/>
-                  <v:f eqn="prod @7 21600 pixelWidth"/>
-                  <v:f eqn="sum @8 21600 0"/>
-                  <v:f eqn="prod @7 21600 pixelHeight"/>
-                  <v:f eqn="sum @10 21600 0"/>
-                </v:formulas>
-                <v:path o:extrusionok="f" gradientshapeok="t" o:connecttype="rect"/>
-                <o:lock v:ext="edit" aspectratio="t"/>
-              </v:shapetype>
-              <v:shape id="_x0000_i1" o:spid="_x0000_s1" type="#_x0000_t75" style="position:absolute;z-index:251660288;o:allowoverlap:true;o:allowincell:true;mso-position-horizontal-relative:text;margin-left:339.00pt;mso-position-horizontal:absolute;mso-position-vertical-relative:text;margin-top:0.00pt;mso-position-vertical:absolute;width:129.00pt;height:129.00pt;mso-wrap-distance-left:9.07pt;mso-wrap-distance-top:0.00pt;mso-wrap-distance-right:9.07pt;mso-wrap-distance-bottom:0.00pt;z-index:1;" stroked="false">
-                <w10:wrap type="square"/>
-                <v:imagedata r:id="rId14" o:title=""/>
-                <o:lock v:ext="edit" rotation="t"/>
-              </v:shape>
-            </w:pict>
-          </mc:Fallback>
-        </mc:AlternateContent>
-      </w:r>
-      <w:r>
-        <w:rPr>
-          <w:rFonts w:cs="Arial"/>
-          <w:szCs w:val="24"/>
-        </w:rPr>
-      </w:r>
-      <w:r>
-        <w:rPr>
-          <w:rFonts w:cs="Arial"/>
-          <w:szCs w:val="24"/>
+          <w:highlight w:val="none"/>
+        </w:rPr>
+        <w:t xml:space="preserve">Por conta da temática do jogo estar relacionada à introspecção de Matthew sobre sua própria vida, desencadeada por seu quadro depressivo, os personagens encontrados ao longo da história </w:t>
+      </w:r>
+      <w:r>
+        <w:rPr>
+          <w:rFonts w:eastAsia="Arial" w:cs="Arial"/>
+          <w:highlight w:val="none"/>
+        </w:rPr>
+        <w:t xml:space="preserve">são representações construídas a partir da visão que o protagonista possui sobre eles</w:t>
+      </w:r>
+      <w:r>
+        <w:rPr>
+          <w:rFonts w:eastAsia="Arial" w:cs="Arial"/>
+          <w:highlight w:val="none"/>
+        </w:rPr>
+        <w:t xml:space="preserve">. Nesse sentido, um dos primeiros personagens encontrado pelo jogador</w:t>
+      </w:r>
+      <w:r>
+        <w:rPr>
+          <w:rFonts w:eastAsia="Arial" w:cs="Arial"/>
+          <w:highlight w:val="none"/>
+        </w:rPr>
+        <w:t xml:space="preserve"> é Gray, uma criança de oito anos que representa a percepção de Matthew sobre si mesmo durante sua infância, </w:t>
+      </w:r>
+      <w:r>
+        <w:rPr>
+          <w:rFonts w:eastAsia="Arial" w:cs="Arial"/>
+          <w:highlight w:val="none"/>
+        </w:rPr>
+        <w:t xml:space="preserve">sendo construído a partir de suas memórias desse período</w:t>
+      </w:r>
+      <w:r>
+        <w:rPr>
+          <w:rFonts w:eastAsia="Arial" w:cs="Arial"/>
+          <w:highlight w:val="none"/>
+        </w:rPr>
+      </w:r>
+      <w:r>
+        <w:rPr>
+          <w:rFonts w:eastAsia="Arial" w:cs="Arial"/>
+          <w:highlight w:val="none"/>
         </w:rPr>
       </w:r>
     </w:p>
@@ -6992,36 +6905,62 @@
         <w:spacing w:line="360" w:lineRule="auto"/>
         <w:ind w:right="0" w:firstLine="709" w:left="0"/>
         <w:rPr>
-          <w:rFonts w:cs="Arial"/>
-          <w:szCs w:val="24"/>
-        </w:rPr>
-      </w:pPr>
-      <w:r>
-        <w:rPr>
           <w:rFonts w:eastAsia="Arial" w:cs="Arial"/>
-          <w:b/>
-          <w:bCs/>
-          <w:szCs w:val="24"/>
-        </w:rPr>
-        <w:t xml:space="preserve">Idade:</w:t>
-      </w:r>
+          <w:highlight w:val="none"/>
+        </w:rPr>
+      </w:pPr>
       <w:r>
         <w:rPr>
           <w:rFonts w:eastAsia="Arial" w:cs="Arial"/>
-          <w:szCs w:val="24"/>
-        </w:rPr>
-        <w:t xml:space="preserve"> 8</w:t>
-      </w:r>
-      <w:r>
-        <w:rPr>
-          <w:rFonts w:cs="Arial"/>
-          <w:szCs w:val="24"/>
-        </w:rPr>
-      </w:r>
-      <w:r>
-        <w:rPr>
-          <w:rFonts w:cs="Arial"/>
-          <w:szCs w:val="24"/>
+          <w:highlight w:val="none"/>
+        </w:rPr>
+        <w:t xml:space="preserve">Diferentemente de sua versão adulta, Gray é retratado como uma criança b</w:t>
+      </w:r>
+      <w:r>
+        <w:rPr>
+          <w:rFonts w:eastAsia="Arial" w:cs="Arial"/>
+          <w:highlight w:val="none"/>
+        </w:rPr>
+        <w:t xml:space="preserve">rincalhona, sonhadora, corajosa e tímida, características que remetem à personalidade que Matthew possuía durante sua infância. O contraste entre a visão positiva que ele tinha sobre ele mesmo quando criança e a forma com que se vê em sua fase adulta está </w:t>
+      </w:r>
+      <w:r>
+        <w:rPr>
+          <w:rFonts w:eastAsia="Arial" w:cs="Arial"/>
+          <w:highlight w:val="none"/>
+        </w:rPr>
+        <w:t xml:space="preserve">relacionado às experiências vivenciadas ao longo de seu crescimento, que contribuíram para o rompimento das expectativas que possuía em relação à vida adulta e para o agravamento de seu quadro depressivo</w:t>
+      </w:r>
+      <w:r>
+        <w:rPr>
+          <w:rFonts w:eastAsia="Arial" w:cs="Arial"/>
+          <w:highlight w:val="none"/>
+        </w:rPr>
+        <w:t xml:space="preserve">. Essa versão presente no subconsciente de Matthew representa</w:t>
+      </w:r>
+      <w:r>
+        <w:rPr>
+          <w:rFonts w:eastAsia="Arial" w:cs="Arial"/>
+          <w:highlight w:val="none"/>
+        </w:rPr>
+        <w:t xml:space="preserve"> a forma </w:t>
+      </w:r>
+      <w:r>
+        <w:rPr>
+          <w:rFonts w:eastAsia="Arial" w:cs="Arial"/>
+          <w:highlight w:val="none"/>
+        </w:rPr>
+        <w:t xml:space="preserve">como ele percebia a si mesmo antes de vivenciar as experiências que contribuíram para a construção de sua atual visão negativa sobre si próprio</w:t>
+      </w:r>
+      <w:r>
+        <w:rPr>
+          <w:rFonts w:eastAsia="Arial" w:cs="Arial"/>
+          <w:highlight w:val="none"/>
+        </w:rPr>
+      </w:r>
+      <w:r>
+        <w:rPr>
+          <w:rFonts w:eastAsia="Arial" w:cs="Arial"/>
+          <w:highlight w:val="none"/>
         </w:rPr>
       </w:r>
     </w:p>
@@ -7036,42 +6975,84 @@
         <w:ind w:right="0" w:firstLine="709" w:left="0"/>
         <w:rPr>
           <w:rFonts w:eastAsia="Arial" w:cs="Arial"/>
-          <w:szCs w:val="24"/>
+          <w:highlight w:val="none"/>
         </w:rPr>
       </w:pPr>
       <w:r>
         <w:rPr>
           <w:rFonts w:eastAsia="Arial" w:cs="Arial"/>
-          <w:b/>
-          <w:bCs/>
-          <w:szCs w:val="24"/>
-        </w:rPr>
-        <w:t xml:space="preserve">História:</w:t>
+          <w:highlight w:val="none"/>
+        </w:rPr>
       </w:r>
       <w:r>
         <w:rPr>
           <w:rFonts w:eastAsia="Arial" w:cs="Arial"/>
-          <w:szCs w:val="24"/>
-        </w:rPr>
-        <w:t xml:space="preserve"> Gray é</w:t>
+          <w:highlight w:val="none"/>
+        </w:rPr>
+        <w:t xml:space="preserve">A característica predominante em relação a aparência de Gray é sua tonalidade monocromática neutra, com maior destaque para a cor cinza e suas variações. </w:t>
       </w:r>
       <w:r>
         <w:rPr>
           <w:rFonts w:eastAsia="Arial" w:cs="Arial"/>
-          <w:szCs w:val="24"/>
-        </w:rPr>
-        <w:t xml:space="preserve"> uma criança comum, como qualquer outra: criativo, brincalhão, corajoso na medida do possível, e sonhador. Seus pais se mudaram para a vila em que vivem antes dele nascer e, para economizar no pagamento, escolheram morar um pouco longe das outras pessoas. </w:t>
+          <w:highlight w:val="none"/>
+        </w:rPr>
+        <w:t xml:space="preserve">Essa particularidade foi definida com base no estudo de</w:t>
       </w:r>
       <w:r>
         <w:rPr>
           <w:rFonts w:eastAsia="Arial" w:cs="Arial"/>
-          <w:szCs w:val="24"/>
-        </w:rPr>
+          <w:highlight w:val="none"/>
+        </w:rPr>
+        <w:t xml:space="preserve"> Crone e van Drunen (2024), que aponta que a construção de um conceito de si próprio</w:t>
       </w:r>
       <w:r>
         <w:rPr>
           <w:rFonts w:eastAsia="Arial" w:cs="Arial"/>
-          <w:szCs w:val="24"/>
+          <w:i w:val="0"/>
+          <w:iCs w:val="0"/>
+          <w:highlight w:val="none"/>
+        </w:rPr>
+        <w:t xml:space="preserve"> </w:t>
+      </w:r>
+      <w:r>
+        <w:rPr>
+          <w:rFonts w:eastAsia="Arial" w:cs="Arial"/>
+          <w:highlight w:val="none"/>
+        </w:rPr>
+        <w:t xml:space="preserve">ocorre durante a infância por meio de processos cognitivos e interações sociais. Durante as fases iniciais da infância, uma criança tende a apresentar visões mais positivas de</w:t>
+      </w:r>
+      <w:r>
+        <w:rPr>
+          <w:rFonts w:eastAsia="Arial" w:cs="Arial"/>
+          <w:highlight w:val="none"/>
+        </w:rPr>
+        <w:t xml:space="preserve"> si mesma, influenciada, entre vários fatores, por elogios de seus pais e comparações temporais de si mesma (como por exemplo, “Eu estou mais esperto hoje do que ontem”), pois não apresentam um ciclo social grande o suficiente que as permitam se comparar c</w:t>
+      </w:r>
+      <w:r>
+        <w:rPr>
+          <w:rFonts w:eastAsia="Arial" w:cs="Arial"/>
+          <w:highlight w:val="none"/>
+        </w:rPr>
+        <w:t xml:space="preserve">om conhecidos. Entretanto, com a expansão de sua vida social, a criança se torna mais propícia a basear-se em comparações com outras pessoas, como amigos e colegas de classe, gerando assim uma modificação em sua autopercepção, passando a reconhecer também </w:t>
+      </w:r>
+      <w:r>
+        <w:rPr>
+          <w:rFonts w:eastAsia="Arial" w:cs="Arial"/>
+          <w:color w:val="auto"/>
+          <w:highlight w:val="none"/>
+        </w:rPr>
+        <w:t xml:space="preserve">falhas e características negativas em si mesma</w:t>
+      </w:r>
+      <w:r>
+        <w:rPr>
+          <w:rFonts w:eastAsia="Arial" w:cs="Arial"/>
+          <w:highlight w:val="none"/>
+        </w:rPr>
+      </w:r>
+      <w:r>
+        <w:rPr>
+          <w:rFonts w:eastAsia="Arial" w:cs="Arial"/>
+          <w:highlight w:val="none"/>
         </w:rPr>
       </w:r>
     </w:p>
@@ -7086,33 +7067,38 @@
         <w:ind w:right="0" w:firstLine="709" w:left="0"/>
         <w:rPr>
           <w:rFonts w:eastAsia="Arial" w:cs="Arial"/>
-          <w:szCs w:val="24"/>
+          <w:color w:val="auto"/>
+          <w:highlight w:val="none"/>
         </w:rPr>
       </w:pPr>
       <w:r>
         <w:rPr>
           <w:rFonts w:eastAsia="Arial" w:cs="Arial"/>
-          <w:szCs w:val="24"/>
-        </w:rPr>
-        <w:t xml:space="preserve">Por mais que Gray ame muito seus pais, ele não consegue vê-los com tanta frequênci</w:t>
+          <w:color w:val="auto"/>
+          <w:highlight w:val="none"/>
+        </w:rPr>
+        <w:t xml:space="preserve">Com base nas informações apresentadas, optou-se por representar visualmente Gray com uma paleta de cores predominantemente composta por tons de cinza. Essa escolha a</w:t>
       </w:r>
       <w:r>
         <w:rPr>
           <w:rFonts w:eastAsia="Arial" w:cs="Arial"/>
-          <w:szCs w:val="24"/>
-        </w:rPr>
-        <w:t xml:space="preserve">a, já que eles estão sempre fora, trabalhando, e, mesmo quando em casa, passam grande parte do tempo brigando. Eles, por outro lado, não parecem se preocupar muito com seu filho, não ligando muito se Gray fica fora de casa por longos períodos sem avisá-los</w:t>
+          <w:color w:val="auto"/>
+          <w:highlight w:val="none"/>
+        </w:rPr>
+        <w:t xml:space="preserve">rtística se deve pelo fato da cor ser uma tonalidade intermediária entre o branco e o preto, simbolicamente associado, respectivamente, a uma autoimagem positiva e negativa, utilizando da coloração como uma metáfora para um autoconceito ainda em construção</w:t>
       </w:r>
       <w:r>
         <w:rPr>
           <w:rFonts w:eastAsia="Arial" w:cs="Arial"/>
-          <w:szCs w:val="24"/>
+          <w:color w:val="auto"/>
+          <w:highlight w:val="none"/>
         </w:rPr>
       </w:r>
       <w:r>
         <w:rPr>
           <w:rFonts w:eastAsia="Arial" w:cs="Arial"/>
-          <w:szCs w:val="24"/>
+          <w:color w:val="auto"/>
+          <w:highlight w:val="none"/>
         </w:rPr>
       </w:r>
     </w:p>
@@ -7127,33 +7113,46 @@
         <w:ind w:right="0" w:firstLine="709" w:left="0"/>
         <w:rPr>
           <w:rFonts w:eastAsia="Arial" w:cs="Arial"/>
-          <w:szCs w:val="24"/>
+          <w:color w:val="auto"/>
+          <w:highlight w:val="none"/>
         </w:rPr>
       </w:pPr>
       <w:r>
         <w:rPr>
           <w:rFonts w:eastAsia="Arial" w:cs="Arial"/>
-          <w:szCs w:val="24"/>
-        </w:rPr>
-        <w:t xml:space="preserve">Por conta disso, ele costuma passar o dia brincando</w:t>
+          <w:color w:val="auto"/>
+          <w:highlight w:val="none"/>
+        </w:rPr>
+        <w:t xml:space="preserve">Outr</w:t>
       </w:r>
       <w:r>
         <w:rPr>
           <w:rFonts w:eastAsia="Arial" w:cs="Arial"/>
-          <w:szCs w:val="24"/>
-        </w:rPr>
-        <w:t xml:space="preserve"> na floresta, colhendo frutas, correndo atrás de animais, procurando tesouros, conversando com as crianças que ocasionalmente aparecem por lá, etc. Um dia, enquanto comia algumas amoras pela floresta, Gray acaba encontrando uma pessoa perdida, desorientada</w:t>
+          <w:color w:val="auto"/>
+          <w:highlight w:val="none"/>
+        </w:rPr>
+        <w:t xml:space="preserve">a particularidade importante de Gray é sua capacidade de utilizar magia, relacionada às memórias e imaginação de Matthew durante sua infância. Quando criança, o personagem costumava brincar e imaginar diversas histórias, algumas as quais era capaz de usar </w:t>
       </w:r>
       <w:r>
         <w:rPr>
           <w:rFonts w:eastAsia="Arial" w:cs="Arial"/>
-          <w:szCs w:val="24"/>
-        </w:rPr>
+          <w:color w:val="auto"/>
+          <w:highlight w:val="none"/>
+        </w:rPr>
+        <w:t xml:space="preserve">magia, como aquelas presentes em histórias e jogos de fantasia. Por representar a percepção que Matthew possui sobre si mesmo durante esse período, sua versão infantil é apresentada como sendo capaz de realizar as magias imaginava durante suas brincadeiras</w:t>
       </w:r>
       <w:r>
         <w:rPr>
           <w:rFonts w:eastAsia="Arial" w:cs="Arial"/>
-          <w:szCs w:val="24"/>
+          <w:color w:val="auto"/>
+          <w:highlight w:val="none"/>
+        </w:rPr>
+      </w:r>
+      <w:r>
+        <w:rPr>
+          <w:rFonts w:eastAsia="Arial" w:cs="Arial"/>
+          <w:color w:val="auto"/>
+          <w:highlight w:val="none"/>
         </w:rPr>
       </w:r>
     </w:p>
@@ -7168,56 +7167,38 @@
         <w:ind w:right="0" w:firstLine="709" w:left="0"/>
         <w:rPr>
           <w:rFonts w:eastAsia="Arial" w:cs="Arial"/>
-          <w:szCs w:val="24"/>
+          <w:color w:val="auto"/>
+          <w:highlight w:val="none"/>
         </w:rPr>
       </w:pPr>
       <w:r>
         <w:rPr>
           <w:rFonts w:eastAsia="Arial" w:cs="Arial"/>
-          <w:b/>
-          <w:bCs/>
-          <w:szCs w:val="24"/>
-        </w:rPr>
-        <w:t xml:space="preserve">Personalidade:</w:t>
+          <w:color w:val="auto"/>
+          <w:highlight w:val="none"/>
+        </w:rPr>
+        <w:t xml:space="preserve">Entretanto, embora possua magias de caráter destrutivo, como criar uma bola de fogo, habilidade frequentemente vista em magos em jogos de fantasia, Gray demonstra preferência por utilizar magias voltadas à assistência</w:t>
       </w:r>
       <w:r>
         <w:rPr>
           <w:rFonts w:eastAsia="Arial" w:cs="Arial"/>
-          <w:szCs w:val="24"/>
-        </w:rPr>
-        <w:t xml:space="preserve"> Brincalhão, tem problemas </w:t>
+          <w:color w:val="auto"/>
+          <w:highlight w:val="none"/>
+        </w:rPr>
+        <w:t xml:space="preserve">, como cura e defesa. Essa escolha se dá por conta de sua personalidade gentil, que faz com que ele busque evitar machucar outras pessoas, priorizando ações que auxiliem e protejam outros em vez de recorrer predominantemente à formas ofensivas de interação</w:t>
       </w:r>
       <w:r>
         <w:rPr>
           <w:rFonts w:eastAsia="Arial" w:cs="Arial"/>
-          <w:szCs w:val="24"/>
-        </w:rPr>
-        <w:t xml:space="preserve">pra</w:t>
+          <w:color w:val="auto"/>
+          <w:highlight w:val="none"/>
+        </w:rPr>
       </w:r>
       <w:r>
         <w:rPr>
           <w:rFonts w:eastAsia="Arial" w:cs="Arial"/>
-          <w:szCs w:val="24"/>
-        </w:rPr>
-        <w:t xml:space="preserve"> levar as coisas a sério, dorminhoco e ambicioso. Te</w:t>
-      </w:r>
-      <w:r>
-        <w:rPr>
-          <w:rFonts w:eastAsia="Arial" w:cs="Arial"/>
-          <w:szCs w:val="24"/>
-        </w:rPr>
-        <w:t xml:space="preserve">m dificuldades para falar com outras pessoas e de expressar o que pensa e sente. Emotivo, costuma agir muito mais com base em suas emoções do que em lógica. Se preocupa com todos ao se redor, mesmo que seja um desconhecido, e sempre procura ajudar a pessoa</w:t>
-      </w:r>
-      <w:r>
-        <w:rPr>
-          <w:rFonts w:eastAsia="Arial" w:cs="Arial"/>
-          <w:szCs w:val="24"/>
-        </w:rPr>
-      </w:r>
-      <w:r>
-        <w:rPr>
-          <w:rFonts w:eastAsia="Arial" w:cs="Arial"/>
-          <w:szCs w:val="24"/>
+          <w:color w:val="auto"/>
+          <w:highlight w:val="none"/>
         </w:rPr>
       </w:r>
     </w:p>
@@ -7232,96 +7213,38 @@
         <w:ind w:right="0" w:firstLine="709" w:left="0"/>
         <w:rPr>
           <w:rFonts w:eastAsia="Arial" w:cs="Arial"/>
-          <w:szCs w:val="24"/>
+          <w:color w:val="auto"/>
+          <w:highlight w:val="none"/>
         </w:rPr>
       </w:pPr>
       <w:r>
         <w:rPr>
           <w:rFonts w:eastAsia="Arial" w:cs="Arial"/>
-          <w:b/>
-          <w:bCs/>
-          <w:szCs w:val="24"/>
-        </w:rPr>
-        <w:t xml:space="preserve">Habilidades:</w:t>
+          <w:color w:val="auto"/>
+          <w:highlight w:val="none"/>
+        </w:rPr>
+        <w:t xml:space="preserve">Essa característica também se</w:t>
       </w:r>
       <w:r>
         <w:rPr>
           <w:rFonts w:eastAsia="Arial" w:cs="Arial"/>
-          <w:szCs w:val="24"/>
-        </w:rPr>
-        <w:t xml:space="preserve"> Capaz de utilizar magias de assistência, como cura, limpeza e defesa, assim como magias ofensivas. Usa um graveto como arma, podendo atacar com ou canalizar magia por ele</w:t>
+          <w:color w:val="auto"/>
+          <w:highlight w:val="none"/>
+        </w:rPr>
+        <w:t xml:space="preserve"> manifesta em suas mecânicas de jogo, uma vez que, durante um combate com um inimigo, o personagem peca em capacidades ofensivas para machucar seu oponente, porém dispõe de diversas opções para auxiliar Matthew, como curando-o, protegendo-o de ataques, etc</w:t>
       </w:r>
       <w:r>
         <w:rPr>
           <w:rFonts w:eastAsia="Arial" w:cs="Arial"/>
-          <w:szCs w:val="24"/>
+          <w:color w:val="auto"/>
+          <w:highlight w:val="none"/>
         </w:rPr>
       </w:r>
       <w:r>
         <w:rPr>
           <w:rFonts w:eastAsia="Arial" w:cs="Arial"/>
-          <w:szCs w:val="24"/>
-        </w:rPr>
-      </w:r>
-    </w:p>
-    <w:p>
-      <w:pPr>
-        <w:pStyle w:val="985"/>
-        <w:pBdr/>
-        <w:tabs>
-          <w:tab w:val="left" w:leader="none" w:pos="7672"/>
-        </w:tabs>
-        <w:spacing w:line="360" w:lineRule="auto"/>
-        <w:ind w:right="0" w:firstLine="709" w:left="0"/>
-        <w:rPr>
-          <w:rFonts w:eastAsia="Arial" w:cs="Arial"/>
-          <w:szCs w:val="24"/>
-        </w:rPr>
-      </w:pPr>
-      <w:r>
-        <w:rPr>
-          <w:rFonts w:eastAsia="Arial" w:cs="Arial"/>
-          <w:b/>
-          <w:bCs/>
-          <w:szCs w:val="24"/>
-        </w:rPr>
-        <w:t xml:space="preserve">Ações que pode </w:t>
-      </w:r>
-      <w:r>
-        <w:rPr>
-          <w:rFonts w:eastAsia="Arial" w:cs="Arial"/>
-          <w:b/>
-          <w:bCs/>
-          <w:szCs w:val="24"/>
-        </w:rPr>
-        <w:t xml:space="preserve">performar</w:t>
-      </w:r>
-      <w:r>
-        <w:rPr>
-          <w:rFonts w:eastAsia="Arial" w:cs="Arial"/>
-          <w:b/>
-          <w:bCs/>
-          <w:szCs w:val="24"/>
-        </w:rPr>
-        <w:t xml:space="preserve">:</w:t>
-      </w:r>
-      <w:r>
-        <w:rPr>
-          <w:rFonts w:eastAsia="Arial" w:cs="Arial"/>
-          <w:szCs w:val="24"/>
-        </w:rPr>
-        <w:t xml:space="preserve"> Utilizar item e lutar; durante modo puzzle: andar e interagir</w:t>
-      </w:r>
-      <w:r>
-        <w:rPr>
-          <w:rFonts w:eastAsia="Arial" w:cs="Arial"/>
-          <w:szCs w:val="24"/>
-        </w:rPr>
-      </w:r>
-      <w:r>
-        <w:rPr>
-          <w:rFonts w:eastAsia="Arial" w:cs="Arial"/>
-          <w:szCs w:val="24"/>
+          <w:color w:val="auto"/>
+          <w:highlight w:val="none"/>
         </w:rPr>
       </w:r>
     </w:p>
@@ -7419,40 +7342,6 @@
           <w:rFonts w:cs="Arial"/>
           <w:szCs w:val="24"/>
         </w:rPr>
-      </w:r>
-      <w:r>
-        <w:rPr>
-          <w:rFonts w:cs="Arial"/>
-          <w:szCs w:val="24"/>
-        </w:rPr>
-      </w:r>
-      <w:r>
-        <w:rPr>
-          <w:rFonts w:cs="Arial"/>
-          <w:szCs w:val="24"/>
-        </w:rPr>
-      </w:r>
-    </w:p>
-    <w:p>
-      <w:pPr>
-        <w:pStyle w:val="985"/>
-        <w:pBdr/>
-        <w:tabs>
-          <w:tab w:val="left" w:leader="none" w:pos="7672"/>
-        </w:tabs>
-        <w:spacing w:line="360" w:lineRule="auto"/>
-        <w:ind w:right="0" w:firstLine="709" w:left="0"/>
-        <w:rPr>
-          <w:rFonts w:cs="Arial"/>
-          <w:szCs w:val="24"/>
-        </w:rPr>
-      </w:pPr>
-      <w:r>
-        <w:rPr>
-          <w:rFonts w:eastAsia="Arial" w:cs="Arial"/>
-          <w:szCs w:val="24"/>
-        </w:rPr>
-        <w:t xml:space="preserve">- Descrição da mecânica do jogo;</w:t>
       </w:r>
       <w:r>
         <w:rPr>
@@ -7487,7 +7376,14 @@
           <w:rFonts w:eastAsia="Arial" w:cs="Arial"/>
           <w:szCs w:val="24"/>
         </w:rPr>
-        <w:t xml:space="preserve">A mecânica principal do jogo é a interação com os personagens espalhados pelo mapa, a resolução de puzzles e o combate de inimigos que aparecem aleatoriamente ou em momentos específicos</w:t>
+        <w:t xml:space="preserve">As principais mecânicas do jogo consistem na interação com os personagens distribuídos pelo mapa, na resolução de quebra-cabeças e no combate contra inimigos encontrados aleatoriamente ou em momentos específicos</w:t>
+      </w:r>
+      <w:r>
+        <w:rPr>
+          <w:rFonts w:cs="Arial"/>
+          <w:szCs w:val="24"/>
+        </w:rPr>
+        <w:t xml:space="preserve"> da narrativa</w:t>
       </w:r>
       <w:r>
         <w:rPr>
@@ -7522,21 +7418,21 @@
           <w:rFonts w:eastAsia="Arial" w:cs="Arial"/>
           <w:szCs w:val="24"/>
         </w:rPr>
-        <w:t xml:space="preserve">A interação se dá por meio do encontro do jogador com personagens espalhados pelo mapa, que podem ser interagidos com o botão de interação (Z). Tais personagens podem apresentar pequenos diálogos, missões secundárias, </w:t>
+        <w:t xml:space="preserve">A interação com personagens ocorre durante determinadas cutscenes ou quando o jogador se aproxima deles e pressiona o botão de interação. Esses personagens podem apresentar diálogos, oferecer missões secundárias, </w:t>
       </w:r>
       <w:r>
         <w:rPr>
           <w:rFonts w:eastAsia="Arial" w:cs="Arial"/>
           <w:szCs w:val="24"/>
         </w:rPr>
-        <w:t xml:space="preserve">minigames</w:t>
+        <w:t xml:space="preserve">disponibilizar minigames</w:t>
       </w:r>
       <w:r>
         <w:rPr>
           <w:rFonts w:eastAsia="Arial" w:cs="Arial"/>
           <w:szCs w:val="24"/>
         </w:rPr>
-        <w:t xml:space="preserve"> ou batalhas de treino. </w:t>
+        <w:t xml:space="preserve"> ou propor batalhas de treinamento, incentivando para a exploração do cenário e contribuindo para a variedade de atividades disponíveis durante a jogatina</w:t>
       </w:r>
       <w:r>
         <w:rPr>
@@ -7571,14 +7467,28 @@
           <w:rFonts w:eastAsia="Arial" w:cs="Arial"/>
           <w:szCs w:val="24"/>
         </w:rPr>
-        <w:t xml:space="preserve">Em certas interações com os personagens, alguns apresentarão a possibilidade de conversa, aos quais o jogador poderá escolher uma resposta pré-definida para um diálogo. A depender da escolha do jogador, o personagem apresentará uma resposta </w:t>
+        <w:t xml:space="preserve">Em certas inte</w:t>
       </w:r>
       <w:r>
         <w:rPr>
           <w:rFonts w:eastAsia="Arial" w:cs="Arial"/>
           <w:szCs w:val="24"/>
         </w:rPr>
-        <w:t xml:space="preserve">diferente, com a possibilidade de, em casos específicos, presentear o jogador com algo, como dinheiro ou itens. A resposta dada também tem a capacidade de influenciar no final do jogo</w:t>
+        <w:t xml:space="preserve">rações, alguns personagens apresentarão a possibilidade de conversa, aos quais o jogador poderá escolher uma resposta predefinida para um diálogo. Dependendo da escolha realizada pelo jogador, o personagem com que está interagindo apresentará uma resposta </w:t>
+      </w:r>
+      <w:r>
+        <w:rPr>
+          <w:rFonts w:eastAsia="Arial" w:cs="Arial"/>
+          <w:szCs w:val="24"/>
+        </w:rPr>
+        <w:t xml:space="preserve">diferente, podendo, em casos e</w:t>
+      </w:r>
+      <w:r>
+        <w:rPr>
+          <w:rFonts w:eastAsia="Arial" w:cs="Arial"/>
+          <w:szCs w:val="24"/>
+        </w:rPr>
+        <w:t xml:space="preserve">specíficos, presentear o jogador com dinheiro ou itens. Além disso, algumas decisões tomadas durante o diálogo também poderão influenciar o rumo da narrativa, permitindo que as escolhas do jogador apresentem consequências para o desenvolvimento da história</w:t>
       </w:r>
       <w:r>
         <w:rPr>
@@ -7605,7 +7515,6 @@
         <w:ind w:right="0" w:firstLine="709" w:left="0"/>
         <w:rPr>
           <w:rFonts w:cs="Arial"/>
-          <w:szCs w:val="24"/>
         </w:rPr>
       </w:pPr>
       <w:r>
@@ -7613,60 +7522,71 @@
           <w:rFonts w:cs="Arial"/>
           <w:szCs w:val="24"/>
         </w:rPr>
-        <w:t xml:space="preserve">Em determinados momentos do jogo, o jogador será barrado por um puzzle em que ele deverá resolver para poder avançar em seu caminho. </w:t>
+        <w:t xml:space="preserve">Em determinados momentos, o progresso do jogador será impedido por quebra-cabeças, que deverão ser solucionados para permitir o avanço pelos cenários. </w:t>
       </w:r>
       <w:r>
         <w:rPr>
           <w:rFonts w:cs="Arial"/>
           <w:szCs w:val="24"/>
         </w:rPr>
-        <w:t xml:space="preserve">Esses quebras</w:t>
+        <w:t xml:space="preserve">Esses desafios</w:t>
       </w:r>
       <w:r>
         <w:rPr>
           <w:rFonts w:cs="Arial"/>
           <w:szCs w:val="24"/>
         </w:rPr>
-        <w:t xml:space="preserve"> cabeças podem incluir, mas não se limitando a, </w:t>
+        <w:t xml:space="preserve"> podem envolver diferentes tipos de atividades, como eventos de tempo de reação (</w:t>
+      </w:r>
+      <w:r>
+        <w:rPr>
+          <w:rFonts w:cs="Arial"/>
+          <w:i/>
+          <w:iCs/>
+          <w:szCs w:val="24"/>
+        </w:rPr>
+        <w:t xml:space="preserve">quick</w:t>
+      </w:r>
+      <w:r>
+        <w:rPr>
+          <w:rFonts w:cs="Arial"/>
+          <w:i/>
+          <w:iCs/>
+          <w:szCs w:val="24"/>
+        </w:rPr>
+        <w:t xml:space="preserve">-time </w:t>
+      </w:r>
+      <w:r>
+        <w:rPr>
+          <w:rFonts w:cs="Arial"/>
+          <w:i/>
+          <w:iCs/>
+          <w:szCs w:val="24"/>
+        </w:rPr>
+        <w:t xml:space="preserve">events</w:t>
       </w:r>
       <w:r>
         <w:rPr>
           <w:rFonts w:cs="Arial"/>
           <w:szCs w:val="24"/>
         </w:rPr>
-        <w:t xml:space="preserve">quick</w:t>
+        <w:t xml:space="preserve">)</w:t>
       </w:r>
       <w:r>
         <w:rPr>
           <w:rFonts w:cs="Arial"/>
           <w:szCs w:val="24"/>
         </w:rPr>
-        <w:t xml:space="preserve">-time </w:t>
+        <w:t xml:space="preserve">, movimentação de objetos à localizações específicas e buscar por itens necessários para prosseguir. </w:t>
       </w:r>
       <w:r>
         <w:rPr>
           <w:rFonts w:cs="Arial"/>
-          <w:szCs w:val="24"/>
-        </w:rPr>
-        <w:t xml:space="preserve">events</w:t>
+        </w:rPr>
       </w:r>
       <w:r>
         <w:rPr>
           <w:rFonts w:cs="Arial"/>
-          <w:szCs w:val="24"/>
-        </w:rPr>
-        <w:t xml:space="preserve">, arrastar objetos à determinada localização, procurar por um item específico, etc. Ademais, alguns puzzles permitirão ao jogador assumir controle de Gray para sua resolução</w:t>
-      </w:r>
-      <w:r>
-        <w:rPr>
-          <w:rFonts w:cs="Arial"/>
-          <w:szCs w:val="24"/>
-        </w:rPr>
-      </w:r>
-      <w:r>
-        <w:rPr>
-          <w:rFonts w:cs="Arial"/>
-          <w:szCs w:val="24"/>
         </w:rPr>
       </w:r>
     </w:p>
@@ -7682,33 +7602,44 @@
         <w:ind w:right="0" w:firstLine="709" w:left="0"/>
         <w:rPr>
           <w:rFonts w:cs="Arial"/>
-          <w:szCs w:val="24"/>
-        </w:rPr>
-      </w:pPr>
-      <w:r>
-        <w:rPr>
-          <w:rFonts w:eastAsia="Arial" w:cs="Arial"/>
-          <w:szCs w:val="24"/>
-        </w:rPr>
-        <w:t xml:space="preserve">O combate seria inspirado em um RPG de turno, em que, ao começo de um, o jogador será apresentado com a seleção de personagem para seu turno, podendo escolher qual ação se</w:t>
-      </w:r>
-      <w:r>
-        <w:rPr>
-          <w:rFonts w:eastAsia="Arial" w:cs="Arial"/>
-          <w:szCs w:val="24"/>
-        </w:rPr>
-        <w:t xml:space="preserve">rá tomada primeiro: a de Matthew ou de Gray. Ambos os personagens dispõem de ações bases e ações específicas. As ações base seriam ações que ambos os personagens podem realizar, como utilizar um item, defender, atacar, e, em sua essência, realizar uma ação</w:t>
-      </w:r>
+        </w:rPr>
+      </w:pPr>
       <w:r>
         <w:rPr>
           <w:rFonts w:cs="Arial"/>
           <w:szCs w:val="24"/>
         </w:rPr>
+        <w:t xml:space="preserve">Ademais, alguns quebra-cabeças permitirão que o jogador assuma o controle de Gray para sua solucionar os desafios propostos, utilizando das capacidades individuais dos dois personagens.</w:t>
       </w:r>
       <w:r>
         <w:rPr>
           <w:rFonts w:cs="Arial"/>
           <w:szCs w:val="24"/>
+        </w:rPr>
+        <w:t xml:space="preserve"> Por ser adulto e, consequentemente, mais alto, </w:t>
+      </w:r>
+      <w:r>
+        <w:rPr>
+          <w:rFonts w:cs="Arial"/>
+          <w:szCs w:val="24"/>
+        </w:rPr>
+        <w:t xml:space="preserve">Matthew </w:t>
+      </w:r>
+      <w:r>
+        <w:rPr>
+          <w:rFonts w:cs="Arial"/>
+          <w:szCs w:val="24"/>
+        </w:rPr>
+        <w:t xml:space="preserve">pode alcançar certas áreas e exercer maior força sobre alguns objetos, enquanto Gray, devido à sua menor estatura, pode acessar passagens pelas quais Matthew não consegue passar</w:t>
+      </w:r>
+      <w:r>
+        <w:rPr>
+          <w:rFonts w:cs="Arial"/>
+        </w:rPr>
+      </w:r>
+      <w:r>
+        <w:rPr>
+          <w:rFonts w:cs="Arial"/>
         </w:rPr>
       </w:r>
     </w:p>
@@ -7723,8 +7654,7 @@
         <w:spacing w:line="360" w:lineRule="auto"/>
         <w:ind w:right="0" w:firstLine="709" w:left="0"/>
         <w:rPr>
-          <w:rFonts w:cs="Arial"/>
-          <w:szCs w:val="24"/>
+          <w:rFonts w:eastAsia="Arial" w:cs="Arial"/>
         </w:rPr>
       </w:pPr>
       <w:r>
@@ -7732,39 +7662,23 @@
           <w:rFonts w:eastAsia="Arial" w:cs="Arial"/>
           <w:szCs w:val="24"/>
         </w:rPr>
-        <w:t xml:space="preserve">As ações específica</w:t>
+        <w:t xml:space="preserve">O sistema de combate é inspirado em RPGs de turno, nos quais o jogador seleciona as ações de seus personagens antes da execução dos ataques dos oponentes</w:t>
       </w:r>
       <w:r>
         <w:rPr>
           <w:rFonts w:eastAsia="Arial" w:cs="Arial"/>
           <w:szCs w:val="24"/>
         </w:rPr>
-        <w:t xml:space="preserve">s são ações especiais para cada personagem. Matthew, por conta de seu físico e sua personalidade, consegue apenas realizar ações físicas no começo do jogo, podendo, a depender das escolhas do jogador, aprender a agir de forma mais persuasiva, sentimental; </w:t>
+        <w:t xml:space="preserve">. No início de cada batalha, será possível definir qual dos dois personagens controlados pelo jogador, Matthew ou Gray, realizará sua ação primeiro</w:t>
       </w:r>
       <w:r>
         <w:rPr>
           <w:rFonts w:eastAsia="Arial" w:cs="Arial"/>
-          <w:szCs w:val="24"/>
-        </w:rPr>
-        <w:t xml:space="preserve">Ademais</w:t>
+        </w:rPr>
       </w:r>
       <w:r>
         <w:rPr>
           <w:rFonts w:eastAsia="Arial" w:cs="Arial"/>
-          <w:szCs w:val="24"/>
-        </w:rPr>
-        <w:t xml:space="preserve">, por conta de sua personalidade, por ser mais responsável e saber seus limites, ele também é apresentado com a escolha de fugir do combate, encerrando-o</w:t>
-      </w:r>
-      <w:r>
-        <w:rPr>
-          <w:rFonts w:cs="Arial"/>
-          <w:szCs w:val="24"/>
-        </w:rPr>
-      </w:r>
-      <w:r>
-        <w:rPr>
-          <w:rFonts w:cs="Arial"/>
-          <w:szCs w:val="24"/>
         </w:rPr>
       </w:r>
     </w:p>
@@ -7779,8 +7693,7 @@
         <w:spacing w:line="360" w:lineRule="auto"/>
         <w:ind w:right="0" w:firstLine="709" w:left="0"/>
         <w:rPr>
-          <w:rFonts w:cs="Arial"/>
-          <w:szCs w:val="24"/>
+          <w:rFonts w:eastAsia="Arial" w:cs="Arial"/>
         </w:rPr>
       </w:pPr>
       <w:r>
@@ -7788,25 +7701,30 @@
           <w:rFonts w:eastAsia="Arial" w:cs="Arial"/>
           <w:szCs w:val="24"/>
         </w:rPr>
-        <w:t xml:space="preserve">Gray, por sua inocência e coragem, detém a capacidade de realizar ações mais sociais, sendo mais amigável com seus oponente</w:t>
+        <w:t xml:space="preserve">Ambos os personagens compartilham um conjunto de ações básicas, que incluem atacar, defender, utilizar itens e realizar outras ações disponíveis durante o combate. </w:t>
       </w:r>
       <w:r>
         <w:rPr>
           <w:rFonts w:eastAsia="Arial" w:cs="Arial"/>
           <w:szCs w:val="24"/>
         </w:rPr>
-        <w:t xml:space="preserve">s, e, após fazê-los baixar a guarda, convencê-los a desistir do combate. Além disso, por conta da presença de magia no outro mundo, ele também é capaz de usar feitiços, porém é mais especializado em feitiços de suporte, como cura, do que feitiços ofensivos</w:t>
-      </w:r>
-      <w:r>
-        <w:rPr>
-          <w:rFonts w:cs="Arial"/>
+        <w:t xml:space="preserve">Essas ações disponíveis </w:t>
+      </w:r>
+      <w:r>
+        <w:rPr>
+          <w:rFonts w:eastAsia="Arial" w:cs="Arial"/>
           <w:szCs w:val="24"/>
         </w:rPr>
-      </w:r>
-      <w:r>
-        <w:rPr>
-          <w:rFonts w:cs="Arial"/>
-          <w:szCs w:val="24"/>
+        <w:t xml:space="preserve">são específicas para cada personagem, determinadas por sua personalidade e características estabelecidas em sua construção narrativa</w:t>
+      </w:r>
+      <w:r>
+        <w:rPr>
+          <w:rFonts w:eastAsia="Arial" w:cs="Arial"/>
+        </w:rPr>
+      </w:r>
+      <w:r>
+        <w:rPr>
+          <w:rFonts w:eastAsia="Arial" w:cs="Arial"/>
         </w:rPr>
       </w:r>
     </w:p>
@@ -7821,8 +7739,7 @@
         <w:spacing w:line="360" w:lineRule="auto"/>
         <w:ind w:right="0" w:firstLine="709" w:left="0"/>
         <w:rPr>
-          <w:rFonts w:cs="Arial"/>
-          <w:szCs w:val="24"/>
+          <w:rFonts w:eastAsia="Arial" w:cs="Arial"/>
         </w:rPr>
       </w:pPr>
       <w:r>
@@ -7830,46 +7747,44 @@
           <w:rFonts w:eastAsia="Arial" w:cs="Arial"/>
           <w:szCs w:val="24"/>
         </w:rPr>
-        <w:t xml:space="preserve">Caso o jogador tenha escolhido para que algum dos dois personagens ataque, aparecerá um </w:t>
+        <w:t xml:space="preserve">Matthew, em razão de suas caracterís</w:t>
       </w:r>
       <w:r>
         <w:rPr>
           <w:rFonts w:eastAsia="Arial" w:cs="Arial"/>
           <w:szCs w:val="24"/>
         </w:rPr>
-        <w:t xml:space="preserve">quick</w:t>
+        <w:t xml:space="preserve">ticas físicas e sua personalidade, dispõe inicialmente apenas de ações predominantemente físicas. Entretanto, dependendo das escolhas realizadas pelo jogador ao longo da jogatina, o personagem pode desenvolver formas de agir mais persuasivas e emocionais. </w:t>
       </w:r>
       <w:r>
         <w:rPr>
           <w:rFonts w:eastAsia="Arial" w:cs="Arial"/>
           <w:szCs w:val="24"/>
         </w:rPr>
-        <w:t xml:space="preserve">-time </w:t>
+        <w:t xml:space="preserve">Ademais</w:t>
       </w:r>
       <w:r>
         <w:rPr>
           <w:rFonts w:eastAsia="Arial" w:cs="Arial"/>
           <w:szCs w:val="24"/>
         </w:rPr>
-        <w:t xml:space="preserve">event</w:t>
+        <w:t xml:space="preserve">, devido sua postura mais responsável e ter consciência de suas próprias limitações, Matthew também possui a</w:t>
       </w:r>
       <w:r>
         <w:rPr>
           <w:rFonts w:eastAsia="Arial" w:cs="Arial"/>
           <w:szCs w:val="24"/>
         </w:rPr>
-        <w:t xml:space="preserve">, em que ele deverá apertar o botão de interagir/confirmar quando a barra estiver mais próxima do centro. Quanto mais ao centro o jogador atacar, mais dano o ataque causará</w:t>
-      </w:r>
-      <w:r>
-        <w:rPr>
-          <w:rFonts w:cs="Arial"/>
-          <w:szCs w:val="24"/>
-        </w:rPr>
-      </w:r>
-      <w:r>
-        <w:rPr>
-          <w:rFonts w:cs="Arial"/>
-          <w:szCs w:val="24"/>
+        <w:t xml:space="preserve"> possibilidade de fugir do combate, encerrando a batalha sem derrotar os oponentes</w:t>
+      </w:r>
+      <w:r>
+        <w:rPr>
+          <w:rFonts w:eastAsia="Arial" w:cs="Arial"/>
+        </w:rPr>
+      </w:r>
+      <w:r>
+        <w:rPr>
+          <w:rFonts w:eastAsia="Arial" w:cs="Arial"/>
         </w:rPr>
       </w:r>
     </w:p>
@@ -7893,84 +7808,21 @@
           <w:rFonts w:eastAsia="Arial" w:cs="Arial"/>
           <w:szCs w:val="24"/>
         </w:rPr>
-        <w:t xml:space="preserve">Após o turno do jogador, será o turno dos oponentes, que será iniciado um </w:t>
+        <w:t xml:space="preserve">Gray, em contrapartida, dado sua personalidade gentil, apresenta ações mais sociais, podendo abordar os adversários de maneira amigável e tentar convencê-los a desistir do confronto</w:t>
       </w:r>
       <w:r>
         <w:rPr>
           <w:rFonts w:eastAsia="Arial" w:cs="Arial"/>
           <w:szCs w:val="24"/>
         </w:rPr>
-        <w:t xml:space="preserve">minigame</w:t>
-      </w:r>
-      <w:r>
-        <w:rPr>
-          <w:rFonts w:eastAsia="Arial" w:cs="Arial"/>
-          <w:szCs w:val="24"/>
-        </w:rPr>
-        <w:t xml:space="preserve">, tendo como foco principal o estilo </w:t>
-      </w:r>
-      <w:r>
-        <w:rPr>
-          <w:rFonts w:eastAsia="Arial" w:cs="Arial"/>
-          <w:szCs w:val="24"/>
-        </w:rPr>
-        <w:t xml:space="preserve">bullet</w:t>
-      </w:r>
-      <w:r>
-        <w:rPr>
-          <w:rFonts w:eastAsia="Arial" w:cs="Arial"/>
-          <w:szCs w:val="24"/>
-        </w:rPr>
-        <w:t xml:space="preserve"> </w:t>
-      </w:r>
-      <w:r>
-        <w:rPr>
-          <w:rFonts w:eastAsia="Arial" w:cs="Arial"/>
-          <w:szCs w:val="24"/>
-        </w:rPr>
-        <w:t xml:space="preserve">hell</w:t>
-      </w:r>
-      <w:r>
-        <w:rPr>
-          <w:rFonts w:eastAsia="Arial" w:cs="Arial"/>
-          <w:szCs w:val="24"/>
-        </w:rPr>
-        <w:t xml:space="preserve">, onde ele terá que desviar dos ataques que serão lançados em sua direção, porém podendo variar entre outras formas de </w:t>
-      </w:r>
-      <w:r>
-        <w:rPr>
-          <w:rFonts w:eastAsia="Arial" w:cs="Arial"/>
-          <w:szCs w:val="24"/>
-        </w:rPr>
-        <w:t xml:space="preserve">minigame</w:t>
-      </w:r>
-      <w:r>
-        <w:rPr>
-          <w:rFonts w:eastAsia="Arial" w:cs="Arial"/>
-          <w:szCs w:val="24"/>
-        </w:rPr>
-        <w:t xml:space="preserve">. Cada inimigo terá </w:t>
+        <w:t xml:space="preserve">. Além disso, ele também é capaz de usar magias,</w:t>
       </w:r>
       <w:r>
         <w:rPr>
           <w:rFonts w:cs="Arial"/>
           <w:szCs w:val="24"/>
         </w:rPr>
-        <w:t xml:space="preserve">um padrão diferente de ataques, podendo </w:t>
-      </w:r>
-      <w:r>
-        <w:rPr>
-          <w:rFonts w:cs="Arial"/>
-          <w:szCs w:val="24"/>
-        </w:rPr>
-        <w:t xml:space="preserve">requerer ao jogador desviar de ataques, apertar uma sequência de botões, realizar uma ação específica, </w:t>
-      </w:r>
-      <w:r>
-        <w:rPr>
-          <w:rFonts w:cs="Arial"/>
-          <w:szCs w:val="24"/>
-        </w:rPr>
-        <w:t xml:space="preserve">etc</w:t>
+        <w:t xml:space="preserve"> sendo especializado principalmente em feitiços de suporte, como cura e defesa para auxiliar Matthew ou a si mesmo</w:t>
       </w:r>
       <w:r>
         <w:rPr>
@@ -8005,14 +7857,21 @@
           <w:rFonts w:eastAsia="Arial" w:cs="Arial"/>
           <w:szCs w:val="24"/>
         </w:rPr>
-        <w:t xml:space="preserve">O combate termina em 3 condições: caso o jogador derrote </w:t>
+        <w:t xml:space="preserve">Caso o jogador selecione para que algum dos dois personagens ataque, é iniciado um evento de tempo de reação</w:t>
       </w:r>
       <w:r>
         <w:rPr>
           <w:rFonts w:eastAsia="Arial" w:cs="Arial"/>
           <w:szCs w:val="24"/>
         </w:rPr>
-        <w:t xml:space="preserve">o oponente, seja convencendo-o a desistir da batalha ou matando-o; caso o jogador fuja da batalha; e caso o HP de ambos os personagens controlados pelo jogador atinja 0. O primeiro caso resulta em vitória, enquanto os dois casos seguintes contam como perda</w:t>
+        <w:t xml:space="preserve">, no</w:t>
+      </w:r>
+      <w:r>
+        <w:rPr>
+          <w:rFonts w:eastAsia="Arial" w:cs="Arial"/>
+          <w:szCs w:val="24"/>
+        </w:rPr>
+        <w:t xml:space="preserve"> qual uma barra de indicação se movimenta pelos lados da tela. O jogador deverá pressionar o botão de confirmação no momento em que o indicador estiver mais próximo da região central, aumentando o dano causado pelo ataque quanto maior a precisão do comando</w:t>
       </w:r>
       <w:r>
         <w:rPr>
@@ -8047,21 +7906,62 @@
           <w:rFonts w:eastAsia="Arial" w:cs="Arial"/>
           <w:szCs w:val="24"/>
         </w:rPr>
-        <w:t xml:space="preserve">Ao final de uma batalha, o jogador ganhará uma quantidade de dinheiro, experiência, e, em caso de alguns inimigos especiais, será possível desbloquear alguns equipamentos especiais e/ou desbloqueá-los como </w:t>
+        <w:t xml:space="preserve">Após a conclusão das ações do jogador, inicia-se o turno dos oponentes. Nessa etapa, o jogador deverá participar de um </w:t>
       </w:r>
       <w:r>
         <w:rPr>
           <w:rFonts w:eastAsia="Arial" w:cs="Arial"/>
           <w:szCs w:val="24"/>
         </w:rPr>
-        <w:t xml:space="preserve">NPCs</w:t>
+        <w:t xml:space="preserve">minigame</w:t>
       </w:r>
       <w:r>
         <w:rPr>
           <w:rFonts w:eastAsia="Arial" w:cs="Arial"/>
           <w:szCs w:val="24"/>
         </w:rPr>
-        <w:t xml:space="preserve">, aos quais você pode interagir</w:t>
+        <w:t xml:space="preserve"> cujo estilo predominante é o </w:t>
+      </w:r>
+      <w:r>
+        <w:rPr>
+          <w:rFonts w:eastAsia="Arial" w:cs="Arial"/>
+          <w:i/>
+          <w:iCs/>
+          <w:szCs w:val="24"/>
+        </w:rPr>
+        <w:t xml:space="preserve">bullet</w:t>
+      </w:r>
+      <w:r>
+        <w:rPr>
+          <w:rFonts w:eastAsia="Arial" w:cs="Arial"/>
+          <w:i/>
+          <w:iCs/>
+          <w:szCs w:val="24"/>
+        </w:rPr>
+        <w:t xml:space="preserve"> </w:t>
+      </w:r>
+      <w:r>
+        <w:rPr>
+          <w:rFonts w:eastAsia="Arial" w:cs="Arial"/>
+          <w:i/>
+          <w:iCs/>
+          <w:szCs w:val="24"/>
+        </w:rPr>
+        <w:t xml:space="preserve">hell</w:t>
+      </w:r>
+      <w:r>
+        <w:rPr>
+          <w:rFonts w:eastAsia="Arial" w:cs="Arial"/>
+          <w:szCs w:val="24"/>
+        </w:rPr>
+        <w:t xml:space="preserve">, caracterizado pela necessidade de desviar dos ataques que serão lançados em sua direção. Entretanto, os desafios podem variar de acordo com o inimigo enfrentado, incluindo situações que exijam a esquiva de ataques</w:t>
+      </w:r>
+      <w:r>
+        <w:rPr>
+          <w:rFonts w:cs="Arial"/>
+          <w:szCs w:val="24"/>
+        </w:rPr>
+        <w:t xml:space="preserve">, apertar uma sequência de botões ou realizar uma ação específica, diversificando os combates e exigindo que o jogador pense em diferentes estratégias para evitar o dano e enfrentar seus oponentes</w:t>
       </w:r>
       <w:r>
         <w:rPr>
@@ -8096,21 +7996,14 @@
           <w:rFonts w:eastAsia="Arial" w:cs="Arial"/>
           <w:szCs w:val="24"/>
         </w:rPr>
-        <w:t xml:space="preserve">Metaforicamente, o início do jogo se inicia na parte mais superficial do consciente de Matthew, com os </w:t>
+        <w:t xml:space="preserve">Uma batalha pode ser encerrada de três maneiras: pela derrota do oponente, seja por meio da redução de seus pontos de vida para zero ou pela desistência do mesmo após uma abordagem específica</w:t>
       </w:r>
       <w:r>
         <w:rPr>
           <w:rFonts w:eastAsia="Arial" w:cs="Arial"/>
           <w:szCs w:val="24"/>
         </w:rPr>
-        <w:t xml:space="preserve">NPCs</w:t>
-      </w:r>
-      <w:r>
-        <w:rPr>
-          <w:rFonts w:eastAsia="Arial" w:cs="Arial"/>
-          <w:szCs w:val="24"/>
-        </w:rPr>
-        <w:t xml:space="preserve"> e inimigos sendo emoções e memórias mais mundanas e tranquilas. Nesse sentido, os diferentes métodos para lidar com os inimigos representam maneiras de tratar dessas memórias e emoções, seja ignorando-os ou aceitando-os como parte de si. </w:t>
+        <w:t xml:space="preserve">; pela fuga do jogador; ou pela redução dos pontos de vida de ambos os personagens controlados pelo jogador a zero. A primeira condição resulta em vitória, enquanto as duas últimas são consideradas como derrotas</w:t>
       </w:r>
       <w:r>
         <w:rPr>
@@ -8145,7 +8038,135 @@
           <w:rFonts w:eastAsia="Arial" w:cs="Arial"/>
           <w:szCs w:val="24"/>
         </w:rPr>
-        <w:t xml:space="preserve">Com o avanço no jogo e a passagem para a exploração do subconsciente do personagem, os inimigos passam a ser mais complexos, representando traumas, memórias ruins, medos, consequentemente fazendo seus ataques se tornarem mais desafiadores</w:t>
+        <w:t xml:space="preserve">Ao final de uma batalha vencida, o jogador receberá recompensas, que incluem dinheiro e pontos de experiência. Além disso, determinados inimigos especiais poderão conceder equipamentos especiais ou ser desbloqueados como personagens não jogáveis (</w:t>
+      </w:r>
+      <w:r>
+        <w:rPr>
+          <w:rFonts w:eastAsia="Arial" w:cs="Arial"/>
+          <w:i/>
+          <w:iCs/>
+          <w:szCs w:val="24"/>
+        </w:rPr>
+        <w:t xml:space="preserve">NPC</w:t>
+      </w:r>
+      <w:r>
+        <w:rPr>
+          <w:rFonts w:eastAsia="Arial" w:cs="Arial"/>
+          <w:szCs w:val="24"/>
+        </w:rPr>
+        <w:t xml:space="preserve">s)</w:t>
+      </w:r>
+      <w:r>
+        <w:rPr>
+          <w:rFonts w:eastAsia="Arial" w:cs="Arial"/>
+          <w:szCs w:val="24"/>
+        </w:rPr>
+        <w:t xml:space="preserve">, permitindo novas interações após o combate</w:t>
+      </w:r>
+      <w:r>
+        <w:rPr>
+          <w:rFonts w:cs="Arial"/>
+          <w:szCs w:val="24"/>
+        </w:rPr>
+      </w:r>
+      <w:r>
+        <w:rPr>
+          <w:rFonts w:cs="Arial"/>
+          <w:szCs w:val="24"/>
+        </w:rPr>
+      </w:r>
+    </w:p>
+    <w:p>
+      <w:pPr>
+        <w:pStyle w:val="985"/>
+        <w:pBdr/>
+        <w:tabs>
+          <w:tab w:val="left" w:leader="none" w:pos="6497"/>
+          <w:tab w:val="left" w:leader="none" w:pos="7672"/>
+        </w:tabs>
+        <w:spacing w:line="360" w:lineRule="auto"/>
+        <w:ind w:right="0" w:firstLine="709" w:left="0"/>
+        <w:rPr>
+          <w:rFonts w:cs="Arial"/>
+          <w:szCs w:val="24"/>
+        </w:rPr>
+      </w:pPr>
+      <w:r>
+        <w:rPr>
+          <w:rFonts w:eastAsia="Arial" w:cs="Arial"/>
+          <w:szCs w:val="24"/>
+        </w:rPr>
+        <w:t xml:space="preserve">Além de suas funções na progressão e nos des</w:t>
+      </w:r>
+      <w:r>
+        <w:rPr>
+          <w:rFonts w:eastAsia="Arial" w:cs="Arial"/>
+          <w:szCs w:val="24"/>
+        </w:rPr>
+        <w:t xml:space="preserve">afios apresentados ao jogador, as mecânicas de jogatina também possuem um papel simbólico na narrativa, uma vez que, devido à temática de autorreflexão de Matthew sobre si mesmo, os desafios encontrados estão relacionados a emoções e memórias do personagem</w:t>
+      </w:r>
+      <w:r>
+        <w:rPr>
+          <w:rFonts w:eastAsia="Arial" w:cs="Arial"/>
+          <w:szCs w:val="24"/>
+        </w:rPr>
+        <w:t xml:space="preserve">. Nesse contexto, a</w:t>
+      </w:r>
+      <w:r>
+        <w:rPr>
+          <w:rFonts w:eastAsia="Arial" w:cs="Arial"/>
+          <w:szCs w:val="24"/>
+        </w:rPr>
+        <w:t xml:space="preserve">s diferentes formas de lidar com os quebra-cabeças e adversários representam maneiras distintas de tratar as próprias lembranças e emoções, seja optando por confrontá-las diretamente, buscar uma solução pacífica e aceitá-las como parte de si ou ignorá-las </w:t>
+      </w:r>
+      <w:r>
+        <w:rPr>
+          <w:rFonts w:cs="Arial"/>
+          <w:szCs w:val="24"/>
+        </w:rPr>
+      </w:r>
+      <w:r>
+        <w:rPr>
+          <w:rFonts w:cs="Arial"/>
+          <w:szCs w:val="24"/>
+        </w:rPr>
+      </w:r>
+    </w:p>
+    <w:p>
+      <w:pPr>
+        <w:pStyle w:val="985"/>
+        <w:pBdr/>
+        <w:tabs>
+          <w:tab w:val="left" w:leader="none" w:pos="6497"/>
+          <w:tab w:val="left" w:leader="none" w:pos="7672"/>
+        </w:tabs>
+        <w:spacing w:line="360" w:lineRule="auto"/>
+        <w:ind w:right="0" w:firstLine="709" w:left="0"/>
+        <w:rPr>
+          <w:rFonts w:cs="Arial"/>
+          <w:szCs w:val="24"/>
+        </w:rPr>
+      </w:pPr>
+      <w:r>
+        <w:rPr>
+          <w:rFonts w:eastAsia="Arial" w:cs="Arial"/>
+          <w:szCs w:val="24"/>
+        </w:rPr>
+        <w:t xml:space="preserve">À medida que a narrativa avança e o jogador ex</w:t>
+      </w:r>
+      <w:r>
+        <w:rPr>
+          <w:rFonts w:eastAsia="Arial" w:cs="Arial"/>
+          <w:szCs w:val="24"/>
+        </w:rPr>
+        <w:t xml:space="preserve">plora regiões mais profundas do subconsciente de Matthew, os desafios passam a representar conteúdos psicológicos mais complexos, como traumas, lembranças dolorosas e medos. Essa progressão também se reflete no sistema de combate, com adversários que apres</w:t>
+      </w:r>
+      <w:r>
+        <w:rPr>
+          <w:rFonts w:eastAsia="Arial" w:cs="Arial"/>
+          <w:szCs w:val="24"/>
+        </w:rPr>
+        <w:t xml:space="preserve">entam padrões de ataques mais elaborados e desafios progressivamente mais difíceis. Assim, o aumento da complexidade dos acompanha o aprofundamento da introspecção de Matthew, ligando a evolução dos desafios aos conflitos internos explorados pela narrativa</w:t>
       </w:r>
       <w:r>
         <w:rPr>
@@ -8272,22 +8293,31 @@
           <w:tab w:val="left" w:leader="none" w:pos="425"/>
         </w:tabs>
         <w:spacing w:line="360" w:lineRule="auto"/>
-        <w:ind w:right="0" w:firstLine="349" w:left="360"/>
-        <w:rPr>
-          <w:szCs w:val="24"/>
-        </w:rPr>
-      </w:pPr>
-      <w:r>
-        <w:t xml:space="preserve">Seta para cima/ W – Andar para frente/cima </w:t>
-      </w:r>
-      <w:r>
-        <w:rPr>
-          <w:szCs w:val="24"/>
-        </w:rPr>
-      </w:r>
-      <w:r>
-        <w:rPr>
-          <w:szCs w:val="24"/>
+        <w:ind w:right="0" w:firstLine="709" w:left="0"/>
+        <w:rPr>
+          <w:highlight w:val="none"/>
+        </w:rPr>
+      </w:pPr>
+      <w:r>
+        <w:rPr>
+          <w:highlight w:val="none"/>
+        </w:rPr>
+        <w:t xml:space="preserve">Para o controle do personagem e bot</w:t>
+      </w:r>
+      <w:r>
+        <w:rPr>
+          <w:highlight w:val="none"/>
+        </w:rPr>
+        <w:t xml:space="preserve">ões de interação, foram utilizados como referência jogos de RPG de computador, como Undertale, Deltarune e Omori, além daqueles programados no motor de jogos RPGMaker, e, a partir disso, buscou-se utilizar um sistema de controles similar ao jogos do gênero</w:t>
+      </w:r>
+      <w:r>
+        <w:rPr>
+          <w:highlight w:val="none"/>
+        </w:rPr>
+      </w:r>
+      <w:r>
+        <w:rPr>
+          <w:highlight w:val="none"/>
         </w:rPr>
       </w:r>
     </w:p>
@@ -8299,22 +8329,25 @@
           <w:tab w:val="left" w:leader="none" w:pos="425"/>
         </w:tabs>
         <w:spacing w:line="360" w:lineRule="auto"/>
-        <w:ind w:right="0" w:firstLine="349" w:left="360"/>
-        <w:rPr>
-          <w:szCs w:val="24"/>
-        </w:rPr>
-      </w:pPr>
-      <w:r>
-        <w:t xml:space="preserve">Seta para esquerda/ A – Andar para a esquerda </w:t>
-      </w:r>
-      <w:r>
-        <w:rPr>
-          <w:szCs w:val="24"/>
-        </w:rPr>
-      </w:r>
-      <w:r>
-        <w:rPr>
-          <w:szCs w:val="24"/>
+        <w:ind w:right="0" w:firstLine="709" w:left="0"/>
+        <w:rPr>
+          <w:highlight w:val="none"/>
+        </w:rPr>
+      </w:pPr>
+      <w:r>
+        <w:rPr>
+          <w:highlight w:val="none"/>
+        </w:rPr>
+        <w:t xml:space="preserve">Foram definidas duas opções para o controle do personagem, permitindo ao jogador escolher aquela com a qual se sentir mais confortável, essas sendo as teclas direcionais e as teclas W, A, S e D </w:t>
+      </w:r>
+      <w:r>
+        <w:rPr>
+          <w:highlight w:val="none"/>
+        </w:rPr>
+      </w:r>
+      <w:r>
+        <w:rPr>
+          <w:highlight w:val="none"/>
         </w:rPr>
       </w:r>
     </w:p>
@@ -8326,22 +8359,31 @@
           <w:tab w:val="left" w:leader="none" w:pos="425"/>
         </w:tabs>
         <w:spacing w:line="360" w:lineRule="auto"/>
-        <w:ind w:right="0" w:firstLine="349" w:left="360"/>
-        <w:rPr>
-          <w:szCs w:val="24"/>
-        </w:rPr>
-      </w:pPr>
-      <w:r>
-        <w:t xml:space="preserve">Seta para baixo/ S - Andar para baixo/trás</w:t>
-      </w:r>
-      <w:r>
-        <w:rPr>
-          <w:szCs w:val="24"/>
-        </w:rPr>
-      </w:r>
-      <w:r>
-        <w:rPr>
-          <w:szCs w:val="24"/>
+        <w:ind w:right="0" w:firstLine="709" w:left="0"/>
+        <w:rPr>
+          <w:highlight w:val="none"/>
+        </w:rPr>
+      </w:pPr>
+      <w:r>
+        <w:rPr>
+          <w:highlight w:val="none"/>
+        </w:rPr>
+        <w:t xml:space="preserve">A seta para cima e a tecla W são utilizadas para movime</w:t>
+      </w:r>
+      <w:r>
+        <w:rPr>
+          <w:highlight w:val="none"/>
+        </w:rPr>
+        <w:t xml:space="preserve">ntar o personagem para cima, enquanto a seta para baixo e a tecla S movimenta o personagem para baixo. Além disso, as setas para esquerda e direita, da mesma forma que as teclas A e D, permitem o movimento, respectivamente, para a esquerda e para a direita</w:t>
+      </w:r>
+      <w:r>
+        <w:rPr>
+          <w:highlight w:val="none"/>
+        </w:rPr>
+      </w:r>
+      <w:r>
+        <w:rPr>
+          <w:highlight w:val="none"/>
         </w:rPr>
       </w:r>
     </w:p>
@@ -8353,22 +8395,31 @@
           <w:tab w:val="left" w:leader="none" w:pos="425"/>
         </w:tabs>
         <w:spacing w:line="360" w:lineRule="auto"/>
-        <w:ind w:right="0" w:firstLine="349" w:left="360"/>
-        <w:rPr>
-          <w:szCs w:val="24"/>
-        </w:rPr>
-      </w:pPr>
-      <w:r>
-        <w:t xml:space="preserve">Seta para direita/ D – Andar para a direita</w:t>
-      </w:r>
-      <w:r>
-        <w:rPr>
-          <w:szCs w:val="24"/>
-        </w:rPr>
-      </w:r>
-      <w:r>
-        <w:rPr>
-          <w:szCs w:val="24"/>
+        <w:ind w:right="0" w:firstLine="709" w:left="0"/>
+        <w:rPr>
+          <w:highlight w:val="none"/>
+        </w:rPr>
+      </w:pPr>
+      <w:r>
+        <w:rPr>
+          <w:highlight w:val="none"/>
+        </w:rPr>
+        <w:t xml:space="preserve">Para as opções de interação, foram definidas as teclas Z, Enter e Espaço, pe</w:t>
+      </w:r>
+      <w:r>
+        <w:rPr>
+          <w:highlight w:val="none"/>
+        </w:rPr>
+        <w:t xml:space="preserve">rmitindo ao jogador escolher a opção que melhor se adapte em conjunto às teclas de movimentação. Essas teclas servem a função de confirmar uma interação, como selecionar uma opção em um menu, avançar um diálogo, interagir com um objeto e confirmar uma ação</w:t>
+      </w:r>
+      <w:r>
+        <w:rPr>
+          <w:highlight w:val="none"/>
+        </w:rPr>
+      </w:r>
+      <w:r>
+        <w:rPr>
+          <w:highlight w:val="none"/>
         </w:rPr>
       </w:r>
     </w:p>
@@ -8380,31 +8431,31 @@
           <w:tab w:val="left" w:leader="none" w:pos="425"/>
         </w:tabs>
         <w:spacing w:line="360" w:lineRule="auto"/>
-        <w:ind w:right="0" w:firstLine="349" w:left="360"/>
-        <w:rPr>
-          <w:szCs w:val="24"/>
-        </w:rPr>
-      </w:pPr>
-      <w:r>
-        <w:t xml:space="preserve">Enter</w:t>
-      </w:r>
-      <w:r>
-        <w:t xml:space="preserve">/ Z/ </w:t>
-      </w:r>
-      <w:r>
-        <w:t xml:space="preserve">space</w:t>
-      </w:r>
-      <w:r>
-        <w:t xml:space="preserve"> - Interagir, confirmar</w:t>
-      </w:r>
-      <w:r>
-        <w:rPr>
-          <w:szCs w:val="24"/>
-        </w:rPr>
-      </w:r>
-      <w:r>
-        <w:rPr>
-          <w:szCs w:val="24"/>
+        <w:ind w:right="0" w:firstLine="709" w:left="0"/>
+        <w:rPr>
+          <w:highlight w:val="none"/>
+        </w:rPr>
+      </w:pPr>
+      <w:r>
+        <w:rPr>
+          <w:highlight w:val="none"/>
+        </w:rPr>
+        <w:t xml:space="preserve">A tecla X possui funções relacionadas à interação em menus e controle de ritmo do jogo, permitindo cancelar uma ação e acelerar</w:t>
+      </w:r>
+      <w:r>
+        <w:rPr>
+          <w:highlight w:val="none"/>
+        </w:rPr>
+        <w:t xml:space="preserve"> o texto de um diálogo. Além disso, durante o turno de ataque de um oponente em combate, enquanto pressionada, a tecla X permite ao jogador reduzir sua velocidade de movimentação, permitindo maior precisão no controle do personagem para esquiva de ataques </w:t>
+      </w:r>
+      <w:r>
+        <w:rPr>
+          <w:highlight w:val="none"/>
+        </w:rPr>
+      </w:r>
+      <w:r>
+        <w:rPr>
+          <w:highlight w:val="none"/>
         </w:rPr>
       </w:r>
     </w:p>
@@ -8416,60 +8467,30 @@
           <w:tab w:val="left" w:leader="none" w:pos="425"/>
         </w:tabs>
         <w:spacing w:line="360" w:lineRule="auto"/>
-        <w:ind w:right="0" w:firstLine="349" w:left="360"/>
-        <w:rPr>
-          <w:szCs w:val="24"/>
-        </w:rPr>
-      </w:pPr>
-      <w:r>
-        <w:t xml:space="preserve">X – Cancelar, pular texto, desacelerar player</w:t>
-      </w:r>
-      <w:r>
-        <w:rPr>
-          <w:szCs w:val="24"/>
-        </w:rPr>
-      </w:r>
-      <w:r>
-        <w:rPr>
-          <w:szCs w:val="24"/>
+        <w:ind w:right="0" w:firstLine="709" w:left="0"/>
+        <w:rPr>
+          <w:highlight w:val="none"/>
+        </w:rPr>
+      </w:pPr>
+      <w:r>
+        <w:rPr>
+          <w:highlight w:val="none"/>
+        </w:rPr>
+        <w:t xml:space="preserve">Por fim, as teclas C e Esc são responsáveis por abrir o menu do jogo enquanto fora de combate, pausando-o temporariamente e permitindo ao jogador acessar funcionalidades como inventário, configurações de jogo, utilizar items e visualizar seus status</w:t>
+      </w:r>
+      <w:r>
+        <w:rPr>
+          <w:highlight w:val="none"/>
+        </w:rPr>
+      </w:r>
+      <w:r>
+        <w:rPr>
+          <w:highlight w:val="none"/>
         </w:rPr>
       </w:r>
     </w:p>
     <w:p>
       <w:pPr>
-        <w:pStyle w:val="985"/>
-        <w:pBdr/>
-        <w:tabs>
-          <w:tab w:val="left" w:leader="none" w:pos="425"/>
-        </w:tabs>
-        <w:spacing w:line="360" w:lineRule="auto"/>
-        <w:ind w:right="0" w:firstLine="349" w:left="360"/>
-        <w:rPr>
-          <w:szCs w:val="24"/>
-        </w:rPr>
-      </w:pPr>
-      <w:r>
-        <w:t xml:space="preserve">C/ </w:t>
-      </w:r>
-      <w:r>
-        <w:t xml:space="preserve">Esc</w:t>
-      </w:r>
-      <w:r>
-        <w:t xml:space="preserve"> – Abrir menu, pausar</w:t>
-      </w:r>
-      <w:r>
-        <w:rPr>
-          <w:szCs w:val="24"/>
-        </w:rPr>
-      </w:r>
-      <w:r>
-        <w:rPr>
-          <w:szCs w:val="24"/>
-        </w:rPr>
-      </w:r>
-    </w:p>
-    <w:p>
-      <w:pPr>
         <w:pBdr/>
         <w:spacing w:line="360" w:lineRule="auto"/>
         <w:ind w:right="0" w:firstLine="0" w:left="0"/>
@@ -8478,6 +8499,12 @@
           <w:szCs w:val="24"/>
         </w:rPr>
       </w:pPr>
+      <w:r>
+        <w:rPr>
+          <w:rFonts w:cs="Arial"/>
+          <w:szCs w:val="24"/>
+        </w:rPr>
+      </w:r>
       <w:r>
         <w:rPr>
           <w:rFonts w:cs="Arial"/>
@@ -8589,28 +8616,53 @@
           <w:rFonts w:cs="Arial"/>
           <w:szCs w:val="24"/>
         </w:rPr>
-        <w:t xml:space="preserve">A câmera utilizada tem uma perspectiva ortográfica 2D top-</w:t>
+        <w:t xml:space="preserve">A câmera utilizada no jogo apresenta uma perspectiva ortográfica em 2D, no estilo</w:t>
+      </w:r>
+      <w:r>
+        <w:rPr>
+          <w:rFonts w:cs="Arial"/>
+          <w:i/>
+          <w:iCs/>
+          <w:szCs w:val="24"/>
+        </w:rPr>
+        <w:t xml:space="preserve"> top-</w:t>
+      </w:r>
+      <w:r>
+        <w:rPr>
+          <w:rFonts w:cs="Arial"/>
+          <w:i/>
+          <w:iCs/>
+          <w:szCs w:val="24"/>
+        </w:rPr>
+        <w:t xml:space="preserve">down</w:t>
       </w:r>
       <w:r>
         <w:rPr>
           <w:rFonts w:cs="Arial"/>
           <w:szCs w:val="24"/>
         </w:rPr>
-        <w:t xml:space="preserve">down</w:t>
+        <w:t xml:space="preserve"> (visão de cima para baixo), com uma inclinação visual de aproximadamente 45º. A área de visualização possui um </w:t>
       </w:r>
       <w:r>
         <w:rPr>
           <w:rFonts w:cs="Arial"/>
           <w:szCs w:val="24"/>
         </w:rPr>
-        <w:t xml:space="preserve"> (cima para baixo), em um ângulo de aproximadamente 45º. A câmera terá um tamanho fixo de 700 pixels por 400 pixels, abrangendo toda a sala a depender do tamanho da mesma. Porém, em salas maiores, com a movimentação do jogador, a câmera se move</w:t>
+        <w:t xml:space="preserve">tamanho fixo de 700 por 400 pixels, permitindo visualizar salas inteiras quando suas dimensões são compatíveis com o campo de visão da câmera. Entretanto, em salas com áreas maiores que a área de visualização, a câmera acompanha a movimentação do jogador, </w:t>
       </w:r>
       <w:r>
         <w:rPr>
           <w:rFonts w:cs="Arial"/>
           <w:szCs w:val="24"/>
         </w:rPr>
-        <w:t xml:space="preserve"> junto, sempre mantendo o personagem controlado ao centro da tela, com exceção de quando perto da borda da sala, onde a câmera trava no lugar, ainda permitindo o jogador se mover livremente, e voltando ao seu estado normal após se afastar do limite da sala</w:t>
+        <w:t xml:space="preserve">mantendo o personagem controlado próximo ao centro da tela. Entretanto, ao se aproximar dos limites de tais salas, a câmera deixa de acompanhar o movimento do pers</w:t>
+      </w:r>
+      <w:r>
+        <w:rPr>
+          <w:rFonts w:cs="Arial"/>
+          <w:szCs w:val="24"/>
+        </w:rPr>
+        <w:t xml:space="preserve">onagem, travando no lugar e permitindo que o jogador se mova livremente dentro da área visível sem que a visualização ultrapasse as bordas do cenário. Ao se afastar dessas extremidades, a câmera retorna sua movimentação, acompanhando novamente o personagem</w:t>
       </w:r>
       <w:r>
         <w:rPr>
@@ -8651,7 +8703,14 @@
           <w:rFonts w:cs="Arial"/>
           <w:szCs w:val="24"/>
         </w:rPr>
-        <w:t xml:space="preserve">uir representam a visão do jogador em uma sala de tamanho pequeno, uma parte do mapa de uma sala de tamanho grande e a visão do jogador ao chegar perto de um dos limites da mesma, respectivamente. No mapa, as linhas cinzas representam o tamanho de uma tela</w:t>
+        <w:t xml:space="preserve">uir representam, respectivamente, a visão do jogador em uma sala de peq</w:t>
+      </w:r>
+      <w:r>
+        <w:rPr>
+          <w:rFonts w:cs="Arial"/>
+          <w:szCs w:val="24"/>
+        </w:rPr>
+        <w:t xml:space="preserve">uenas dimensões, uma parte do mapa de uma sala de tamanho maior e a visualização do cenário quando o personagem se aproxima de um dos limites dessa sala. Na representação do mapa, as linhas cinzas indicam as dimensões correspondentes à área visível da tela</w:t>
       </w:r>
       <w:r>
         <w:rPr>
@@ -8687,7 +8746,7 @@
               <wp:inline xmlns:wp="http://schemas.openxmlformats.org/drawingml/2006/wordprocessingDrawing" distT="0" distB="0" distL="0" distR="0">
                 <wp:extent cx="2520707" cy="1803400"/>
                 <wp:effectExtent l="0" t="0" r="0" b="6350"/>
-                <wp:docPr id="3" name="Imagem 3"/>
+                <wp:docPr id="2" name="Imagem 3"/>
                 <wp:cNvGraphicFramePr>
                   <a:graphicFrameLocks xmlns:a="http://schemas.openxmlformats.org/drawingml/2006/main" noChangeAspect="1"/>
                 </wp:cNvGraphicFramePr>
@@ -8702,7 +8761,7 @@
                         <pic:nvPr/>
                       </pic:nvPicPr>
                       <pic:blipFill>
-                        <a:blip r:embed="rId15"/>
+                        <a:blip r:embed="rId14"/>
                         <a:stretch/>
                       </pic:blipFill>
                       <pic:spPr bwMode="auto">
@@ -8741,8 +8800,8 @@
                 <v:path o:extrusionok="f" gradientshapeok="t" o:connecttype="rect"/>
                 <o:lock v:ext="edit" aspectratio="t"/>
               </v:shapetype>
-              <v:shape id="_x0000_i2" o:spid="_x0000_s2" type="#_x0000_t75" style="width:198.48pt;height:142.00pt;mso-wrap-distance-left:0.00pt;mso-wrap-distance-top:0.00pt;mso-wrap-distance-right:0.00pt;mso-wrap-distance-bottom:0.00pt;z-index:1;" stroked="false">
-                <v:imagedata r:id="rId15" o:title=""/>
+              <v:shape id="_x0000_i1" o:spid="_x0000_s1" type="#_x0000_t75" style="width:198.48pt;height:142.00pt;mso-wrap-distance-left:0.00pt;mso-wrap-distance-top:0.00pt;mso-wrap-distance-right:0.00pt;mso-wrap-distance-bottom:0.00pt;z-index:1;" stroked="false">
+                <v:imagedata r:id="rId14" o:title=""/>
                 <o:lock v:ext="edit" rotation="t"/>
               </v:shape>
             </w:pict>
@@ -8763,7 +8822,7 @@
               <wp:inline xmlns:wp="http://schemas.openxmlformats.org/drawingml/2006/wordprocessingDrawing" distT="0" distB="0" distL="0" distR="0">
                 <wp:extent cx="3081156" cy="1720850"/>
                 <wp:effectExtent l="0" t="0" r="5080" b="0"/>
-                <wp:docPr id="4" name="Imagem 4"/>
+                <wp:docPr id="3" name="Imagem 4"/>
                 <wp:cNvGraphicFramePr>
                   <a:graphicFrameLocks xmlns:a="http://schemas.openxmlformats.org/drawingml/2006/main" noChangeAspect="1"/>
                 </wp:cNvGraphicFramePr>
@@ -8778,7 +8837,7 @@
                         <pic:nvPr/>
                       </pic:nvPicPr>
                       <pic:blipFill>
-                        <a:blip r:embed="rId16"/>
+                        <a:blip r:embed="rId15"/>
                         <a:srcRect l="0" t="0" r="802" b="1456"/>
                         <a:stretch/>
                       </pic:blipFill>
@@ -8818,8 +8877,8 @@
                 <v:path o:extrusionok="f" gradientshapeok="t" o:connecttype="rect"/>
                 <o:lock v:ext="edit" aspectratio="t"/>
               </v:shapetype>
-              <v:shape id="_x0000_i3" o:spid="_x0000_s3" type="#_x0000_t75" style="width:242.61pt;height:135.50pt;mso-wrap-distance-left:0.00pt;mso-wrap-distance-top:0.00pt;mso-wrap-distance-right:0.00pt;mso-wrap-distance-bottom:0.00pt;z-index:1;" stroked="false">
-                <v:imagedata r:id="rId16" o:title="" croptop="0f" cropleft="0f" cropbottom="954f" cropright="526f"/>
+              <v:shape id="_x0000_i2" o:spid="_x0000_s2" type="#_x0000_t75" style="width:242.61pt;height:135.50pt;mso-wrap-distance-left:0.00pt;mso-wrap-distance-top:0.00pt;mso-wrap-distance-right:0.00pt;mso-wrap-distance-bottom:0.00pt;z-index:1;" stroked="false">
+                <v:imagedata r:id="rId15" o:title="" croptop="0f" cropleft="0f" cropbottom="954f" cropright="526f"/>
                 <o:lock v:ext="edit" rotation="t"/>
               </v:shape>
             </w:pict>
@@ -8860,7 +8919,7 @@
               <wp:inline xmlns:wp="http://schemas.openxmlformats.org/drawingml/2006/wordprocessingDrawing" distT="0" distB="0" distL="0" distR="0">
                 <wp:extent cx="3873266" cy="2762250"/>
                 <wp:effectExtent l="0" t="0" r="0" b="0"/>
-                <wp:docPr id="5" name="Imagem 5"/>
+                <wp:docPr id="4" name="Imagem 5"/>
                 <wp:cNvGraphicFramePr>
                   <a:graphicFrameLocks xmlns:a="http://schemas.openxmlformats.org/drawingml/2006/main" noChangeAspect="1"/>
                 </wp:cNvGraphicFramePr>
@@ -8875,7 +8934,7 @@
                         <pic:nvPr/>
                       </pic:nvPicPr>
                       <pic:blipFill>
-                        <a:blip r:embed="rId17"/>
+                        <a:blip r:embed="rId16"/>
                         <a:stretch/>
                       </pic:blipFill>
                       <pic:spPr bwMode="auto">
@@ -8914,8 +8973,8 @@
                 <v:path o:extrusionok="f" gradientshapeok="t" o:connecttype="rect"/>
                 <o:lock v:ext="edit" aspectratio="t"/>
               </v:shapetype>
-              <v:shape id="_x0000_i4" o:spid="_x0000_s4" type="#_x0000_t75" style="width:304.98pt;height:217.50pt;mso-wrap-distance-left:0.00pt;mso-wrap-distance-top:0.00pt;mso-wrap-distance-right:0.00pt;mso-wrap-distance-bottom:0.00pt;z-index:1;" stroked="false">
-                <v:imagedata r:id="rId17" o:title=""/>
+              <v:shape id="_x0000_i3" o:spid="_x0000_s3" type="#_x0000_t75" style="width:304.98pt;height:217.50pt;mso-wrap-distance-left:0.00pt;mso-wrap-distance-top:0.00pt;mso-wrap-distance-right:0.00pt;mso-wrap-distance-bottom:0.00pt;z-index:1;" stroked="false">
+                <v:imagedata r:id="rId16" o:title=""/>
                 <o:lock v:ext="edit" rotation="t"/>
               </v:shape>
             </w:pict>
@@ -8943,6 +9002,95 @@
           <w:tab w:val="left" w:leader="none" w:pos="7672"/>
         </w:tabs>
         <w:spacing w:line="360" w:lineRule="auto"/>
+        <w:ind w:right="0" w:firstLine="0" w:left="0"/>
+        <w:rPr>
+          <w:rFonts w:cs="Arial"/>
+          <w:highlight w:val="none"/>
+        </w:rPr>
+      </w:pPr>
+      <w:r>
+        <w:rPr>
+          <w:rFonts w:cs="Arial"/>
+          <w:highlight w:val="none"/>
+        </w:rPr>
+      </w:r>
+      <w:r>
+        <w:rPr>
+          <w:rFonts w:cs="Arial"/>
+          <w:highlight w:val="none"/>
+        </w:rPr>
+      </w:r>
+      <w:r>
+        <w:rPr>
+          <w:rFonts w:cs="Arial"/>
+          <w:highlight w:val="none"/>
+        </w:rPr>
+      </w:r>
+    </w:p>
+    <w:p>
+      <w:pPr>
+        <w:pStyle w:val="985"/>
+        <w:pBdr/>
+        <w:tabs>
+          <w:tab w:val="left" w:leader="none" w:pos="709"/>
+        </w:tabs>
+        <w:spacing w:line="360" w:lineRule="auto"/>
+        <w:ind w:right="0" w:firstLine="0" w:left="0"/>
+        <w:rPr>
+          <w:rFonts w:cs="Arial"/>
+          <w:highlight w:val="none"/>
+        </w:rPr>
+      </w:pPr>
+      <w:r>
+        <w:rPr>
+          <w:rFonts w:cs="Arial"/>
+          <w:highlight w:val="none"/>
+        </w:rPr>
+        <w:tab/>
+        <w:t xml:space="preserve">A escolha desse sistema de câmera foi realizada com o intuito de permitir ao jogado</w:t>
+      </w:r>
+      <w:r>
+        <w:rPr>
+          <w:rFonts w:cs="Arial"/>
+          <w:highlight w:val="none"/>
+        </w:rPr>
+        <w:t xml:space="preserve">r visualizar os cenários e seus elementos com maior clareza, facilitando a exploração do ambiente. Além de sua função prática, essa escolha de câmera também contribuiu para a representação simbólica e artística da narrativa, permitindo observar as mudanças</w:t>
+      </w:r>
+      <w:r>
+        <w:rPr>
+          <w:rFonts w:cs="Arial"/>
+          <w:highlight w:val="none"/>
+        </w:rPr>
+        <w:t xml:space="preserve"> ocorridas nos cenários ao longo do jogo, representando o aprofundamento da exploração do subconsciente de Matthew e sua interação com elementos mais profundos de sua mente, contribuindo para que o jogador perceba as mudanças e a deterioração do estado psi</w:t>
+      </w:r>
+      <w:r>
+        <w:rPr>
+          <w:rFonts w:cs="Arial"/>
+          <w:highlight w:val="none"/>
+        </w:rPr>
+        <w:t xml:space="preserve">cológico do personagem. A comparação entre os cenários encontrados no início do jogo e aqueles apresentados em etapas posteriores reforça visualmente essa progressão, tornando perceptíveis as mudanças ocorridas durante a jornada introspectiva do personagem</w:t>
+      </w:r>
+      <w:r>
+        <w:rPr>
+          <w:rFonts w:cs="Arial"/>
+          <w:highlight w:val="none"/>
+        </w:rPr>
+      </w:r>
+      <w:r>
+        <w:rPr>
+          <w:rFonts w:cs="Arial"/>
+          <w:highlight w:val="none"/>
+        </w:rPr>
+      </w:r>
+    </w:p>
+    <w:p>
+      <w:pPr>
+        <w:pStyle w:val="985"/>
+        <w:pBdr/>
+        <w:tabs>
+          <w:tab w:val="left" w:leader="none" w:pos="7672"/>
+        </w:tabs>
+        <w:spacing w:line="360" w:lineRule="auto"/>
         <w:ind w:right="0" w:firstLine="709" w:left="0"/>
         <w:rPr>
           <w:rFonts w:cs="Arial"/>
@@ -9127,7 +9275,7 @@
         <w:ind w:right="0" w:firstLine="709" w:left="0"/>
         <w:rPr>
           <w:rFonts w:cs="Arial"/>
-          <w:szCs w:val="24"/>
+          <w:highlight w:val="none"/>
         </w:rPr>
       </w:pPr>
       <w:r>
@@ -9135,18 +9283,96 @@
           <w:rFonts w:eastAsia="Arial" w:cs="Arial"/>
           <w:szCs w:val="24"/>
         </w:rPr>
-        <w:br w:type="page" w:clear="all"/>
-      </w:r>
+        <w:t xml:space="preserve">A concepção da interface foi realizada visando ser simples e intuitiva, buscando facilitar sua compreensão e utilização pelo usuário de maneira organizada. Nesse sentido, procurou-se organizar os elementos visuais de maneira clara, evitando o </w:t>
+      </w:r>
+      <w:r>
+        <w:rPr>
+          <w:rFonts w:eastAsia="Arial" w:cs="Arial"/>
+          <w:szCs w:val="24"/>
+        </w:rPr>
+        <w:t xml:space="preserve">excesso</w:t>
+      </w:r>
+      <w:r>
+        <w:rPr>
+          <w:rFonts w:eastAsia="Arial" w:cs="Arial"/>
+          <w:szCs w:val="24"/>
+        </w:rPr>
+        <w:t xml:space="preserve"> de informações desnecessárias que pudessem dificultar o entendimento do joga</w:t>
+      </w:r>
+      <w:r>
+        <w:rPr>
+          <w:rFonts w:eastAsia="Arial" w:cs="Arial"/>
+          <w:szCs w:val="24"/>
+        </w:rPr>
+        <w:t xml:space="preserve">dor e, em interfaces onde há múltiplas opções de escolha, como o caso de menus, implementar um indicador visual que altera a cor da opção sobre a qual o indicador de seleção está posicionado, permitindo reconhecer visualmente a opção selecionada no momento</w:t>
+      </w:r>
+      <w:r>
+        <w:rPr>
+          <w:rFonts w:eastAsia="Arial" w:cs="Arial"/>
+        </w:rPr>
+      </w:r>
+      <w:r>
+        <w:rPr>
+          <w:rFonts w:cs="Arial"/>
+          <w:highlight w:val="none"/>
+        </w:rPr>
+      </w:r>
+    </w:p>
+    <w:p>
+      <w:pPr>
+        <w:pBdr/>
+        <w:spacing w:line="360" w:lineRule="auto"/>
+        <w:ind w:right="0" w:firstLine="709" w:left="0"/>
+        <w:rPr>
+          <w:rFonts w:eastAsia="Arial" w:cs="Arial"/>
+        </w:rPr>
+      </w:pPr>
       <w:r>
         <w:rPr>
           <w:rFonts w:cs="Arial"/>
           <w:szCs w:val="24"/>
-        </w:rPr>
+          <w:highlight w:val="none"/>
+        </w:rPr>
+        <w:t xml:space="preserve">Portanto, para isso, foi utilizado uma paleta de cores simples, composta pelas cores preto e branco, por conta do contraste entre as tonalidades, que dá maior destaque à leitura das informações e do menu. Além disso, a cor amarela foi utilizada para o indicador visual, pois sua tonalidade clara se diferencia do branco, ao mesmo tempo que contrasta com o preto, e se assemelha a cor da capa vestida por Gray, um dos personagens principais</w:t>
       </w:r>
       <w:r>
         <w:rPr>
           <w:rFonts w:cs="Arial"/>
           <w:szCs w:val="24"/>
+          <w:highlight w:val="none"/>
+        </w:rPr>
+      </w:r>
+      <w:r>
+        <w:rPr>
+          <w:rFonts w:eastAsia="Arial" w:cs="Arial"/>
+        </w:rPr>
+      </w:r>
+    </w:p>
+    <w:p>
+      <w:pPr>
+        <w:pBdr/>
+        <w:spacing w:line="360" w:lineRule="auto"/>
+        <w:ind w:right="0" w:firstLine="709" w:left="0"/>
+        <w:rPr>
+          <w:rFonts w:cs="Arial"/>
+        </w:rPr>
+      </w:pPr>
+      <w:r>
+        <w:rPr>
+          <w:rFonts w:eastAsia="Arial" w:cs="Arial"/>
+          <w:szCs w:val="24"/>
+        </w:rPr>
+        <w:t xml:space="preserve">//quais telas (menu/C, combate, tela de início e balão de diálogo, suponho)</w:t>
+        <w:br w:type="page" w:clear="all"/>
+      </w:r>
+      <w:r>
+        <w:rPr>
+          <w:rFonts w:cs="Arial"/>
+        </w:rPr>
+      </w:r>
+      <w:r>
+        <w:rPr>
+          <w:rFonts w:cs="Arial"/>
         </w:rPr>
       </w:r>
     </w:p>
@@ -9591,6 +9817,7 @@
         <w:rPr>
           <w:b/>
           <w:bCs/>
+          <w:highlight w:val="none"/>
         </w:rPr>
       </w:pPr>
       <w:r>
@@ -9604,12 +9831,14 @@
         <w:rPr>
           <w:b/>
           <w:bCs/>
+          <w:highlight w:val="none"/>
         </w:rPr>
       </w:r>
       <w:r>
         <w:rPr>
           <w:b/>
           <w:bCs/>
+          <w:highlight w:val="none"/>
         </w:rPr>
       </w:r>
     </w:p>
@@ -9621,61 +9850,434 @@
         <w:ind/>
         <w:jc w:val="left"/>
         <w:rPr>
+          <w:b/>
           <w:bCs/>
         </w:rPr>
       </w:pPr>
       <w:r>
         <w:rPr>
+          <w:b/>
           <w:bCs/>
         </w:rPr>
       </w:r>
       <w:r>
         <w:rPr>
+          <w:b/>
           <w:bCs/>
         </w:rPr>
       </w:r>
       <w:r>
         <w:rPr>
+          <w:b/>
           <w:bCs/>
         </w:rPr>
       </w:r>
     </w:p>
     <w:p>
       <w:pPr>
+        <w:pStyle w:val="990"/>
+        <w:pBdr/>
+        <w:spacing w:after="0" w:line="360" w:lineRule="auto"/>
+        <w:ind/>
+        <w:jc w:val="left"/>
+        <w:rPr>
+          <w:b/>
+          <w:bCs/>
+          <w:highlight w:val="none"/>
+        </w:rPr>
+      </w:pPr>
+      <w:r>
+        <w:rPr>
+          <w:b/>
+          <w:bCs/>
+          <w:highlight w:val="none"/>
+        </w:rPr>
+        <w:t xml:space="preserve">Ok, talvez refazer isso tudo com base no publicação em formato eletrônico, da pág 57 do manual</w:t>
+      </w:r>
+      <w:r>
+        <w:rPr>
+          <w:b/>
+          <w:bCs/>
+          <w:highlight w:val="none"/>
+        </w:rPr>
+      </w:r>
+      <w:r>
+        <w:rPr>
+          <w:b/>
+          <w:bCs/>
+          <w:highlight w:val="none"/>
+        </w:rPr>
+      </w:r>
+    </w:p>
+    <w:p>
+      <w:pPr>
+        <w:pStyle w:val="990"/>
+        <w:pBdr/>
+        <w:spacing w:after="0" w:line="360" w:lineRule="auto"/>
+        <w:ind/>
+        <w:jc w:val="left"/>
+        <w:rPr>
+          <w:bCs/>
+        </w:rPr>
+      </w:pPr>
+      <w:r>
+        <w:rPr>
+          <w:bCs/>
+        </w:rPr>
+      </w:r>
+      <w:r>
+        <w:rPr>
+          <w:bCs/>
+        </w:rPr>
+      </w:r>
+      <w:r>
+        <w:rPr>
+          <w:bCs/>
+        </w:rPr>
+      </w:r>
+    </w:p>
+    <w:p>
+      <w:pPr>
         <w:pStyle w:val="993"/>
         <w:pBdr/>
         <w:spacing w:after="0" w:line="360" w:lineRule="auto"/>
         <w:ind/>
         <w:jc w:val="left"/>
+        <w:rPr>
+          <w:b/>
+          <w:bCs/>
+          <w:color w:val="ff0000"/>
+          <w:sz w:val="22"/>
+          <w:szCs w:val="22"/>
+          <w:highlight w:val="none"/>
+        </w:rPr>
+      </w:pPr>
+      <w:r>
+        <w:rPr>
+          <w:color w:val="ff0000"/>
+          <w:sz w:val="22"/>
+          <w:szCs w:val="22"/>
+          <w:highlight w:val="none"/>
+        </w:rPr>
+        <w:t xml:space="preserve">SOBRENOME, Nome do autor. </w:t>
+      </w:r>
+      <w:r>
+        <w:rPr>
+          <w:b/>
+          <w:bCs/>
+          <w:color w:val="ff0000"/>
+          <w:sz w:val="22"/>
+          <w:szCs w:val="22"/>
+          <w:highlight w:val="none"/>
+        </w:rPr>
+        <w:t xml:space="preserve">Título da obra</w:t>
+      </w:r>
+      <w:r>
+        <w:rPr>
+          <w:color w:val="ff0000"/>
+          <w:sz w:val="22"/>
+          <w:szCs w:val="22"/>
+          <w:highlight w:val="none"/>
+        </w:rPr>
+        <w:t xml:space="preserve">. Edição. Cidade: Editora, Ano de Publicação.  </w:t>
+      </w:r>
+      <w:r>
+        <w:rPr>
+          <w:b/>
+          <w:bCs/>
+          <w:color w:val="ff0000"/>
+          <w:sz w:val="22"/>
+          <w:szCs w:val="22"/>
+          <w:highlight w:val="none"/>
+        </w:rPr>
+        <w:t xml:space="preserve">(</w:t>
+      </w:r>
+      <w:r>
+        <w:rPr>
+          <w:b/>
+          <w:bCs/>
+          <w:color w:val="ff0000"/>
+          <w:sz w:val="22"/>
+          <w:szCs w:val="22"/>
+          <w:highlight w:val="none"/>
+        </w:rPr>
+        <w:t xml:space="preserve">tem</w:t>
+      </w:r>
+      <w:r>
+        <w:rPr>
+          <w:b/>
+          <w:bCs/>
+          <w:color w:val="ff0000"/>
+          <w:sz w:val="22"/>
+          <w:szCs w:val="22"/>
+          <w:highlight w:val="none"/>
+        </w:rPr>
+        <w:t xml:space="preserve"> que colocar data de acesso?)</w:t>
+      </w:r>
+      <w:r>
+        <w:rPr>
+          <w:b/>
+          <w:bCs/>
+          <w:color w:val="ff0000"/>
+          <w:sz w:val="22"/>
+          <w:szCs w:val="22"/>
+          <w:highlight w:val="none"/>
+        </w:rPr>
+      </w:r>
+      <w:r>
+        <w:rPr>
+          <w:b/>
+          <w:bCs/>
+          <w:color w:val="ff0000"/>
+          <w:sz w:val="22"/>
+          <w:szCs w:val="22"/>
+          <w:highlight w:val="none"/>
+        </w:rPr>
+      </w:r>
+    </w:p>
+    <w:p>
+      <w:pPr>
+        <w:pStyle w:val="993"/>
+        <w:pBdr/>
+        <w:spacing w:after="0" w:line="360" w:lineRule="auto"/>
+        <w:ind/>
+        <w:jc w:val="left"/>
+        <w:rPr>
+          <w:b/>
+          <w:bCs/>
+          <w:color w:val="ff0000"/>
+          <w:sz w:val="22"/>
+          <w:szCs w:val="22"/>
+          <w:highlight w:val="none"/>
+        </w:rPr>
+      </w:pPr>
+      <w:r>
+        <w:rPr>
+          <w:b/>
+          <w:bCs/>
+          <w:color w:val="ff0000"/>
+          <w:sz w:val="22"/>
+          <w:szCs w:val="22"/>
+          <w:highlight w:val="none"/>
+        </w:rPr>
+      </w:r>
+      <w:r>
+        <w:rPr>
+          <w:b/>
+          <w:bCs/>
+          <w:color w:val="ff0000"/>
+          <w:sz w:val="22"/>
+          <w:szCs w:val="22"/>
+          <w:highlight w:val="none"/>
+        </w:rPr>
+      </w:r>
+      <w:r>
+        <w:rPr>
+          <w:b/>
+          <w:bCs/>
+          <w:color w:val="ff0000"/>
+          <w:sz w:val="22"/>
+          <w:szCs w:val="22"/>
+          <w:highlight w:val="none"/>
+        </w:rPr>
+      </w:r>
+    </w:p>
+    <w:p>
+      <w:pPr>
+        <w:pStyle w:val="993"/>
+        <w:pBdr/>
+        <w:spacing w:after="0" w:line="360" w:lineRule="auto"/>
+        <w:ind/>
+        <w:jc w:val="left"/>
+        <w:rPr>
+          <w:b/>
+          <w:bCs/>
+          <w:color w:val="00b050"/>
+          <w:sz w:val="22"/>
+          <w:szCs w:val="22"/>
+          <w:highlight w:val="none"/>
+        </w:rPr>
+      </w:pPr>
+      <w:r>
+        <w:rPr>
+          <w:color w:val="00b050"/>
+          <w:sz w:val="22"/>
+          <w:szCs w:val="22"/>
+          <w:highlight w:val="none"/>
+        </w:rPr>
+        <w:t xml:space="preserve">SOBRENOME, Nome do autor. </w:t>
+      </w:r>
+      <w:r>
+        <w:rPr>
+          <w:b/>
+          <w:bCs/>
+          <w:color w:val="00b050"/>
+          <w:sz w:val="22"/>
+          <w:szCs w:val="22"/>
+          <w:highlight w:val="none"/>
+        </w:rPr>
+        <w:t xml:space="preserve">Título da obra</w:t>
+      </w:r>
+      <w:r>
+        <w:rPr>
+          <w:color w:val="00b050"/>
+          <w:sz w:val="22"/>
+          <w:szCs w:val="22"/>
+          <w:highlight w:val="none"/>
+        </w:rPr>
+        <w:t xml:space="preserve">. Cidade: Editora, Ano de Publicação. Disponível em: link. Acesso em: dia out./nov./dez. 2026 </w:t>
+      </w:r>
+      <w:r>
+        <w:rPr>
+          <w:b/>
+          <w:bCs/>
+          <w:color w:val="00b050"/>
+          <w:sz w:val="22"/>
+          <w:szCs w:val="22"/>
+          <w:highlight w:val="none"/>
+        </w:rPr>
+      </w:r>
+      <w:r>
+        <w:rPr>
+          <w:b/>
+          <w:bCs/>
+          <w:color w:val="00b050"/>
+          <w:sz w:val="22"/>
+          <w:szCs w:val="22"/>
+          <w:highlight w:val="none"/>
+        </w:rPr>
+      </w:r>
+    </w:p>
+    <w:p>
+      <w:pPr>
+        <w:pStyle w:val="993"/>
+        <w:pBdr/>
+        <w:spacing w:after="0" w:line="360" w:lineRule="auto"/>
+        <w:ind/>
+        <w:jc w:val="left"/>
+        <w:rPr>
+          <w:sz w:val="22"/>
+          <w:szCs w:val="22"/>
+        </w:rPr>
+      </w:pPr>
+      <w:r>
+        <w:rPr>
+          <w:sz w:val="22"/>
+          <w:szCs w:val="22"/>
+        </w:rPr>
+      </w:r>
+      <w:r>
+        <w:rPr>
+          <w:sz w:val="22"/>
+          <w:szCs w:val="22"/>
+        </w:rPr>
+      </w:r>
+      <w:r>
+        <w:rPr>
+          <w:sz w:val="22"/>
+          <w:szCs w:val="22"/>
+        </w:rPr>
+      </w:r>
+    </w:p>
+    <w:p>
+      <w:pPr>
+        <w:pStyle w:val="993"/>
+        <w:pBdr/>
+        <w:spacing w:after="0" w:line="360" w:lineRule="auto"/>
+        <w:ind/>
+        <w:jc w:val="left"/>
+        <w:rPr>
+          <w:sz w:val="22"/>
+          <w:szCs w:val="22"/>
+        </w:rPr>
+      </w:pPr>
+      <w:r>
+        <w:rPr>
+          <w:sz w:val="22"/>
+          <w:szCs w:val="22"/>
+        </w:rPr>
+        <w:t xml:space="preserve">ASSOCIAÇÃO AMERICANA DE PSIQUIATRIA. </w:t>
+      </w:r>
+      <w:r>
         <w:rPr>
           <w:b/>
           <w:bCs/>
           <w:sz w:val="22"/>
           <w:szCs w:val="22"/>
         </w:rPr>
-      </w:pPr>
+        <w:t xml:space="preserve">Manual Diagnóstico e Estatístico de Transtornos Mentais</w:t>
+      </w:r>
       <w:r>
         <w:rPr>
           <w:sz w:val="22"/>
           <w:szCs w:val="22"/>
         </w:rPr>
-        <w:t xml:space="preserve">SOBRENOME, Nome do autor. </w:t>
-      </w:r>
-      <w:r>
+        <w:t xml:space="preserve">. 5ª Edição. Porto Alegre: Artmed, 2014. </w:t>
+      </w:r>
+      <w:r>
+        <w:rPr>
+          <w:sz w:val="22"/>
+          <w:szCs w:val="22"/>
+        </w:rPr>
+      </w:r>
+      <w:r>
+        <w:rPr>
+          <w:sz w:val="22"/>
+          <w:szCs w:val="22"/>
+        </w:rPr>
+      </w:r>
+    </w:p>
+    <w:p>
+      <w:pPr>
+        <w:pStyle w:val="993"/>
+        <w:pBdr/>
+        <w:spacing w:after="0" w:line="360" w:lineRule="auto"/>
+        <w:ind/>
+        <w:jc w:val="left"/>
+        <w:rPr>
+          <w:sz w:val="22"/>
+          <w:szCs w:val="22"/>
+        </w:rPr>
+      </w:pPr>
+      <w:r>
+        <w:rPr>
+          <w:sz w:val="22"/>
+          <w:szCs w:val="22"/>
+        </w:rPr>
+      </w:r>
+      <w:r>
+        <w:rPr>
+          <w:sz w:val="22"/>
+          <w:szCs w:val="22"/>
+        </w:rPr>
+      </w:r>
+      <w:r>
+        <w:rPr>
+          <w:sz w:val="22"/>
+          <w:szCs w:val="22"/>
+        </w:rPr>
+      </w:r>
+    </w:p>
+    <w:p>
+      <w:pPr>
+        <w:pStyle w:val="993"/>
+        <w:pBdr/>
+        <w:spacing w:after="0" w:line="360" w:lineRule="auto"/>
+        <w:ind/>
+        <w:jc w:val="left"/>
         <w:rPr>
           <w:b/>
           <w:bCs/>
           <w:sz w:val="22"/>
           <w:szCs w:val="22"/>
         </w:rPr>
-        <w:t xml:space="preserve">Título da obra</w:t>
-      </w:r>
+      </w:pPr>
       <w:r>
         <w:rPr>
           <w:sz w:val="22"/>
           <w:szCs w:val="22"/>
         </w:rPr>
-        <w:t xml:space="preserve">. Edição. Cidade: Editora, Ano de Publicação.  </w:t>
+        <w:t xml:space="preserve">BRASIL. Ministério da Saúde. </w:t>
       </w:r>
       <w:r>
         <w:rPr>
@@ -9684,7 +10286,14 @@
           <w:sz w:val="22"/>
           <w:szCs w:val="22"/>
         </w:rPr>
-        <w:t xml:space="preserve">(</w:t>
+        <w:t xml:space="preserve">Depressão</w:t>
+      </w:r>
+      <w:r>
+        <w:rPr>
+          <w:sz w:val="22"/>
+          <w:szCs w:val="22"/>
+        </w:rPr>
+        <w:t xml:space="preserve">. </w:t>
       </w:r>
       <w:r>
         <w:rPr>
@@ -9693,7 +10302,7 @@
           <w:sz w:val="22"/>
           <w:szCs w:val="22"/>
         </w:rPr>
-        <w:t xml:space="preserve">tem</w:t>
+        <w:t xml:space="preserve"> (</w:t>
       </w:r>
       <w:r>
         <w:rPr>
@@ -9702,7 +10311,7 @@
           <w:sz w:val="22"/>
           <w:szCs w:val="22"/>
         </w:rPr>
-        <w:t xml:space="preserve"> que colocar data de acesso?)</w:t>
+        <w:t xml:space="preserve">como</w:t>
       </w:r>
       <w:r>
         <w:rPr>
@@ -9711,6 +10320,7 @@
           <w:sz w:val="22"/>
           <w:szCs w:val="22"/>
         </w:rPr>
+        <w:t xml:space="preserve"> que eu coloco que eu peguei o conteúdo de um site?) (</w:t>
       </w:r>
       <w:r>
         <w:rPr>
@@ -9719,57 +10329,7 @@
           <w:sz w:val="22"/>
           <w:szCs w:val="22"/>
         </w:rPr>
-      </w:r>
-    </w:p>
-    <w:p>
-      <w:pPr>
-        <w:pStyle w:val="993"/>
-        <w:pBdr/>
-        <w:spacing w:after="0" w:line="360" w:lineRule="auto"/>
-        <w:ind/>
-        <w:jc w:val="left"/>
-        <w:rPr>
-          <w:sz w:val="22"/>
-          <w:szCs w:val="22"/>
-        </w:rPr>
-      </w:pPr>
-      <w:r>
-        <w:rPr>
-          <w:sz w:val="22"/>
-          <w:szCs w:val="22"/>
-        </w:rPr>
-      </w:r>
-      <w:r>
-        <w:rPr>
-          <w:sz w:val="22"/>
-          <w:szCs w:val="22"/>
-        </w:rPr>
-      </w:r>
-      <w:r>
-        <w:rPr>
-          <w:sz w:val="22"/>
-          <w:szCs w:val="22"/>
-        </w:rPr>
-      </w:r>
-    </w:p>
-    <w:p>
-      <w:pPr>
-        <w:pStyle w:val="993"/>
-        <w:pBdr/>
-        <w:spacing w:after="0" w:line="360" w:lineRule="auto"/>
-        <w:ind/>
-        <w:jc w:val="left"/>
-        <w:rPr>
-          <w:sz w:val="22"/>
-          <w:szCs w:val="22"/>
-        </w:rPr>
-      </w:pPr>
-      <w:r>
-        <w:rPr>
-          <w:sz w:val="22"/>
-          <w:szCs w:val="22"/>
-        </w:rPr>
-        <w:t xml:space="preserve">ASSOCIAÇÃO AMERICANA DE PSIQUIATRIA. </w:t>
+        <w:t xml:space="preserve">o</w:t>
       </w:r>
       <w:r>
         <w:rPr>
@@ -9778,79 +10338,15 @@
           <w:sz w:val="22"/>
           <w:szCs w:val="22"/>
         </w:rPr>
-        <w:t xml:space="preserve">Manual Diagnóstico e Estatístico de Transtornos Mentais</w:t>
-      </w:r>
-      <w:r>
-        <w:rPr>
-          <w:sz w:val="22"/>
-          <w:szCs w:val="22"/>
-        </w:rPr>
-        <w:t xml:space="preserve">. 5ª Edição. Porto Alegre: Artmed, 2014. </w:t>
-      </w:r>
-      <w:r>
-        <w:rPr>
-          <w:sz w:val="22"/>
-          <w:szCs w:val="22"/>
-        </w:rPr>
-      </w:r>
-      <w:r>
-        <w:rPr>
-          <w:sz w:val="22"/>
-          <w:szCs w:val="22"/>
-        </w:rPr>
-      </w:r>
-    </w:p>
-    <w:p>
-      <w:pPr>
-        <w:pStyle w:val="993"/>
-        <w:pBdr/>
-        <w:spacing w:after="0" w:line="360" w:lineRule="auto"/>
-        <w:ind/>
-        <w:jc w:val="left"/>
-        <w:rPr>
-          <w:sz w:val="22"/>
-          <w:szCs w:val="22"/>
-        </w:rPr>
-      </w:pPr>
-      <w:r>
-        <w:rPr>
-          <w:sz w:val="22"/>
-          <w:szCs w:val="22"/>
-        </w:rPr>
-      </w:r>
-      <w:r>
-        <w:rPr>
-          <w:sz w:val="22"/>
-          <w:szCs w:val="22"/>
-        </w:rPr>
-      </w:r>
-      <w:r>
-        <w:rPr>
-          <w:sz w:val="22"/>
-          <w:szCs w:val="22"/>
-        </w:rPr>
-      </w:r>
-    </w:p>
-    <w:p>
-      <w:pPr>
-        <w:pStyle w:val="993"/>
-        <w:pBdr/>
-        <w:spacing w:after="0" w:line="360" w:lineRule="auto"/>
-        <w:ind/>
-        <w:jc w:val="left"/>
+        <w:t xml:space="preserve"> link é esse: https://www.gov.br/saude/pt-br/assuntos/saude-de-a-a-z/d/depressao)</w:t>
+      </w:r>
+      <w:r>
         <w:rPr>
           <w:b/>
           <w:bCs/>
           <w:sz w:val="22"/>
           <w:szCs w:val="22"/>
         </w:rPr>
-      </w:pPr>
-      <w:r>
-        <w:rPr>
-          <w:sz w:val="22"/>
-          <w:szCs w:val="22"/>
-        </w:rPr>
-        <w:t xml:space="preserve">BRASIL. Ministério da Saúde. </w:t>
       </w:r>
       <w:r>
         <w:rPr>
@@ -9859,24 +10355,22 @@
           <w:sz w:val="22"/>
           <w:szCs w:val="22"/>
         </w:rPr>
-        <w:t xml:space="preserve">Depressão</w:t>
-      </w:r>
-      <w:r>
-        <w:rPr>
-          <w:sz w:val="22"/>
-          <w:szCs w:val="22"/>
-        </w:rPr>
-        <w:t xml:space="preserve">. </w:t>
-      </w:r>
-      <w:r>
+      </w:r>
+    </w:p>
+    <w:p>
+      <w:pPr>
+        <w:pStyle w:val="993"/>
+        <w:pBdr/>
+        <w:spacing w:after="0" w:line="360" w:lineRule="auto"/>
+        <w:ind/>
+        <w:jc w:val="left"/>
         <w:rPr>
           <w:b/>
           <w:bCs/>
           <w:sz w:val="22"/>
           <w:szCs w:val="22"/>
         </w:rPr>
-        <w:t xml:space="preserve"> (</w:t>
-      </w:r>
+      </w:pPr>
       <w:r>
         <w:rPr>
           <w:b/>
@@ -9884,7 +10378,6 @@
           <w:sz w:val="22"/>
           <w:szCs w:val="22"/>
         </w:rPr>
-        <w:t xml:space="preserve">como</w:t>
       </w:r>
       <w:r>
         <w:rPr>
@@ -9893,7 +10386,6 @@
           <w:sz w:val="22"/>
           <w:szCs w:val="22"/>
         </w:rPr>
-        <w:t xml:space="preserve"> que eu coloco que eu peguei o conteúdo de um site?) (</w:t>
       </w:r>
       <w:r>
         <w:rPr>
@@ -9902,7 +10394,26 @@
           <w:sz w:val="22"/>
           <w:szCs w:val="22"/>
         </w:rPr>
-        <w:t xml:space="preserve">o</w:t>
+      </w:r>
+    </w:p>
+    <w:p>
+      <w:pPr>
+        <w:pStyle w:val="993"/>
+        <w:pBdr/>
+        <w:spacing w:after="0" w:line="360" w:lineRule="auto"/>
+        <w:ind/>
+        <w:jc w:val="left"/>
+        <w:rPr>
+          <w:sz w:val="22"/>
+          <w:szCs w:val="22"/>
+        </w:rPr>
+      </w:pPr>
+      <w:r>
+        <w:rPr>
+          <w:sz w:val="22"/>
+          <w:szCs w:val="22"/>
+        </w:rPr>
+        <w:t xml:space="preserve">ORGANIZAÇÃO MUNDIAL DA SAÚDE. </w:t>
       </w:r>
       <w:r>
         <w:rPr>
@@ -9911,7 +10422,7 @@
           <w:sz w:val="22"/>
           <w:szCs w:val="22"/>
         </w:rPr>
-        <w:t xml:space="preserve"> link é esse: https://www.gov.br/saude/pt-br/assuntos/saude-de-a-a-z/d/depressao)</w:t>
+        <w:t xml:space="preserve">Suicide </w:t>
       </w:r>
       <w:r>
         <w:rPr>
@@ -9920,6 +10431,7 @@
           <w:sz w:val="22"/>
           <w:szCs w:val="22"/>
         </w:rPr>
+        <w:t xml:space="preserve">worldwide</w:t>
       </w:r>
       <w:r>
         <w:rPr>
@@ -9928,22 +10440,17 @@
           <w:sz w:val="22"/>
           <w:szCs w:val="22"/>
         </w:rPr>
-      </w:r>
-    </w:p>
-    <w:p>
-      <w:pPr>
-        <w:pStyle w:val="993"/>
-        <w:pBdr/>
-        <w:spacing w:after="0" w:line="360" w:lineRule="auto"/>
-        <w:ind/>
-        <w:jc w:val="left"/>
+        <w:t xml:space="preserve"> in 2021: global </w:t>
+      </w:r>
+      <w:r>
         <w:rPr>
           <w:b/>
           <w:bCs/>
           <w:sz w:val="22"/>
           <w:szCs w:val="22"/>
         </w:rPr>
-      </w:pPr>
+        <w:t xml:space="preserve">health</w:t>
+      </w:r>
       <w:r>
         <w:rPr>
           <w:b/>
@@ -9951,6 +10458,7 @@
           <w:sz w:val="22"/>
           <w:szCs w:val="22"/>
         </w:rPr>
+        <w:t xml:space="preserve"> </w:t>
       </w:r>
       <w:r>
         <w:rPr>
@@ -9959,6 +10467,119 @@
           <w:sz w:val="22"/>
           <w:szCs w:val="22"/>
         </w:rPr>
+        <w:t xml:space="preserve">estimates</w:t>
+      </w:r>
+      <w:r>
+        <w:rPr>
+          <w:sz w:val="22"/>
+          <w:szCs w:val="22"/>
+        </w:rPr>
+        <w:t xml:space="preserve">. 1ª Edição. </w:t>
+      </w:r>
+      <w:r>
+        <w:rPr>
+          <w:sz w:val="22"/>
+          <w:szCs w:val="22"/>
+        </w:rPr>
+        <w:t xml:space="preserve">Geneva</w:t>
+      </w:r>
+      <w:r>
+        <w:rPr>
+          <w:sz w:val="22"/>
+          <w:szCs w:val="22"/>
+        </w:rPr>
+        <w:t xml:space="preserve">: World Health </w:t>
+      </w:r>
+      <w:r>
+        <w:rPr>
+          <w:sz w:val="22"/>
+          <w:szCs w:val="22"/>
+        </w:rPr>
+        <w:t xml:space="preserve">Organization</w:t>
+      </w:r>
+      <w:r>
+        <w:rPr>
+          <w:sz w:val="22"/>
+          <w:szCs w:val="22"/>
+        </w:rPr>
+        <w:t xml:space="preserve">, 2025. </w:t>
+      </w:r>
+      <w:r>
+        <w:rPr>
+          <w:sz w:val="22"/>
+          <w:szCs w:val="22"/>
+        </w:rPr>
+      </w:r>
+      <w:r>
+        <w:rPr>
+          <w:sz w:val="22"/>
+          <w:szCs w:val="22"/>
+        </w:rPr>
+      </w:r>
+    </w:p>
+    <w:p>
+      <w:pPr>
+        <w:pStyle w:val="993"/>
+        <w:pBdr/>
+        <w:spacing w:after="0" w:line="360" w:lineRule="auto"/>
+        <w:ind/>
+        <w:jc w:val="left"/>
+        <w:rPr>
+          <w:sz w:val="22"/>
+          <w:szCs w:val="22"/>
+        </w:rPr>
+      </w:pPr>
+      <w:r>
+        <w:rPr>
+          <w:sz w:val="22"/>
+          <w:szCs w:val="22"/>
+        </w:rPr>
+      </w:r>
+      <w:r>
+        <w:rPr>
+          <w:sz w:val="22"/>
+          <w:szCs w:val="22"/>
+        </w:rPr>
+      </w:r>
+      <w:r>
+        <w:rPr>
+          <w:sz w:val="22"/>
+          <w:szCs w:val="22"/>
+        </w:rPr>
+      </w:r>
+    </w:p>
+    <w:p>
+      <w:pPr>
+        <w:pStyle w:val="993"/>
+        <w:pBdr/>
+        <w:spacing w:after="0" w:line="360" w:lineRule="auto"/>
+        <w:ind/>
+        <w:jc w:val="left"/>
+        <w:rPr>
+          <w:sz w:val="22"/>
+          <w:szCs w:val="22"/>
+        </w:rPr>
+      </w:pPr>
+      <w:r>
+        <w:rPr>
+          <w:sz w:val="22"/>
+          <w:szCs w:val="22"/>
+        </w:rPr>
+        <w:t xml:space="preserve">BRAGA, Luiza de Lima; DELL’AGLIO, Débora </w:t>
+      </w:r>
+      <w:r>
+        <w:rPr>
+          <w:sz w:val="22"/>
+          <w:szCs w:val="22"/>
+        </w:rPr>
+        <w:t xml:space="preserve">Dalbosco</w:t>
+      </w:r>
+      <w:r>
+        <w:rPr>
+          <w:sz w:val="22"/>
+          <w:szCs w:val="22"/>
+        </w:rPr>
+        <w:t xml:space="preserve">.</w:t>
       </w:r>
       <w:r>
         <w:rPr>
@@ -9967,6 +10588,26 @@
           <w:sz w:val="22"/>
           <w:szCs w:val="22"/>
         </w:rPr>
+        <w:t xml:space="preserve"> Suicídio na adolescência: fatores de risco, depressão e gênero</w:t>
+      </w:r>
+      <w:r>
+        <w:rPr>
+          <w:sz w:val="22"/>
+          <w:szCs w:val="22"/>
+        </w:rPr>
+        <w:t xml:space="preserve">. Porto Alegre: 2013</w:t>
+      </w:r>
+      <w:r>
+        <w:rPr>
+          <w:sz w:val="22"/>
+          <w:szCs w:val="22"/>
+        </w:rPr>
+      </w:r>
+      <w:r>
+        <w:rPr>
+          <w:sz w:val="22"/>
+          <w:szCs w:val="22"/>
+        </w:rPr>
       </w:r>
     </w:p>
     <w:p>
@@ -9986,7 +10627,38 @@
           <w:sz w:val="22"/>
           <w:szCs w:val="22"/>
         </w:rPr>
-        <w:t xml:space="preserve">ORGANIZAÇÃO MUNDIAL DA SAÚDE. </w:t>
+      </w:r>
+      <w:r>
+        <w:rPr>
+          <w:sz w:val="22"/>
+          <w:szCs w:val="22"/>
+        </w:rPr>
+      </w:r>
+      <w:r>
+        <w:rPr>
+          <w:sz w:val="22"/>
+          <w:szCs w:val="22"/>
+        </w:rPr>
+      </w:r>
+    </w:p>
+    <w:p>
+      <w:pPr>
+        <w:pStyle w:val="993"/>
+        <w:pBdr/>
+        <w:spacing w:after="0" w:line="360" w:lineRule="auto"/>
+        <w:ind/>
+        <w:jc w:val="left"/>
+        <w:rPr>
+          <w:sz w:val="22"/>
+          <w:szCs w:val="22"/>
+        </w:rPr>
+      </w:pPr>
+      <w:r>
+        <w:rPr>
+          <w:sz w:val="22"/>
+          <w:szCs w:val="22"/>
+        </w:rPr>
+        <w:t xml:space="preserve">FURTADO, Igor Mendes. </w:t>
       </w:r>
       <w:r>
         <w:rPr>
@@ -9995,7 +10667,91 @@
           <w:sz w:val="22"/>
           <w:szCs w:val="22"/>
         </w:rPr>
-        <w:t xml:space="preserve">Suicide </w:t>
+        <w:t xml:space="preserve">Depressão como fator de risco para suicídio: Uma revisão sistemática</w:t>
+      </w:r>
+      <w:r>
+        <w:rPr>
+          <w:sz w:val="22"/>
+          <w:szCs w:val="22"/>
+        </w:rPr>
+        <w:t xml:space="preserve">. V. 6 n. 1. Patos: Repositório Institucional do </w:t>
+      </w:r>
+      <w:r>
+        <w:rPr>
+          <w:sz w:val="22"/>
+          <w:szCs w:val="22"/>
+        </w:rPr>
+        <w:t xml:space="preserve">Uniflip</w:t>
+      </w:r>
+      <w:r>
+        <w:rPr>
+          <w:sz w:val="22"/>
+          <w:szCs w:val="22"/>
+        </w:rPr>
+        <w:t xml:space="preserve">, 2021</w:t>
+      </w:r>
+      <w:r>
+        <w:rPr>
+          <w:sz w:val="22"/>
+          <w:szCs w:val="22"/>
+        </w:rPr>
+      </w:r>
+      <w:r>
+        <w:rPr>
+          <w:sz w:val="22"/>
+          <w:szCs w:val="22"/>
+        </w:rPr>
+      </w:r>
+    </w:p>
+    <w:p>
+      <w:pPr>
+        <w:pStyle w:val="993"/>
+        <w:pBdr/>
+        <w:spacing w:after="0" w:line="360" w:lineRule="auto"/>
+        <w:ind/>
+        <w:jc w:val="left"/>
+        <w:rPr>
+          <w:sz w:val="22"/>
+          <w:szCs w:val="22"/>
+        </w:rPr>
+      </w:pPr>
+      <w:r>
+        <w:rPr>
+          <w:sz w:val="22"/>
+          <w:szCs w:val="22"/>
+        </w:rPr>
+      </w:r>
+      <w:r>
+        <w:rPr>
+          <w:sz w:val="22"/>
+          <w:szCs w:val="22"/>
+        </w:rPr>
+      </w:r>
+      <w:r>
+        <w:rPr>
+          <w:sz w:val="22"/>
+          <w:szCs w:val="22"/>
+        </w:rPr>
+      </w:r>
+    </w:p>
+    <w:p>
+      <w:pPr>
+        <w:pStyle w:val="993"/>
+        <w:pBdr/>
+        <w:spacing w:after="0" w:line="360" w:lineRule="auto"/>
+        <w:ind/>
+        <w:jc w:val="left"/>
+        <w:rPr>
+          <w:sz w:val="22"/>
+          <w:szCs w:val="22"/>
+        </w:rPr>
+      </w:pPr>
+      <w:r>
+        <w:rPr>
+          <w:sz w:val="22"/>
+          <w:szCs w:val="22"/>
+        </w:rPr>
+        <w:t xml:space="preserve">BARBOSA, Fabiana de Oliveira; MACEDO, Paula Costa Mosca; SILVEIRA, Rosa Maria Carvalho da. </w:t>
       </w:r>
       <w:r>
         <w:rPr>
@@ -10004,7 +10760,91 @@
           <w:sz w:val="22"/>
           <w:szCs w:val="22"/>
         </w:rPr>
-        <w:t xml:space="preserve">worldwide</w:t>
+        <w:t xml:space="preserve">Depressão e o Suicídio</w:t>
+      </w:r>
+      <w:r>
+        <w:rPr>
+          <w:sz w:val="22"/>
+          <w:szCs w:val="22"/>
+        </w:rPr>
+        <w:t xml:space="preserve">. V. 14 n. 1. Belo Horizonte: Revista da Sociedade Brasileira de Psicologia Hospitalar, 2011</w:t>
+      </w:r>
+      <w:r>
+        <w:rPr>
+          <w:sz w:val="22"/>
+          <w:szCs w:val="22"/>
+        </w:rPr>
+      </w:r>
+      <w:r>
+        <w:rPr>
+          <w:sz w:val="22"/>
+          <w:szCs w:val="22"/>
+        </w:rPr>
+      </w:r>
+    </w:p>
+    <w:p>
+      <w:pPr>
+        <w:pStyle w:val="993"/>
+        <w:pBdr/>
+        <w:spacing w:after="0" w:line="360" w:lineRule="auto"/>
+        <w:ind/>
+        <w:jc w:val="left"/>
+        <w:rPr>
+          <w:sz w:val="22"/>
+          <w:szCs w:val="22"/>
+        </w:rPr>
+      </w:pPr>
+      <w:r>
+        <w:rPr>
+          <w:sz w:val="22"/>
+          <w:szCs w:val="22"/>
+        </w:rPr>
+      </w:r>
+      <w:r>
+        <w:rPr>
+          <w:sz w:val="22"/>
+          <w:szCs w:val="22"/>
+        </w:rPr>
+      </w:r>
+      <w:r>
+        <w:rPr>
+          <w:sz w:val="22"/>
+          <w:szCs w:val="22"/>
+        </w:rPr>
+      </w:r>
+    </w:p>
+    <w:p>
+      <w:pPr>
+        <w:pStyle w:val="993"/>
+        <w:pBdr/>
+        <w:spacing w:after="0" w:line="360" w:lineRule="auto"/>
+        <w:ind/>
+        <w:jc w:val="left"/>
+        <w:rPr>
+          <w:sz w:val="22"/>
+          <w:szCs w:val="22"/>
+        </w:rPr>
+      </w:pPr>
+      <w:r>
+        <w:rPr>
+          <w:sz w:val="22"/>
+          <w:szCs w:val="22"/>
+        </w:rPr>
+        <w:t xml:space="preserve">ASSUMPÇÃO, Gláucia Lopes Silva; OLIVEIRA, </w:t>
+      </w:r>
+      <w:r>
+        <w:rPr>
+          <w:sz w:val="22"/>
+          <w:szCs w:val="22"/>
+        </w:rPr>
+        <w:t xml:space="preserve">Luciele</w:t>
+      </w:r>
+      <w:r>
+        <w:rPr>
+          <w:sz w:val="22"/>
+          <w:szCs w:val="22"/>
+        </w:rPr>
+        <w:t xml:space="preserve"> Aparecida; SOUZA, Mayra Fernanda Silva de.</w:t>
       </w:r>
       <w:r>
         <w:rPr>
@@ -10013,7 +10853,77 @@
           <w:sz w:val="22"/>
           <w:szCs w:val="22"/>
         </w:rPr>
-        <w:t xml:space="preserve"> in 2021: global </w:t>
+        <w:t xml:space="preserve"> DEPRESSÃO E SUICÍDIO: UMA CORRELAÇÃO</w:t>
+      </w:r>
+      <w:r>
+        <w:rPr>
+          <w:sz w:val="22"/>
+          <w:szCs w:val="22"/>
+        </w:rPr>
+        <w:t xml:space="preserve">. V. 3 n. 5. Belo Horizonte: Pretextos - Revista da Graduação em Psicologia da PUC Minas, 2018</w:t>
+      </w:r>
+      <w:r>
+        <w:rPr>
+          <w:sz w:val="22"/>
+          <w:szCs w:val="22"/>
+        </w:rPr>
+      </w:r>
+      <w:r>
+        <w:rPr>
+          <w:sz w:val="22"/>
+          <w:szCs w:val="22"/>
+        </w:rPr>
+      </w:r>
+    </w:p>
+    <w:p>
+      <w:pPr>
+        <w:pStyle w:val="993"/>
+        <w:pBdr/>
+        <w:spacing w:after="0" w:line="360" w:lineRule="auto"/>
+        <w:ind/>
+        <w:jc w:val="left"/>
+        <w:rPr>
+          <w:sz w:val="22"/>
+          <w:szCs w:val="22"/>
+        </w:rPr>
+      </w:pPr>
+      <w:r>
+        <w:rPr>
+          <w:sz w:val="22"/>
+          <w:szCs w:val="22"/>
+        </w:rPr>
+      </w:r>
+      <w:r>
+        <w:rPr>
+          <w:sz w:val="22"/>
+          <w:szCs w:val="22"/>
+        </w:rPr>
+      </w:r>
+      <w:r>
+        <w:rPr>
+          <w:sz w:val="22"/>
+          <w:szCs w:val="22"/>
+        </w:rPr>
+      </w:r>
+    </w:p>
+    <w:p>
+      <w:pPr>
+        <w:pStyle w:val="993"/>
+        <w:pBdr/>
+        <w:spacing w:after="0" w:line="360" w:lineRule="auto"/>
+        <w:ind/>
+        <w:jc w:val="left"/>
+        <w:rPr>
+          <w:sz w:val="22"/>
+          <w:szCs w:val="22"/>
+        </w:rPr>
+      </w:pPr>
+      <w:r>
+        <w:rPr>
+          <w:sz w:val="22"/>
+          <w:szCs w:val="22"/>
+        </w:rPr>
+        <w:t xml:space="preserve">SANTOS, Wesley da Silva. </w:t>
       </w:r>
       <w:r>
         <w:rPr>
@@ -10022,7 +10932,7 @@
           <w:sz w:val="22"/>
           <w:szCs w:val="22"/>
         </w:rPr>
-        <w:t xml:space="preserve">health</w:t>
+        <w:t xml:space="preserve">DEPRESSÃO NA INTERNET: BANALIZAÇÃO DO TRANSTORNO OU REFLEXOS DE UMA GERAÇÃO </w:t>
       </w:r>
       <w:r>
         <w:rPr>
@@ -10031,7 +10941,91 @@
           <w:sz w:val="22"/>
           <w:szCs w:val="22"/>
         </w:rPr>
+        <w:t xml:space="preserve">EXPOSICIONISTA?</w:t>
+      </w:r>
+      <w:r>
+        <w:rPr>
+          <w:sz w:val="20"/>
+          <w:szCs w:val="20"/>
+        </w:rPr>
+        <w:t xml:space="preserve">.</w:t>
+      </w:r>
+      <w:r>
+        <w:rPr>
+          <w:sz w:val="20"/>
+          <w:szCs w:val="20"/>
+        </w:rPr>
         <w:t xml:space="preserve"> </w:t>
+      </w:r>
+      <w:r>
+        <w:rPr>
+          <w:sz w:val="22"/>
+          <w:szCs w:val="22"/>
+        </w:rPr>
+        <w:t xml:space="preserve">V. 9 n. 1. Palmas: Revista Observatório, 2023</w:t>
+      </w:r>
+      <w:r>
+        <w:rPr>
+          <w:sz w:val="22"/>
+          <w:szCs w:val="22"/>
+        </w:rPr>
+      </w:r>
+      <w:r>
+        <w:rPr>
+          <w:sz w:val="22"/>
+          <w:szCs w:val="22"/>
+        </w:rPr>
+      </w:r>
+    </w:p>
+    <w:p>
+      <w:pPr>
+        <w:pStyle w:val="993"/>
+        <w:pBdr/>
+        <w:spacing w:after="0" w:line="360" w:lineRule="auto"/>
+        <w:ind/>
+        <w:jc w:val="left"/>
+        <w:rPr>
+          <w:sz w:val="22"/>
+          <w:szCs w:val="22"/>
+        </w:rPr>
+      </w:pPr>
+      <w:r>
+        <w:rPr>
+          <w:sz w:val="22"/>
+          <w:szCs w:val="22"/>
+        </w:rPr>
+      </w:r>
+      <w:r>
+        <w:rPr>
+          <w:sz w:val="22"/>
+          <w:szCs w:val="22"/>
+        </w:rPr>
+      </w:r>
+      <w:r>
+        <w:rPr>
+          <w:sz w:val="22"/>
+          <w:szCs w:val="22"/>
+        </w:rPr>
+      </w:r>
+    </w:p>
+    <w:p>
+      <w:pPr>
+        <w:pStyle w:val="993"/>
+        <w:pBdr/>
+        <w:spacing w:after="0" w:line="360" w:lineRule="auto"/>
+        <w:ind/>
+        <w:jc w:val="left"/>
+        <w:rPr>
+          <w:sz w:val="22"/>
+          <w:szCs w:val="22"/>
+        </w:rPr>
+      </w:pPr>
+      <w:r>
+        <w:rPr>
+          <w:sz w:val="22"/>
+          <w:szCs w:val="22"/>
+        </w:rPr>
+        <w:t xml:space="preserve">BAHLS, Saint-Clair. </w:t>
       </w:r>
       <w:r>
         <w:rPr>
@@ -10040,119 +11034,7 @@
           <w:sz w:val="22"/>
           <w:szCs w:val="22"/>
         </w:rPr>
-        <w:t xml:space="preserve">estimates</w:t>
-      </w:r>
-      <w:r>
-        <w:rPr>
-          <w:sz w:val="22"/>
-          <w:szCs w:val="22"/>
-        </w:rPr>
-        <w:t xml:space="preserve">. 1ª Edição. </w:t>
-      </w:r>
-      <w:r>
-        <w:rPr>
-          <w:sz w:val="22"/>
-          <w:szCs w:val="22"/>
-        </w:rPr>
-        <w:t xml:space="preserve">Geneva</w:t>
-      </w:r>
-      <w:r>
-        <w:rPr>
-          <w:sz w:val="22"/>
-          <w:szCs w:val="22"/>
-        </w:rPr>
-        <w:t xml:space="preserve">: World Health </w:t>
-      </w:r>
-      <w:r>
-        <w:rPr>
-          <w:sz w:val="22"/>
-          <w:szCs w:val="22"/>
-        </w:rPr>
-        <w:t xml:space="preserve">Organization</w:t>
-      </w:r>
-      <w:r>
-        <w:rPr>
-          <w:sz w:val="22"/>
-          <w:szCs w:val="22"/>
-        </w:rPr>
-        <w:t xml:space="preserve">, 2025. </w:t>
-      </w:r>
-      <w:r>
-        <w:rPr>
-          <w:sz w:val="22"/>
-          <w:szCs w:val="22"/>
-        </w:rPr>
-      </w:r>
-      <w:r>
-        <w:rPr>
-          <w:sz w:val="22"/>
-          <w:szCs w:val="22"/>
-        </w:rPr>
-      </w:r>
-    </w:p>
-    <w:p>
-      <w:pPr>
-        <w:pStyle w:val="993"/>
-        <w:pBdr/>
-        <w:spacing w:after="0" w:line="360" w:lineRule="auto"/>
-        <w:ind/>
-        <w:jc w:val="left"/>
-        <w:rPr>
-          <w:sz w:val="22"/>
-          <w:szCs w:val="22"/>
-        </w:rPr>
-      </w:pPr>
-      <w:r>
-        <w:rPr>
-          <w:sz w:val="22"/>
-          <w:szCs w:val="22"/>
-        </w:rPr>
-      </w:r>
-      <w:r>
-        <w:rPr>
-          <w:sz w:val="22"/>
-          <w:szCs w:val="22"/>
-        </w:rPr>
-      </w:r>
-      <w:r>
-        <w:rPr>
-          <w:sz w:val="22"/>
-          <w:szCs w:val="22"/>
-        </w:rPr>
-      </w:r>
-    </w:p>
-    <w:p>
-      <w:pPr>
-        <w:pStyle w:val="993"/>
-        <w:pBdr/>
-        <w:spacing w:after="0" w:line="360" w:lineRule="auto"/>
-        <w:ind/>
-        <w:jc w:val="left"/>
-        <w:rPr>
-          <w:sz w:val="22"/>
-          <w:szCs w:val="22"/>
-        </w:rPr>
-      </w:pPr>
-      <w:r>
-        <w:rPr>
-          <w:sz w:val="22"/>
-          <w:szCs w:val="22"/>
-        </w:rPr>
-        <w:t xml:space="preserve">BRAGA, Luiza de Lima; DELL’AGLIO, Débora </w:t>
-      </w:r>
-      <w:r>
-        <w:rPr>
-          <w:sz w:val="22"/>
-          <w:szCs w:val="22"/>
-        </w:rPr>
-        <w:t xml:space="preserve">Dalbosco</w:t>
-      </w:r>
-      <w:r>
-        <w:rPr>
-          <w:sz w:val="22"/>
-          <w:szCs w:val="22"/>
-        </w:rPr>
-        <w:t xml:space="preserve">.</w:t>
+        <w:t xml:space="preserve">Aspectos clínicos da depressão em crianças e adolescentes: </w:t>
       </w:r>
       <w:r>
         <w:rPr>
@@ -10161,77 +11043,7 @@
           <w:sz w:val="22"/>
           <w:szCs w:val="22"/>
         </w:rPr>
-        <w:t xml:space="preserve"> Suicídio na adolescência: fatores de risco, depressão e gênero</w:t>
-      </w:r>
-      <w:r>
-        <w:rPr>
-          <w:sz w:val="22"/>
-          <w:szCs w:val="22"/>
-        </w:rPr>
-        <w:t xml:space="preserve">. Porto Alegre: 2013</w:t>
-      </w:r>
-      <w:r>
-        <w:rPr>
-          <w:sz w:val="22"/>
-          <w:szCs w:val="22"/>
-        </w:rPr>
-      </w:r>
-      <w:r>
-        <w:rPr>
-          <w:sz w:val="22"/>
-          <w:szCs w:val="22"/>
-        </w:rPr>
-      </w:r>
-    </w:p>
-    <w:p>
-      <w:pPr>
-        <w:pStyle w:val="993"/>
-        <w:pBdr/>
-        <w:spacing w:after="0" w:line="360" w:lineRule="auto"/>
-        <w:ind/>
-        <w:jc w:val="left"/>
-        <w:rPr>
-          <w:sz w:val="22"/>
-          <w:szCs w:val="22"/>
-        </w:rPr>
-      </w:pPr>
-      <w:r>
-        <w:rPr>
-          <w:sz w:val="22"/>
-          <w:szCs w:val="22"/>
-        </w:rPr>
-      </w:r>
-      <w:r>
-        <w:rPr>
-          <w:sz w:val="22"/>
-          <w:szCs w:val="22"/>
-        </w:rPr>
-      </w:r>
-      <w:r>
-        <w:rPr>
-          <w:sz w:val="22"/>
-          <w:szCs w:val="22"/>
-        </w:rPr>
-      </w:r>
-    </w:p>
-    <w:p>
-      <w:pPr>
-        <w:pStyle w:val="993"/>
-        <w:pBdr/>
-        <w:spacing w:after="0" w:line="360" w:lineRule="auto"/>
-        <w:ind/>
-        <w:jc w:val="left"/>
-        <w:rPr>
-          <w:sz w:val="22"/>
-          <w:szCs w:val="22"/>
-        </w:rPr>
-      </w:pPr>
-      <w:r>
-        <w:rPr>
-          <w:sz w:val="22"/>
-          <w:szCs w:val="22"/>
-        </w:rPr>
-        <w:t xml:space="preserve">FURTADO, Igor Mendes. </w:t>
+        <w:t xml:space="preserve">clinical</w:t>
       </w:r>
       <w:r>
         <w:rPr>
@@ -10240,91 +11052,7 @@
           <w:sz w:val="22"/>
           <w:szCs w:val="22"/>
         </w:rPr>
-        <w:t xml:space="preserve">Depressão como fator de risco para suicídio: Uma revisão sistemática</w:t>
-      </w:r>
-      <w:r>
-        <w:rPr>
-          <w:sz w:val="22"/>
-          <w:szCs w:val="22"/>
-        </w:rPr>
-        <w:t xml:space="preserve">. V. 6 n. 1. Patos: Repositório Institucional do </w:t>
-      </w:r>
-      <w:r>
-        <w:rPr>
-          <w:sz w:val="22"/>
-          <w:szCs w:val="22"/>
-        </w:rPr>
-        <w:t xml:space="preserve">Uniflip</w:t>
-      </w:r>
-      <w:r>
-        <w:rPr>
-          <w:sz w:val="22"/>
-          <w:szCs w:val="22"/>
-        </w:rPr>
-        <w:t xml:space="preserve">, 2021</w:t>
-      </w:r>
-      <w:r>
-        <w:rPr>
-          <w:sz w:val="22"/>
-          <w:szCs w:val="22"/>
-        </w:rPr>
-      </w:r>
-      <w:r>
-        <w:rPr>
-          <w:sz w:val="22"/>
-          <w:szCs w:val="22"/>
-        </w:rPr>
-      </w:r>
-    </w:p>
-    <w:p>
-      <w:pPr>
-        <w:pStyle w:val="993"/>
-        <w:pBdr/>
-        <w:spacing w:after="0" w:line="360" w:lineRule="auto"/>
-        <w:ind/>
-        <w:jc w:val="left"/>
-        <w:rPr>
-          <w:sz w:val="22"/>
-          <w:szCs w:val="22"/>
-        </w:rPr>
-      </w:pPr>
-      <w:r>
-        <w:rPr>
-          <w:sz w:val="22"/>
-          <w:szCs w:val="22"/>
-        </w:rPr>
-      </w:r>
-      <w:r>
-        <w:rPr>
-          <w:sz w:val="22"/>
-          <w:szCs w:val="22"/>
-        </w:rPr>
-      </w:r>
-      <w:r>
-        <w:rPr>
-          <w:sz w:val="22"/>
-          <w:szCs w:val="22"/>
-        </w:rPr>
-      </w:r>
-    </w:p>
-    <w:p>
-      <w:pPr>
-        <w:pStyle w:val="993"/>
-        <w:pBdr/>
-        <w:spacing w:after="0" w:line="360" w:lineRule="auto"/>
-        <w:ind/>
-        <w:jc w:val="left"/>
-        <w:rPr>
-          <w:sz w:val="22"/>
-          <w:szCs w:val="22"/>
-        </w:rPr>
-      </w:pPr>
-      <w:r>
-        <w:rPr>
-          <w:sz w:val="22"/>
-          <w:szCs w:val="22"/>
-        </w:rPr>
-        <w:t xml:space="preserve">BARBOSA, Fabiana de Oliveira; MACEDO, Paula Costa Mosca; SILVEIRA, Rosa Maria Carvalho da. </w:t>
+        <w:t xml:space="preserve"> </w:t>
       </w:r>
       <w:r>
         <w:rPr>
@@ -10333,26 +11061,40 @@
           <w:sz w:val="22"/>
           <w:szCs w:val="22"/>
         </w:rPr>
-        <w:t xml:space="preserve">Depressão e o Suicídio</w:t>
+        <w:t xml:space="preserve">features</w:t>
       </w:r>
       <w:r>
         <w:rPr>
           <w:sz w:val="22"/>
           <w:szCs w:val="22"/>
         </w:rPr>
-        <w:t xml:space="preserve">. V. 14 n. 1. Belo Horizonte: Revista da Sociedade Brasileira de Psicologia Hospitalar, 2011</w:t>
+        <w:t xml:space="preserve">. Rio de Janeiro: </w:t>
       </w:r>
       <w:r>
         <w:rPr>
           <w:sz w:val="22"/>
           <w:szCs w:val="22"/>
         </w:rPr>
+        <w:t xml:space="preserve">Sciflo</w:t>
       </w:r>
       <w:r>
         <w:rPr>
           <w:sz w:val="22"/>
           <w:szCs w:val="22"/>
         </w:rPr>
+        <w:t xml:space="preserve">, 2003</w:t>
+      </w:r>
+      <w:r>
+        <w:rPr>
+          <w:sz w:val="22"/>
+          <w:szCs w:val="22"/>
+        </w:rPr>
+      </w:r>
+      <w:r>
+        <w:rPr>
+          <w:sz w:val="22"/>
+          <w:szCs w:val="22"/>
+        </w:rPr>
       </w:r>
     </w:p>
     <w:p>
@@ -10403,21 +11145,7 @@
           <w:sz w:val="22"/>
           <w:szCs w:val="22"/>
         </w:rPr>
-        <w:t xml:space="preserve">ASSUMPÇÃO, Gláucia Lopes Silva; OLIVEIRA, </w:t>
-      </w:r>
-      <w:r>
-        <w:rPr>
-          <w:sz w:val="22"/>
-          <w:szCs w:val="22"/>
-        </w:rPr>
-        <w:t xml:space="preserve">Luciele</w:t>
-      </w:r>
-      <w:r>
-        <w:rPr>
-          <w:sz w:val="22"/>
-          <w:szCs w:val="22"/>
-        </w:rPr>
-        <w:t xml:space="preserve"> Aparecida; SOUZA, Mayra Fernanda Silva de.</w:t>
+        <w:t xml:space="preserve">BAUMGARTEL, Priscila. </w:t>
       </w:r>
       <w:r>
         <w:rPr>
@@ -10426,77 +11154,23 @@
           <w:sz w:val="22"/>
           <w:szCs w:val="22"/>
         </w:rPr>
-        <w:t xml:space="preserve"> DEPRESSÃO E SUICÍDIO: UMA CORRELAÇÃO</w:t>
-      </w:r>
-      <w:r>
-        <w:rPr>
+        <w:t xml:space="preserve">O uso de jogos como metodologia de ensino da Matemática. </w:t>
+      </w:r>
+      <w:r>
+        <w:rPr>
+          <w:i/>
+          <w:iCs/>
           <w:sz w:val="22"/>
           <w:szCs w:val="22"/>
         </w:rPr>
-        <w:t xml:space="preserve">. V. 3 n. 5. Belo Horizonte: Pretextos - Revista da Graduação em Psicologia da PUC Minas, 2018</w:t>
+        <w:t xml:space="preserve">In: </w:t>
       </w:r>
       <w:r>
         <w:rPr>
           <w:sz w:val="22"/>
           <w:szCs w:val="22"/>
         </w:rPr>
-      </w:r>
-      <w:r>
-        <w:rPr>
-          <w:sz w:val="22"/>
-          <w:szCs w:val="22"/>
-        </w:rPr>
-      </w:r>
-    </w:p>
-    <w:p>
-      <w:pPr>
-        <w:pStyle w:val="993"/>
-        <w:pBdr/>
-        <w:spacing w:after="0" w:line="360" w:lineRule="auto"/>
-        <w:ind/>
-        <w:jc w:val="left"/>
-        <w:rPr>
-          <w:sz w:val="22"/>
-          <w:szCs w:val="22"/>
-        </w:rPr>
-      </w:pPr>
-      <w:r>
-        <w:rPr>
-          <w:sz w:val="22"/>
-          <w:szCs w:val="22"/>
-        </w:rPr>
-      </w:r>
-      <w:r>
-        <w:rPr>
-          <w:sz w:val="22"/>
-          <w:szCs w:val="22"/>
-        </w:rPr>
-      </w:r>
-      <w:r>
-        <w:rPr>
-          <w:sz w:val="22"/>
-          <w:szCs w:val="22"/>
-        </w:rPr>
-      </w:r>
-    </w:p>
-    <w:p>
-      <w:pPr>
-        <w:pStyle w:val="993"/>
-        <w:pBdr/>
-        <w:spacing w:after="0" w:line="360" w:lineRule="auto"/>
-        <w:ind/>
-        <w:jc w:val="left"/>
-        <w:rPr>
-          <w:sz w:val="22"/>
-          <w:szCs w:val="22"/>
-        </w:rPr>
-      </w:pPr>
-      <w:r>
-        <w:rPr>
-          <w:sz w:val="22"/>
-          <w:szCs w:val="22"/>
-        </w:rPr>
-        <w:t xml:space="preserve">SANTOS, Wesley da Silva. </w:t>
+        <w:t xml:space="preserve">Encontro Brasileiro de Estudantes de Pós-Graduação em Educação Matemática, 20., 2016, Curitiba. </w:t>
       </w:r>
       <w:r>
         <w:rPr>
@@ -10505,7 +11179,77 @@
           <w:sz w:val="22"/>
           <w:szCs w:val="22"/>
         </w:rPr>
-        <w:t xml:space="preserve">DEPRESSÃO NA INTERNET: BANALIZAÇÃO DO TRANSTORNO OU REFLEXOS DE UMA GERAÇÃO </w:t>
+        <w:t xml:space="preserve">Anais [...]. </w:t>
+      </w:r>
+      <w:r>
+        <w:rPr>
+          <w:sz w:val="22"/>
+          <w:szCs w:val="22"/>
+        </w:rPr>
+        <w:t xml:space="preserve">Curitiba: EBRAPEM, 2016</w:t>
+      </w:r>
+      <w:r>
+        <w:rPr>
+          <w:sz w:val="22"/>
+          <w:szCs w:val="22"/>
+        </w:rPr>
+      </w:r>
+      <w:r>
+        <w:rPr>
+          <w:sz w:val="22"/>
+          <w:szCs w:val="22"/>
+        </w:rPr>
+      </w:r>
+    </w:p>
+    <w:p>
+      <w:pPr>
+        <w:pStyle w:val="993"/>
+        <w:pBdr/>
+        <w:spacing w:after="0" w:line="360" w:lineRule="auto"/>
+        <w:ind/>
+        <w:jc w:val="left"/>
+        <w:rPr>
+          <w:sz w:val="22"/>
+          <w:szCs w:val="22"/>
+        </w:rPr>
+      </w:pPr>
+      <w:r>
+        <w:rPr>
+          <w:sz w:val="22"/>
+          <w:szCs w:val="22"/>
+        </w:rPr>
+      </w:r>
+      <w:r>
+        <w:rPr>
+          <w:sz w:val="22"/>
+          <w:szCs w:val="22"/>
+        </w:rPr>
+      </w:r>
+      <w:r>
+        <w:rPr>
+          <w:sz w:val="22"/>
+          <w:szCs w:val="22"/>
+        </w:rPr>
+      </w:r>
+    </w:p>
+    <w:p>
+      <w:pPr>
+        <w:pStyle w:val="993"/>
+        <w:pBdr/>
+        <w:spacing w:after="0" w:line="360" w:lineRule="auto"/>
+        <w:ind/>
+        <w:jc w:val="left"/>
+        <w:rPr>
+          <w:sz w:val="22"/>
+          <w:szCs w:val="22"/>
+        </w:rPr>
+      </w:pPr>
+      <w:r>
+        <w:rPr>
+          <w:sz w:val="22"/>
+          <w:szCs w:val="22"/>
+        </w:rPr>
+        <w:t xml:space="preserve">BENETTI, Silvia Pereira da Cruz. </w:t>
       </w:r>
       <w:r>
         <w:rPr>
@@ -10514,28 +11258,14 @@
           <w:sz w:val="22"/>
           <w:szCs w:val="22"/>
         </w:rPr>
-        <w:t xml:space="preserve">EXPOSICIONISTA?</w:t>
-      </w:r>
-      <w:r>
-        <w:rPr>
-          <w:sz w:val="20"/>
-          <w:szCs w:val="20"/>
-        </w:rPr>
-        <w:t xml:space="preserve">.</w:t>
-      </w:r>
-      <w:r>
-        <w:rPr>
-          <w:sz w:val="20"/>
-          <w:szCs w:val="20"/>
-        </w:rPr>
-        <w:t xml:space="preserve"> </w:t>
+        <w:t xml:space="preserve">Conflito conjugal: impacto no desenvolvimento psicológico da criança e do adolescente.</w:t>
       </w:r>
       <w:r>
         <w:rPr>
           <w:sz w:val="22"/>
           <w:szCs w:val="22"/>
         </w:rPr>
-        <w:t xml:space="preserve">V. 9 n. 1. Palmas: Revista Observatório, 2023</w:t>
+        <w:t xml:space="preserve"> São Leopoldo: 2006</w:t>
       </w:r>
       <w:r>
         <w:rPr>
@@ -10598,7 +11328,35 @@
           <w:sz w:val="22"/>
           <w:szCs w:val="22"/>
         </w:rPr>
-        <w:t xml:space="preserve">BAHLS, Saint-Clair. </w:t>
+        <w:t xml:space="preserve">TEODORO, </w:t>
+      </w:r>
+      <w:r>
+        <w:rPr>
+          <w:sz w:val="22"/>
+          <w:szCs w:val="22"/>
+        </w:rPr>
+        <w:t xml:space="preserve">Maycoln</w:t>
+      </w:r>
+      <w:r>
+        <w:rPr>
+          <w:sz w:val="22"/>
+          <w:szCs w:val="22"/>
+        </w:rPr>
+        <w:t xml:space="preserve"> L. M. CARDOSO, Bruna Moraes. FREITAS, Ana Carolina </w:t>
+      </w:r>
+      <w:r>
+        <w:rPr>
+          <w:sz w:val="22"/>
+          <w:szCs w:val="22"/>
+        </w:rPr>
+        <w:t xml:space="preserve">Huff</w:t>
+      </w:r>
+      <w:r>
+        <w:rPr>
+          <w:sz w:val="22"/>
+          <w:szCs w:val="22"/>
+        </w:rPr>
+        <w:t xml:space="preserve">. </w:t>
       </w:r>
       <w:r>
         <w:rPr>
@@ -10607,7 +11365,91 @@
           <w:sz w:val="22"/>
           <w:szCs w:val="22"/>
         </w:rPr>
-        <w:t xml:space="preserve">Aspectos clínicos da depressão em crianças e adolescentes: </w:t>
+        <w:t xml:space="preserve">Afetividade e conflito familiar e sua relação com a depressão em crianças e adolescentes</w:t>
+      </w:r>
+      <w:r>
+        <w:rPr>
+          <w:sz w:val="22"/>
+          <w:szCs w:val="22"/>
+        </w:rPr>
+        <w:t xml:space="preserve">. São Leopoldo:2010. </w:t>
+      </w:r>
+      <w:r>
+        <w:rPr>
+          <w:sz w:val="22"/>
+          <w:szCs w:val="22"/>
+        </w:rPr>
+      </w:r>
+      <w:r>
+        <w:rPr>
+          <w:sz w:val="22"/>
+          <w:szCs w:val="22"/>
+        </w:rPr>
+      </w:r>
+    </w:p>
+    <w:p>
+      <w:pPr>
+        <w:pStyle w:val="993"/>
+        <w:pBdr/>
+        <w:spacing w:after="0" w:line="360" w:lineRule="auto"/>
+        <w:ind/>
+        <w:jc w:val="left"/>
+        <w:rPr>
+          <w:sz w:val="22"/>
+          <w:szCs w:val="22"/>
+        </w:rPr>
+      </w:pPr>
+      <w:r>
+        <w:rPr>
+          <w:sz w:val="22"/>
+          <w:szCs w:val="22"/>
+        </w:rPr>
+      </w:r>
+      <w:r>
+        <w:rPr>
+          <w:sz w:val="22"/>
+          <w:szCs w:val="22"/>
+        </w:rPr>
+      </w:r>
+      <w:r>
+        <w:rPr>
+          <w:sz w:val="22"/>
+          <w:szCs w:val="22"/>
+        </w:rPr>
+      </w:r>
+    </w:p>
+    <w:p>
+      <w:pPr>
+        <w:pStyle w:val="993"/>
+        <w:pBdr/>
+        <w:spacing w:after="0" w:line="360" w:lineRule="auto"/>
+        <w:ind/>
+        <w:jc w:val="left"/>
+        <w:rPr>
+          <w:sz w:val="22"/>
+          <w:szCs w:val="22"/>
+        </w:rPr>
+      </w:pPr>
+      <w:r>
+        <w:rPr>
+          <w:sz w:val="22"/>
+          <w:szCs w:val="22"/>
+        </w:rPr>
+        <w:t xml:space="preserve">FRAGA, </w:t>
+      </w:r>
+      <w:r>
+        <w:rPr>
+          <w:sz w:val="22"/>
+          <w:szCs w:val="22"/>
+        </w:rPr>
+        <w:t xml:space="preserve">Bibiana</w:t>
+      </w:r>
+      <w:r>
+        <w:rPr>
+          <w:sz w:val="22"/>
+          <w:szCs w:val="22"/>
+        </w:rPr>
+        <w:t xml:space="preserve"> Pereira de.</w:t>
       </w:r>
       <w:r>
         <w:rPr>
@@ -10616,7 +11458,7 @@
           <w:sz w:val="22"/>
           <w:szCs w:val="22"/>
         </w:rPr>
-        <w:t xml:space="preserve">clinical</w:t>
+        <w:t xml:space="preserve"> Depressão na </w:t>
       </w:r>
       <w:r>
         <w:rPr>
@@ -10625,7 +11467,7 @@
           <w:sz w:val="22"/>
           <w:szCs w:val="22"/>
         </w:rPr>
-        <w:t xml:space="preserve"> </w:t>
+        <w:t xml:space="preserve">infância :</w:t>
       </w:r>
       <w:r>
         <w:rPr>
@@ -10634,41 +11476,58 @@
           <w:sz w:val="22"/>
           <w:szCs w:val="22"/>
         </w:rPr>
-        <w:t xml:space="preserve">features</w:t>
+        <w:t xml:space="preserve"> uma revisão de literatura.</w:t>
       </w:r>
       <w:r>
         <w:rPr>
           <w:sz w:val="22"/>
           <w:szCs w:val="22"/>
         </w:rPr>
-        <w:t xml:space="preserve">. Rio de Janeiro: </w:t>
+        <w:t xml:space="preserve"> 2015. Trabalho de conclusão de especialização (Especialização em Infância e Família) - Universidade Federal do Rio Grande do Sul, Porto Alegre, 2015</w:t>
       </w:r>
       <w:r>
         <w:rPr>
           <w:sz w:val="22"/>
           <w:szCs w:val="22"/>
         </w:rPr>
-        <w:t xml:space="preserve">Sciflo</w:t>
       </w:r>
       <w:r>
         <w:rPr>
           <w:sz w:val="22"/>
           <w:szCs w:val="22"/>
         </w:rPr>
-        <w:t xml:space="preserve">, 2003</w:t>
-      </w:r>
-      <w:r>
+      </w:r>
+    </w:p>
+    <w:p>
+      <w:pPr>
+        <w:pStyle w:val="993"/>
+        <w:pBdr/>
+        <w:spacing w:after="0" w:line="360" w:lineRule="auto"/>
+        <w:ind/>
+        <w:jc w:val="left"/>
         <w:rPr>
           <w:sz w:val="22"/>
           <w:szCs w:val="22"/>
         </w:rPr>
-      </w:r>
+      </w:pPr>
       <w:r>
         <w:rPr>
           <w:sz w:val="22"/>
           <w:szCs w:val="22"/>
         </w:rPr>
       </w:r>
+      <w:r>
+        <w:rPr>
+          <w:sz w:val="22"/>
+          <w:szCs w:val="22"/>
+        </w:rPr>
+      </w:r>
+      <w:r>
+        <w:rPr>
+          <w:sz w:val="22"/>
+          <w:szCs w:val="22"/>
+        </w:rPr>
+      </w:r>
     </w:p>
     <w:p>
       <w:pPr>
@@ -10680,6 +11539,7 @@
         <w:rPr>
           <w:sz w:val="22"/>
           <w:szCs w:val="22"/>
+          <w:highlight w:val="none"/>
         </w:rPr>
       </w:pPr>
       <w:r>
@@ -10687,38 +11547,23 @@
           <w:sz w:val="22"/>
           <w:szCs w:val="22"/>
         </w:rPr>
+        <w:t xml:space="preserve">Schönhofen</w:t>
       </w:r>
       <w:r>
         <w:rPr>
           <w:sz w:val="22"/>
           <w:szCs w:val="22"/>
         </w:rPr>
-      </w:r>
-      <w:r>
-        <w:rPr>
+        <w:t xml:space="preserve">, Frederico de Lima </w:t>
+      </w:r>
+      <w:r>
+        <w:rPr>
+          <w:i/>
+          <w:iCs/>
           <w:sz w:val="22"/>
           <w:szCs w:val="22"/>
         </w:rPr>
-      </w:r>
-    </w:p>
-    <w:p>
-      <w:pPr>
-        <w:pStyle w:val="993"/>
-        <w:pBdr/>
-        <w:spacing w:after="0" w:line="360" w:lineRule="auto"/>
-        <w:ind/>
-        <w:jc w:val="left"/>
-        <w:rPr>
-          <w:sz w:val="22"/>
-          <w:szCs w:val="22"/>
-        </w:rPr>
-      </w:pPr>
-      <w:r>
-        <w:rPr>
-          <w:sz w:val="22"/>
-          <w:szCs w:val="22"/>
-        </w:rPr>
-        <w:t xml:space="preserve">BAUMGARTEL, Priscila. </w:t>
+        <w:t xml:space="preserve">et al. </w:t>
       </w:r>
       <w:r>
         <w:rPr>
@@ -10727,424 +11572,6 @@
           <w:sz w:val="22"/>
           <w:szCs w:val="22"/>
         </w:rPr>
-        <w:t xml:space="preserve">O uso de jogos como metodologia de ensino da Matemática. </w:t>
-      </w:r>
-      <w:r>
-        <w:rPr>
-          <w:i/>
-          <w:iCs/>
-          <w:sz w:val="22"/>
-          <w:szCs w:val="22"/>
-        </w:rPr>
-        <w:t xml:space="preserve">In: </w:t>
-      </w:r>
-      <w:r>
-        <w:rPr>
-          <w:sz w:val="22"/>
-          <w:szCs w:val="22"/>
-        </w:rPr>
-        <w:t xml:space="preserve">Encontro Brasileiro de Estudantes de Pós-Graduação em Educação Matemática, 20., 2016, Curitiba. </w:t>
-      </w:r>
-      <w:r>
-        <w:rPr>
-          <w:b/>
-          <w:bCs/>
-          <w:sz w:val="22"/>
-          <w:szCs w:val="22"/>
-        </w:rPr>
-        <w:t xml:space="preserve">Anais [...]. </w:t>
-      </w:r>
-      <w:r>
-        <w:rPr>
-          <w:sz w:val="22"/>
-          <w:szCs w:val="22"/>
-        </w:rPr>
-        <w:t xml:space="preserve">Curitiba: EBRAPEM, 2016</w:t>
-      </w:r>
-      <w:r>
-        <w:rPr>
-          <w:sz w:val="22"/>
-          <w:szCs w:val="22"/>
-        </w:rPr>
-      </w:r>
-      <w:r>
-        <w:rPr>
-          <w:sz w:val="22"/>
-          <w:szCs w:val="22"/>
-        </w:rPr>
-      </w:r>
-    </w:p>
-    <w:p>
-      <w:pPr>
-        <w:pStyle w:val="993"/>
-        <w:pBdr/>
-        <w:spacing w:after="0" w:line="360" w:lineRule="auto"/>
-        <w:ind/>
-        <w:jc w:val="left"/>
-        <w:rPr>
-          <w:sz w:val="22"/>
-          <w:szCs w:val="22"/>
-        </w:rPr>
-      </w:pPr>
-      <w:r>
-        <w:rPr>
-          <w:sz w:val="22"/>
-          <w:szCs w:val="22"/>
-        </w:rPr>
-      </w:r>
-      <w:r>
-        <w:rPr>
-          <w:sz w:val="22"/>
-          <w:szCs w:val="22"/>
-        </w:rPr>
-      </w:r>
-      <w:r>
-        <w:rPr>
-          <w:sz w:val="22"/>
-          <w:szCs w:val="22"/>
-        </w:rPr>
-      </w:r>
-    </w:p>
-    <w:p>
-      <w:pPr>
-        <w:pStyle w:val="993"/>
-        <w:pBdr/>
-        <w:spacing w:after="0" w:line="360" w:lineRule="auto"/>
-        <w:ind/>
-        <w:jc w:val="left"/>
-        <w:rPr>
-          <w:sz w:val="22"/>
-          <w:szCs w:val="22"/>
-        </w:rPr>
-      </w:pPr>
-      <w:r>
-        <w:rPr>
-          <w:sz w:val="22"/>
-          <w:szCs w:val="22"/>
-        </w:rPr>
-        <w:t xml:space="preserve">BENETTI, Silvia Pereira da Cruz. </w:t>
-      </w:r>
-      <w:r>
-        <w:rPr>
-          <w:b/>
-          <w:bCs/>
-          <w:sz w:val="22"/>
-          <w:szCs w:val="22"/>
-        </w:rPr>
-        <w:t xml:space="preserve">Conflito conjugal: impacto no desenvolvimento psicológico da criança e do adolescente.</w:t>
-      </w:r>
-      <w:r>
-        <w:rPr>
-          <w:sz w:val="22"/>
-          <w:szCs w:val="22"/>
-        </w:rPr>
-        <w:t xml:space="preserve"> São Leopoldo: 2006</w:t>
-      </w:r>
-      <w:r>
-        <w:rPr>
-          <w:sz w:val="22"/>
-          <w:szCs w:val="22"/>
-        </w:rPr>
-      </w:r>
-      <w:r>
-        <w:rPr>
-          <w:sz w:val="22"/>
-          <w:szCs w:val="22"/>
-        </w:rPr>
-      </w:r>
-    </w:p>
-    <w:p>
-      <w:pPr>
-        <w:pStyle w:val="993"/>
-        <w:pBdr/>
-        <w:spacing w:after="0" w:line="360" w:lineRule="auto"/>
-        <w:ind/>
-        <w:jc w:val="left"/>
-        <w:rPr>
-          <w:sz w:val="22"/>
-          <w:szCs w:val="22"/>
-        </w:rPr>
-      </w:pPr>
-      <w:r>
-        <w:rPr>
-          <w:sz w:val="22"/>
-          <w:szCs w:val="22"/>
-        </w:rPr>
-      </w:r>
-      <w:r>
-        <w:rPr>
-          <w:sz w:val="22"/>
-          <w:szCs w:val="22"/>
-        </w:rPr>
-      </w:r>
-      <w:r>
-        <w:rPr>
-          <w:sz w:val="22"/>
-          <w:szCs w:val="22"/>
-        </w:rPr>
-      </w:r>
-    </w:p>
-    <w:p>
-      <w:pPr>
-        <w:pStyle w:val="993"/>
-        <w:pBdr/>
-        <w:spacing w:after="0" w:line="360" w:lineRule="auto"/>
-        <w:ind/>
-        <w:jc w:val="left"/>
-        <w:rPr>
-          <w:sz w:val="22"/>
-          <w:szCs w:val="22"/>
-        </w:rPr>
-      </w:pPr>
-      <w:r>
-        <w:rPr>
-          <w:sz w:val="22"/>
-          <w:szCs w:val="22"/>
-        </w:rPr>
-        <w:t xml:space="preserve">TEODORO, </w:t>
-      </w:r>
-      <w:r>
-        <w:rPr>
-          <w:sz w:val="22"/>
-          <w:szCs w:val="22"/>
-        </w:rPr>
-        <w:t xml:space="preserve">Maycoln</w:t>
-      </w:r>
-      <w:r>
-        <w:rPr>
-          <w:sz w:val="22"/>
-          <w:szCs w:val="22"/>
-        </w:rPr>
-        <w:t xml:space="preserve"> L. M. CARDOSO, Bruna Moraes. FREITAS, Ana Carolina </w:t>
-      </w:r>
-      <w:r>
-        <w:rPr>
-          <w:sz w:val="22"/>
-          <w:szCs w:val="22"/>
-        </w:rPr>
-        <w:t xml:space="preserve">Huff</w:t>
-      </w:r>
-      <w:r>
-        <w:rPr>
-          <w:sz w:val="22"/>
-          <w:szCs w:val="22"/>
-        </w:rPr>
-        <w:t xml:space="preserve">. </w:t>
-      </w:r>
-      <w:r>
-        <w:rPr>
-          <w:b/>
-          <w:bCs/>
-          <w:sz w:val="22"/>
-          <w:szCs w:val="22"/>
-        </w:rPr>
-        <w:t xml:space="preserve">Afetividade e conflito familiar e sua relação com a depressão em crianças e adolescentes</w:t>
-      </w:r>
-      <w:r>
-        <w:rPr>
-          <w:sz w:val="22"/>
-          <w:szCs w:val="22"/>
-        </w:rPr>
-        <w:t xml:space="preserve">. São Leopoldo:2010. </w:t>
-      </w:r>
-      <w:r>
-        <w:rPr>
-          <w:sz w:val="22"/>
-          <w:szCs w:val="22"/>
-        </w:rPr>
-      </w:r>
-      <w:r>
-        <w:rPr>
-          <w:sz w:val="22"/>
-          <w:szCs w:val="22"/>
-        </w:rPr>
-      </w:r>
-    </w:p>
-    <w:p>
-      <w:pPr>
-        <w:pStyle w:val="993"/>
-        <w:pBdr/>
-        <w:spacing w:after="0" w:line="360" w:lineRule="auto"/>
-        <w:ind/>
-        <w:jc w:val="left"/>
-        <w:rPr>
-          <w:sz w:val="22"/>
-          <w:szCs w:val="22"/>
-        </w:rPr>
-      </w:pPr>
-      <w:r>
-        <w:rPr>
-          <w:sz w:val="22"/>
-          <w:szCs w:val="22"/>
-        </w:rPr>
-      </w:r>
-      <w:r>
-        <w:rPr>
-          <w:sz w:val="22"/>
-          <w:szCs w:val="22"/>
-        </w:rPr>
-      </w:r>
-      <w:r>
-        <w:rPr>
-          <w:sz w:val="22"/>
-          <w:szCs w:val="22"/>
-        </w:rPr>
-      </w:r>
-    </w:p>
-    <w:p>
-      <w:pPr>
-        <w:pStyle w:val="993"/>
-        <w:pBdr/>
-        <w:spacing w:after="0" w:line="360" w:lineRule="auto"/>
-        <w:ind/>
-        <w:jc w:val="left"/>
-        <w:rPr>
-          <w:sz w:val="22"/>
-          <w:szCs w:val="22"/>
-        </w:rPr>
-      </w:pPr>
-      <w:r>
-        <w:rPr>
-          <w:sz w:val="22"/>
-          <w:szCs w:val="22"/>
-        </w:rPr>
-        <w:t xml:space="preserve">FRAGA, </w:t>
-      </w:r>
-      <w:r>
-        <w:rPr>
-          <w:sz w:val="22"/>
-          <w:szCs w:val="22"/>
-        </w:rPr>
-        <w:t xml:space="preserve">Bibiana</w:t>
-      </w:r>
-      <w:r>
-        <w:rPr>
-          <w:sz w:val="22"/>
-          <w:szCs w:val="22"/>
-        </w:rPr>
-        <w:t xml:space="preserve"> Pereira de.</w:t>
-      </w:r>
-      <w:r>
-        <w:rPr>
-          <w:b/>
-          <w:bCs/>
-          <w:sz w:val="22"/>
-          <w:szCs w:val="22"/>
-        </w:rPr>
-        <w:t xml:space="preserve"> Depressão na </w:t>
-      </w:r>
-      <w:r>
-        <w:rPr>
-          <w:b/>
-          <w:bCs/>
-          <w:sz w:val="22"/>
-          <w:szCs w:val="22"/>
-        </w:rPr>
-        <w:t xml:space="preserve">infância :</w:t>
-      </w:r>
-      <w:r>
-        <w:rPr>
-          <w:b/>
-          <w:bCs/>
-          <w:sz w:val="22"/>
-          <w:szCs w:val="22"/>
-        </w:rPr>
-        <w:t xml:space="preserve"> uma revisão de literatura.</w:t>
-      </w:r>
-      <w:r>
-        <w:rPr>
-          <w:sz w:val="22"/>
-          <w:szCs w:val="22"/>
-        </w:rPr>
-        <w:t xml:space="preserve"> 2015. Trabalho de conclusão de especialização (Especialização em Infância e Família) - Universidade Federal do Rio Grande do Sul, Porto Alegre, 2015</w:t>
-      </w:r>
-      <w:r>
-        <w:rPr>
-          <w:sz w:val="22"/>
-          <w:szCs w:val="22"/>
-        </w:rPr>
-      </w:r>
-      <w:r>
-        <w:rPr>
-          <w:sz w:val="22"/>
-          <w:szCs w:val="22"/>
-        </w:rPr>
-      </w:r>
-    </w:p>
-    <w:p>
-      <w:pPr>
-        <w:pStyle w:val="993"/>
-        <w:pBdr/>
-        <w:spacing w:after="0" w:line="360" w:lineRule="auto"/>
-        <w:ind/>
-        <w:jc w:val="left"/>
-        <w:rPr>
-          <w:sz w:val="22"/>
-          <w:szCs w:val="22"/>
-        </w:rPr>
-      </w:pPr>
-      <w:r>
-        <w:rPr>
-          <w:sz w:val="22"/>
-          <w:szCs w:val="22"/>
-        </w:rPr>
-      </w:r>
-      <w:r>
-        <w:rPr>
-          <w:sz w:val="22"/>
-          <w:szCs w:val="22"/>
-        </w:rPr>
-      </w:r>
-      <w:r>
-        <w:rPr>
-          <w:sz w:val="22"/>
-          <w:szCs w:val="22"/>
-        </w:rPr>
-      </w:r>
-    </w:p>
-    <w:p>
-      <w:pPr>
-        <w:pStyle w:val="993"/>
-        <w:pBdr/>
-        <w:spacing w:after="0" w:line="360" w:lineRule="auto"/>
-        <w:ind/>
-        <w:jc w:val="left"/>
-        <w:rPr>
-          <w:sz w:val="22"/>
-          <w:szCs w:val="22"/>
-          <w:highlight w:val="none"/>
-        </w:rPr>
-      </w:pPr>
-      <w:r>
-        <w:rPr>
-          <w:sz w:val="22"/>
-          <w:szCs w:val="22"/>
-        </w:rPr>
-        <w:t xml:space="preserve">Schönhofen</w:t>
-      </w:r>
-      <w:r>
-        <w:rPr>
-          <w:sz w:val="22"/>
-          <w:szCs w:val="22"/>
-        </w:rPr>
-        <w:t xml:space="preserve">, Frederico de Lima </w:t>
-      </w:r>
-      <w:r>
-        <w:rPr>
-          <w:i/>
-          <w:iCs/>
-          <w:sz w:val="22"/>
-          <w:szCs w:val="22"/>
-        </w:rPr>
-        <w:t xml:space="preserve">et al. </w:t>
-      </w:r>
-      <w:r>
-        <w:rPr>
-          <w:b/>
-          <w:bCs/>
-          <w:sz w:val="22"/>
-          <w:szCs w:val="22"/>
-        </w:rPr>
         <w:t xml:space="preserve">Transtorno de ansiedade generalizada entre estudantes de cursos de pré-vestibular. </w:t>
       </w:r>
       <w:r>
@@ -11212,6 +11639,7 @@
           <w:i w:val="0"/>
           <w:sz w:val="22"/>
           <w:szCs w:val="22"/>
+          <w:highlight w:val="none"/>
         </w:rPr>
       </w:pPr>
       <w:r>
@@ -11278,6 +11706,158 @@
           <w:szCs w:val="22"/>
         </w:rPr>
         <w:t xml:space="preserve"> Recife: 2025</w:t>
+      </w:r>
+      <w:r>
+        <w:rPr>
+          <w:bCs w:val="0"/>
+          <w:i w:val="0"/>
+          <w:sz w:val="22"/>
+          <w:szCs w:val="22"/>
+          <w:highlight w:val="none"/>
+        </w:rPr>
+      </w:r>
+      <w:r>
+        <w:rPr>
+          <w:bCs w:val="0"/>
+          <w:i w:val="0"/>
+          <w:sz w:val="22"/>
+          <w:szCs w:val="22"/>
+          <w:highlight w:val="none"/>
+        </w:rPr>
+      </w:r>
+    </w:p>
+    <w:p>
+      <w:pPr>
+        <w:pStyle w:val="993"/>
+        <w:pBdr/>
+        <w:spacing w:after="0" w:line="360" w:lineRule="auto"/>
+        <w:ind/>
+        <w:jc w:val="left"/>
+        <w:rPr>
+          <w:bCs w:val="0"/>
+          <w:i w:val="0"/>
+          <w:sz w:val="22"/>
+          <w:szCs w:val="22"/>
+        </w:rPr>
+      </w:pPr>
+      <w:r>
+        <w:rPr>
+          <w:bCs w:val="0"/>
+          <w:i w:val="0"/>
+          <w:sz w:val="22"/>
+          <w:szCs w:val="22"/>
+        </w:rPr>
+      </w:r>
+      <w:r>
+        <w:rPr>
+          <w:bCs w:val="0"/>
+          <w:i w:val="0"/>
+          <w:sz w:val="22"/>
+          <w:szCs w:val="22"/>
+        </w:rPr>
+      </w:r>
+      <w:r>
+        <w:rPr>
+          <w:bCs w:val="0"/>
+          <w:i w:val="0"/>
+          <w:sz w:val="22"/>
+          <w:szCs w:val="22"/>
+        </w:rPr>
+      </w:r>
+    </w:p>
+    <w:p>
+      <w:pPr>
+        <w:pStyle w:val="993"/>
+        <w:pBdr/>
+        <w:spacing w:after="0" w:line="360" w:lineRule="auto"/>
+        <w:ind/>
+        <w:jc w:val="left"/>
+        <w:rPr>
+          <w:bCs w:val="0"/>
+          <w:i w:val="0"/>
+          <w:sz w:val="22"/>
+          <w:szCs w:val="22"/>
+        </w:rPr>
+      </w:pPr>
+      <w:r>
+        <w:rPr>
+          <w:bCs w:val="0"/>
+          <w:i w:val="0"/>
+          <w:sz w:val="22"/>
+          <w:szCs w:val="22"/>
+          <w:highlight w:val="none"/>
+        </w:rPr>
+      </w:r>
+      <w:r>
+        <w:rPr>
+          <w:bCs w:val="0"/>
+          <w:i w:val="0"/>
+          <w:sz w:val="22"/>
+          <w:szCs w:val="22"/>
+          <w:highlight w:val="none"/>
+        </w:rPr>
+        <w:t xml:space="preserve">CRONE,  Eveline. van DRUNEN, Lina. </w:t>
+      </w:r>
+      <w:r>
+        <w:rPr>
+          <w:b/>
+          <w:bCs/>
+          <w:i w:val="0"/>
+          <w:sz w:val="22"/>
+          <w:szCs w:val="22"/>
+          <w:highlight w:val="none"/>
+        </w:rPr>
+        <w:t xml:space="preserve">Development of Self-Concept in Childhood and Adolescence: How Neuroscience Can Inform Theory and Vice Versa</w:t>
+      </w:r>
+      <w:r>
+        <w:rPr>
+          <w:bCs w:val="0"/>
+          <w:i w:val="0"/>
+          <w:sz w:val="22"/>
+          <w:szCs w:val="22"/>
+          <w:highlight w:val="none"/>
+        </w:rPr>
+        <w:t xml:space="preserve">. Leiden: PubMed, 2024</w:t>
+      </w:r>
+      <w:r>
+        <w:rPr>
+          <w:bCs w:val="0"/>
+          <w:i w:val="0"/>
+          <w:sz w:val="22"/>
+          <w:szCs w:val="22"/>
+          <w:highlight w:val="none"/>
+        </w:rPr>
+        <w:t xml:space="preserve">. Disponível em: </w:t>
+      </w:r>
+      <w:r>
+        <w:rPr>
+          <w:bCs w:val="0"/>
+          <w:i w:val="0"/>
+          <w:sz w:val="22"/>
+          <w:szCs w:val="22"/>
+          <w:highlight w:val="none"/>
+        </w:rPr>
+        <w:t xml:space="preserve">https://pubmed.ncbi.nlm.nih.gov/39816529/</w:t>
+      </w:r>
+      <w:r>
+        <w:rPr>
+          <w:bCs w:val="0"/>
+          <w:i w:val="0"/>
+          <w:sz w:val="22"/>
+          <w:szCs w:val="22"/>
+          <w:highlight w:val="none"/>
+        </w:rPr>
+        <w:t xml:space="preserve">.</w:t>
+      </w:r>
+      <w:r>
+        <w:rPr>
+          <w:bCs w:val="0"/>
+          <w:i w:val="0"/>
+          <w:sz w:val="22"/>
+          <w:szCs w:val="22"/>
+          <w:highlight w:val="none"/>
+        </w:rPr>
+        <w:t xml:space="preserve"> Acesso em: 5 out. 2026</w:t>
       </w:r>
       <w:r>
         <w:rPr>
